--- a/Ambianz rough.docx
+++ b/Ambianz rough.docx
@@ -4023,29 +4023,7 @@
           <w:sz w:val="21"/>
           <w:szCs w:val="21"/>
         </w:rPr>
-        <w:t xml:space="preserve">Provide two desktop </w:t>
-      </w:r>
-      <w:proofErr w:type="spellStart"/>
-      <w:r>
-        <w:rPr>
-          <w:rFonts w:eastAsia="Times New Roman" w:cstheme="minorHAnsi"/>
-          <w:color w:val="131126"/>
-          <w:spacing w:val="2"/>
-          <w:sz w:val="21"/>
-          <w:szCs w:val="21"/>
-        </w:rPr>
-        <w:t>artboards</w:t>
-      </w:r>
-      <w:proofErr w:type="spellEnd"/>
-      <w:r>
-        <w:rPr>
-          <w:rFonts w:eastAsia="Times New Roman" w:cstheme="minorHAnsi"/>
-          <w:color w:val="131126"/>
-          <w:spacing w:val="2"/>
-          <w:sz w:val="21"/>
-          <w:szCs w:val="21"/>
-        </w:rPr>
-        <w:t>: 1440px (primary) and 1366px (laptop) with consistent grid and spacing.</w:t>
+        <w:t>Provide two desktop artboards: 1440px (primary) and 1366px (laptop) with consistent grid and spacing.</w:t>
       </w:r>
     </w:p>
     <w:p>
@@ -4124,5024 +4102,8 @@
           <w:rFonts w:cstheme="minorHAnsi"/>
         </w:rPr>
       </w:pPr>
-    </w:p>
-    <w:p>
-      <w:pPr>
-        <w:rPr>
-          <w:shd w:val="clear" w:color="auto" w:fill="EFEDFD"/>
-        </w:rPr>
-      </w:pPr>
-      <w:proofErr w:type="spellStart"/>
-      <w:proofErr w:type="gramStart"/>
-      <w:r>
-        <w:rPr>
-          <w:shd w:val="clear" w:color="auto" w:fill="EFEDFD"/>
-        </w:rPr>
-        <w:t>i</w:t>
-      </w:r>
-      <w:proofErr w:type="spellEnd"/>
-      <w:proofErr w:type="gramEnd"/>
-      <w:r>
-        <w:rPr>
-          <w:shd w:val="clear" w:color="auto" w:fill="EFEDFD"/>
-        </w:rPr>
-        <w:t xml:space="preserve"> am trying making a website for a company called </w:t>
-      </w:r>
-      <w:proofErr w:type="spellStart"/>
-      <w:r>
-        <w:rPr>
-          <w:shd w:val="clear" w:color="auto" w:fill="EFEDFD"/>
-        </w:rPr>
-        <w:t>Ambianz</w:t>
-      </w:r>
-      <w:proofErr w:type="spellEnd"/>
-      <w:r>
-        <w:rPr>
-          <w:shd w:val="clear" w:color="auto" w:fill="EFEDFD"/>
-        </w:rPr>
-        <w:t xml:space="preserve"> Solutions </w:t>
-      </w:r>
-      <w:proofErr w:type="spellStart"/>
-      <w:r>
-        <w:rPr>
-          <w:shd w:val="clear" w:color="auto" w:fill="EFEDFD"/>
-        </w:rPr>
-        <w:t>pvt</w:t>
-      </w:r>
-      <w:proofErr w:type="spellEnd"/>
-      <w:r>
-        <w:rPr>
-          <w:shd w:val="clear" w:color="auto" w:fill="EFEDFD"/>
-        </w:rPr>
-        <w:t xml:space="preserve"> ltd my goal is to make website for them which is</w:t>
-      </w:r>
-      <w:r>
-        <w:rPr>
-          <w:shd w:val="clear" w:color="auto" w:fill="EFEDFD"/>
-        </w:rPr>
-        <w:t xml:space="preserve"> both</w:t>
-      </w:r>
-      <w:r>
-        <w:rPr>
-          <w:shd w:val="clear" w:color="auto" w:fill="EFEDFD"/>
-        </w:rPr>
-        <w:t xml:space="preserve"> ecommerce</w:t>
-      </w:r>
-      <w:r>
-        <w:rPr>
-          <w:shd w:val="clear" w:color="auto" w:fill="EFEDFD"/>
-        </w:rPr>
-        <w:t xml:space="preserve"> and services</w:t>
-      </w:r>
-      <w:r>
-        <w:rPr>
-          <w:shd w:val="clear" w:color="auto" w:fill="EFEDFD"/>
-        </w:rPr>
-        <w:t xml:space="preserve"> style website. </w:t>
-      </w:r>
-      <w:proofErr w:type="spellStart"/>
-      <w:r>
-        <w:rPr>
-          <w:shd w:val="clear" w:color="auto" w:fill="EFEDFD"/>
-        </w:rPr>
-        <w:t>Ambianz</w:t>
-      </w:r>
-      <w:proofErr w:type="spellEnd"/>
-      <w:r>
-        <w:rPr>
-          <w:shd w:val="clear" w:color="auto" w:fill="EFEDFD"/>
-        </w:rPr>
-        <w:t xml:space="preserve"> specializes in delivering many </w:t>
-      </w:r>
-      <w:r>
-        <w:rPr>
-          <w:shd w:val="clear" w:color="auto" w:fill="EFEDFD"/>
-        </w:rPr>
-        <w:t xml:space="preserve">services include </w:t>
-      </w:r>
-      <w:r>
-        <w:rPr>
-          <w:shd w:val="clear" w:color="auto" w:fill="EFEDFD"/>
-        </w:rPr>
-        <w:t xml:space="preserve">modern kitchen , doors, wardrobes, media walls </w:t>
-      </w:r>
-      <w:r>
-        <w:rPr>
-          <w:shd w:val="clear" w:color="auto" w:fill="EFEDFD"/>
-        </w:rPr>
-        <w:t xml:space="preserve">they made bespoke door , then beautiful modern kitchen , all kind of wardrobes and different types of media walls </w:t>
-      </w:r>
-      <w:r>
-        <w:rPr>
-          <w:shd w:val="clear" w:color="auto" w:fill="EFEDFD"/>
-        </w:rPr>
-        <w:t>these are their s</w:t>
-      </w:r>
-      <w:r>
-        <w:rPr>
-          <w:shd w:val="clear" w:color="auto" w:fill="EFEDFD"/>
-        </w:rPr>
-        <w:t>ervices they make these 4  and things and e</w:t>
-      </w:r>
-      <w:r>
-        <w:rPr>
-          <w:shd w:val="clear" w:color="auto" w:fill="EFEDFD"/>
-        </w:rPr>
-        <w:t>xecute and install them</w:t>
-      </w:r>
-      <w:r>
-        <w:rPr>
-          <w:shd w:val="clear" w:color="auto" w:fill="EFEDFD"/>
-        </w:rPr>
-        <w:t xml:space="preserve"> in different places they provide the client 3D drawing then client see and agree on 3d then they take project and send quotation </w:t>
-      </w:r>
-      <w:proofErr w:type="spellStart"/>
-      <w:r>
-        <w:rPr>
-          <w:shd w:val="clear" w:color="auto" w:fill="EFEDFD"/>
-        </w:rPr>
-        <w:t>etc</w:t>
-      </w:r>
-      <w:proofErr w:type="spellEnd"/>
-      <w:r>
-        <w:rPr>
-          <w:shd w:val="clear" w:color="auto" w:fill="EFEDFD"/>
-        </w:rPr>
-        <w:t xml:space="preserve"> you can say they provide this kind of interior services to home places interior look beautiful</w:t>
-      </w:r>
-      <w:r>
-        <w:rPr>
-          <w:shd w:val="clear" w:color="auto" w:fill="EFEDFD"/>
-        </w:rPr>
-        <w:t>. The oth</w:t>
-      </w:r>
-      <w:r>
-        <w:rPr>
-          <w:shd w:val="clear" w:color="auto" w:fill="EFEDFD"/>
-        </w:rPr>
-        <w:t xml:space="preserve">er main purpose of their website which is actually main purpose </w:t>
-      </w:r>
-      <w:r>
-        <w:rPr>
-          <w:shd w:val="clear" w:color="auto" w:fill="EFEDFD"/>
-        </w:rPr>
-        <w:t xml:space="preserve"> </w:t>
-      </w:r>
-      <w:proofErr w:type="spellStart"/>
-      <w:r>
-        <w:rPr>
-          <w:shd w:val="clear" w:color="auto" w:fill="EFEDFD"/>
-        </w:rPr>
-        <w:t>is</w:t>
-      </w:r>
-      <w:proofErr w:type="spellEnd"/>
-      <w:r>
-        <w:rPr>
-          <w:shd w:val="clear" w:color="auto" w:fill="EFEDFD"/>
-        </w:rPr>
-        <w:t xml:space="preserve"> its </w:t>
-      </w:r>
-      <w:proofErr w:type="spellStart"/>
-      <w:r>
-        <w:rPr>
-          <w:shd w:val="clear" w:color="auto" w:fill="EFEDFD"/>
-        </w:rPr>
-        <w:t>gonna</w:t>
-      </w:r>
-      <w:proofErr w:type="spellEnd"/>
-      <w:r>
-        <w:rPr>
-          <w:shd w:val="clear" w:color="auto" w:fill="EFEDFD"/>
-        </w:rPr>
-        <w:t xml:space="preserve"> be an ecommerce </w:t>
-      </w:r>
-      <w:r>
-        <w:rPr>
-          <w:shd w:val="clear" w:color="auto" w:fill="EFEDFD"/>
-        </w:rPr>
-        <w:t xml:space="preserve">website just like famous websites </w:t>
-      </w:r>
-      <w:proofErr w:type="spellStart"/>
-      <w:r>
-        <w:rPr>
-          <w:shd w:val="clear" w:color="auto" w:fill="EFEDFD"/>
-        </w:rPr>
-        <w:t>wayfair</w:t>
-      </w:r>
-      <w:proofErr w:type="spellEnd"/>
-      <w:r>
-        <w:rPr>
-          <w:shd w:val="clear" w:color="auto" w:fill="EFEDFD"/>
-        </w:rPr>
-        <w:t xml:space="preserve">, rejuvenation, </w:t>
-      </w:r>
-      <w:proofErr w:type="spellStart"/>
-      <w:r>
-        <w:rPr>
-          <w:shd w:val="clear" w:color="auto" w:fill="EFEDFD"/>
-        </w:rPr>
-        <w:t>westelm</w:t>
-      </w:r>
-      <w:proofErr w:type="spellEnd"/>
-      <w:r>
-        <w:rPr>
-          <w:shd w:val="clear" w:color="auto" w:fill="EFEDFD"/>
-        </w:rPr>
-        <w:t xml:space="preserve">, </w:t>
-      </w:r>
-      <w:proofErr w:type="spellStart"/>
-      <w:r>
-        <w:rPr>
-          <w:shd w:val="clear" w:color="auto" w:fill="EFEDFD"/>
-        </w:rPr>
-        <w:t>zgallerie</w:t>
-      </w:r>
-      <w:proofErr w:type="spellEnd"/>
-      <w:r>
-        <w:rPr>
-          <w:shd w:val="clear" w:color="auto" w:fill="EFEDFD"/>
-        </w:rPr>
-        <w:t xml:space="preserve"> the only difference is those websites do not provide services and </w:t>
-      </w:r>
-      <w:proofErr w:type="spellStart"/>
-      <w:r>
-        <w:rPr>
-          <w:shd w:val="clear" w:color="auto" w:fill="EFEDFD"/>
-        </w:rPr>
-        <w:t>ambianz</w:t>
-      </w:r>
-      <w:proofErr w:type="spellEnd"/>
-      <w:r>
-        <w:rPr>
-          <w:shd w:val="clear" w:color="auto" w:fill="EFEDFD"/>
-        </w:rPr>
-        <w:t xml:space="preserve"> does  and for the services section of </w:t>
-      </w:r>
-      <w:proofErr w:type="spellStart"/>
-      <w:r>
-        <w:rPr>
-          <w:shd w:val="clear" w:color="auto" w:fill="EFEDFD"/>
-        </w:rPr>
-        <w:t>ambianz</w:t>
-      </w:r>
-      <w:proofErr w:type="spellEnd"/>
-      <w:r>
-        <w:rPr>
-          <w:shd w:val="clear" w:color="auto" w:fill="EFEDFD"/>
-        </w:rPr>
-        <w:t xml:space="preserve"> , </w:t>
-      </w:r>
-      <w:proofErr w:type="spellStart"/>
-      <w:r>
-        <w:rPr>
-          <w:shd w:val="clear" w:color="auto" w:fill="EFEDFD"/>
-        </w:rPr>
-        <w:t>ambianz</w:t>
-      </w:r>
-      <w:proofErr w:type="spellEnd"/>
-      <w:r>
-        <w:rPr>
-          <w:shd w:val="clear" w:color="auto" w:fill="EFEDFD"/>
-        </w:rPr>
-        <w:t xml:space="preserve"> provide services </w:t>
-      </w:r>
-      <w:r>
-        <w:rPr>
-          <w:shd w:val="clear" w:color="auto" w:fill="EFEDFD"/>
-        </w:rPr>
-        <w:lastRenderedPageBreak/>
-        <w:t xml:space="preserve">like the famous websites for example onabox.co.uk and </w:t>
-      </w:r>
-      <w:hyperlink r:id="rId5" w:history="1">
-        <w:r>
-          <w:rPr>
-            <w:rStyle w:val="Hyperlink"/>
-            <w:shd w:val="clear" w:color="auto" w:fill="EFEDFD"/>
-          </w:rPr>
-          <w:t>https://www.dpbespokefittedfurniture.co.uk/</w:t>
-        </w:r>
-      </w:hyperlink>
-      <w:r>
-        <w:rPr>
-          <w:shd w:val="clear" w:color="auto" w:fill="EFEDFD"/>
-        </w:rPr>
-        <w:t xml:space="preserve"> so  that means </w:t>
-      </w:r>
-      <w:proofErr w:type="spellStart"/>
-      <w:r>
-        <w:rPr>
-          <w:shd w:val="clear" w:color="auto" w:fill="EFEDFD"/>
-        </w:rPr>
-        <w:t>ambianz</w:t>
-      </w:r>
-      <w:proofErr w:type="spellEnd"/>
-      <w:r>
-        <w:rPr>
-          <w:shd w:val="clear" w:color="auto" w:fill="EFEDFD"/>
-        </w:rPr>
-        <w:t xml:space="preserve"> </w:t>
-      </w:r>
-      <w:r>
-        <w:rPr>
-          <w:shd w:val="clear" w:color="auto" w:fill="EFEDFD"/>
-        </w:rPr>
-        <w:t>will</w:t>
-      </w:r>
-      <w:r>
-        <w:rPr>
-          <w:shd w:val="clear" w:color="auto" w:fill="EFEDFD"/>
-        </w:rPr>
-        <w:t xml:space="preserve"> be doing 2 things selling and services so </w:t>
-      </w:r>
-      <w:proofErr w:type="spellStart"/>
-      <w:r>
-        <w:rPr>
-          <w:shd w:val="clear" w:color="auto" w:fill="EFEDFD"/>
-        </w:rPr>
-        <w:t>ambianz</w:t>
-      </w:r>
-      <w:proofErr w:type="spellEnd"/>
-      <w:r>
-        <w:rPr>
-          <w:shd w:val="clear" w:color="auto" w:fill="EFEDFD"/>
-        </w:rPr>
-        <w:t xml:space="preserve"> will  also</w:t>
-      </w:r>
-      <w:r>
-        <w:rPr>
-          <w:shd w:val="clear" w:color="auto" w:fill="EFEDFD"/>
-        </w:rPr>
-        <w:t xml:space="preserve"> be selling home related and decor related products their products include furniture and in furniture there are types of furniture they included which is office </w:t>
-      </w:r>
-      <w:r>
-        <w:rPr>
-          <w:shd w:val="clear" w:color="auto" w:fill="EFEDFD"/>
-        </w:rPr>
-        <w:t>furniture</w:t>
-      </w:r>
-      <w:r>
-        <w:rPr>
-          <w:shd w:val="clear" w:color="auto" w:fill="EFEDFD"/>
-        </w:rPr>
-        <w:t xml:space="preserve"> home furniture like consoles, coffee table </w:t>
-      </w:r>
-      <w:r>
-        <w:rPr>
-          <w:shd w:val="clear" w:color="auto" w:fill="EFEDFD"/>
-        </w:rPr>
-        <w:t>dining</w:t>
-      </w:r>
-      <w:r>
-        <w:rPr>
-          <w:shd w:val="clear" w:color="auto" w:fill="EFEDFD"/>
-        </w:rPr>
-        <w:t xml:space="preserve"> table , </w:t>
-      </w:r>
-      <w:r>
-        <w:rPr>
-          <w:shd w:val="clear" w:color="auto" w:fill="EFEDFD"/>
-        </w:rPr>
-        <w:t>chairs, dressers</w:t>
-      </w:r>
-      <w:r>
-        <w:rPr>
-          <w:shd w:val="clear" w:color="auto" w:fill="EFEDFD"/>
-        </w:rPr>
-        <w:t xml:space="preserve">, then their other product is lighting which includes </w:t>
-      </w:r>
-      <w:r>
-        <w:rPr>
-          <w:shd w:val="clear" w:color="auto" w:fill="EFEDFD"/>
-        </w:rPr>
-        <w:t>different</w:t>
-      </w:r>
-      <w:r>
-        <w:rPr>
-          <w:shd w:val="clear" w:color="auto" w:fill="EFEDFD"/>
-        </w:rPr>
-        <w:t xml:space="preserve"> types of ceiling lights, lamps solar lights then the other is hardware like </w:t>
-      </w:r>
-      <w:r>
-        <w:rPr>
-          <w:shd w:val="clear" w:color="auto" w:fill="EFEDFD"/>
-        </w:rPr>
-        <w:t>cabinetry</w:t>
-      </w:r>
-      <w:r>
-        <w:rPr>
-          <w:shd w:val="clear" w:color="auto" w:fill="EFEDFD"/>
-        </w:rPr>
-        <w:t xml:space="preserve"> </w:t>
-      </w:r>
-      <w:r>
-        <w:rPr>
-          <w:shd w:val="clear" w:color="auto" w:fill="EFEDFD"/>
-        </w:rPr>
-        <w:t>hardware</w:t>
-      </w:r>
-      <w:r>
-        <w:rPr>
-          <w:shd w:val="clear" w:color="auto" w:fill="EFEDFD"/>
-        </w:rPr>
-        <w:t xml:space="preserve"> door hardware then there other products are mirrors like standing mirror floor mirror handing mirror then their other products is variety of home and wall decor like planters , curtains, </w:t>
-      </w:r>
-      <w:r>
-        <w:rPr>
-          <w:shd w:val="clear" w:color="auto" w:fill="EFEDFD"/>
-        </w:rPr>
-        <w:t>plants. Pots</w:t>
-      </w:r>
-      <w:r>
-        <w:rPr>
-          <w:shd w:val="clear" w:color="auto" w:fill="EFEDFD"/>
-        </w:rPr>
-        <w:t xml:space="preserve"> </w:t>
-      </w:r>
-      <w:r>
-        <w:rPr>
-          <w:shd w:val="clear" w:color="auto" w:fill="EFEDFD"/>
-        </w:rPr>
-        <w:t xml:space="preserve">clocks, candles. </w:t>
-      </w:r>
-    </w:p>
-    <w:p>
-      <w:pPr>
-        <w:rPr>
-          <w:shd w:val="clear" w:color="auto" w:fill="EFEDFD"/>
-        </w:rPr>
-      </w:pPr>
-      <w:r>
-        <w:rPr>
-          <w:shd w:val="clear" w:color="auto" w:fill="EFEDFD"/>
-        </w:rPr>
-        <w:t xml:space="preserve"> so </w:t>
-      </w:r>
-      <w:proofErr w:type="spellStart"/>
-      <w:r>
-        <w:rPr>
-          <w:shd w:val="clear" w:color="auto" w:fill="EFEDFD"/>
-        </w:rPr>
-        <w:t>i</w:t>
-      </w:r>
-      <w:proofErr w:type="spellEnd"/>
-      <w:r>
-        <w:rPr>
-          <w:shd w:val="clear" w:color="auto" w:fill="EFEDFD"/>
-        </w:rPr>
-        <w:t xml:space="preserve"> </w:t>
-      </w:r>
-      <w:r>
-        <w:rPr>
-          <w:shd w:val="clear" w:color="auto" w:fill="EFEDFD"/>
-        </w:rPr>
-        <w:t>want to</w:t>
-      </w:r>
-      <w:r>
-        <w:rPr>
-          <w:shd w:val="clear" w:color="auto" w:fill="EFEDFD"/>
-        </w:rPr>
-        <w:t xml:space="preserve"> make a website which </w:t>
-      </w:r>
-      <w:r>
-        <w:rPr>
-          <w:shd w:val="clear" w:color="auto" w:fill="EFEDFD"/>
-        </w:rPr>
-        <w:t>include</w:t>
-      </w:r>
-      <w:r>
-        <w:rPr>
-          <w:shd w:val="clear" w:color="auto" w:fill="EFEDFD"/>
-        </w:rPr>
-        <w:t xml:space="preserve"> all these things like theirs services and w</w:t>
-      </w:r>
-      <w:r>
-        <w:rPr>
-          <w:shd w:val="clear" w:color="auto" w:fill="EFEDFD"/>
-        </w:rPr>
-        <w:t>h</w:t>
-      </w:r>
-      <w:r>
-        <w:rPr>
-          <w:shd w:val="clear" w:color="auto" w:fill="EFEDFD"/>
-        </w:rPr>
-        <w:t>at they are selling and details of every product like if someone open the ceiling light they get different types of ceiling lights</w:t>
-      </w:r>
-      <w:r>
-        <w:rPr>
-          <w:shd w:val="clear" w:color="auto" w:fill="EFEDFD"/>
-        </w:rPr>
-        <w:t xml:space="preserve"> </w:t>
-      </w:r>
-      <w:proofErr w:type="gramStart"/>
-      <w:r>
-        <w:rPr>
-          <w:shd w:val="clear" w:color="auto" w:fill="EFEDFD"/>
-        </w:rPr>
-        <w:t xml:space="preserve">and </w:t>
-      </w:r>
-      <w:r>
-        <w:rPr>
-          <w:shd w:val="clear" w:color="auto" w:fill="EFEDFD"/>
-        </w:rPr>
-        <w:t xml:space="preserve"> its</w:t>
-      </w:r>
-      <w:proofErr w:type="gramEnd"/>
-      <w:r>
-        <w:rPr>
-          <w:shd w:val="clear" w:color="auto" w:fill="EFEDFD"/>
-        </w:rPr>
-        <w:t xml:space="preserve"> </w:t>
-      </w:r>
-      <w:r>
-        <w:rPr>
-          <w:shd w:val="clear" w:color="auto" w:fill="EFEDFD"/>
-        </w:rPr>
-        <w:t>details</w:t>
-      </w:r>
-      <w:r>
-        <w:rPr>
-          <w:shd w:val="clear" w:color="auto" w:fill="EFEDFD"/>
-        </w:rPr>
-        <w:t xml:space="preserve"> then if someone see their kitchen services they can see 3D of all the kitchen of all the media walls wardrobe and request a quotes and if someone see consoles they can add it to the cart and an admin panel to add or delete products </w:t>
-      </w:r>
-      <w:proofErr w:type="spellStart"/>
-      <w:r>
-        <w:rPr>
-          <w:shd w:val="clear" w:color="auto" w:fill="EFEDFD"/>
-        </w:rPr>
-        <w:t>etc</w:t>
-      </w:r>
-      <w:proofErr w:type="spellEnd"/>
-      <w:r>
-        <w:rPr>
-          <w:shd w:val="clear" w:color="auto" w:fill="EFEDFD"/>
-        </w:rPr>
-        <w:t xml:space="preserve"> so this is my goal</w:t>
-      </w:r>
-    </w:p>
-    <w:p>
-      <w:pPr>
-        <w:rPr>
-          <w:shd w:val="clear" w:color="auto" w:fill="EFEDFD"/>
-        </w:rPr>
-      </w:pPr>
-    </w:p>
-    <w:p>
-      <w:pPr>
-        <w:rPr>
-          <w:shd w:val="clear" w:color="auto" w:fill="EFEDFD"/>
-        </w:rPr>
-      </w:pPr>
-      <w:r>
-        <w:rPr>
-          <w:shd w:val="clear" w:color="auto" w:fill="EFEDFD"/>
-        </w:rPr>
-        <w:t xml:space="preserve">let  talk about the design I want a very nice eye catchy yet minimalistic yet modern design for my website which include everything so design should be similar to those website I told you means a mixture of those websites modern design not typical design and also should be user friendly as well since </w:t>
-      </w:r>
-      <w:proofErr w:type="spellStart"/>
-      <w:r>
-        <w:rPr>
-          <w:shd w:val="clear" w:color="auto" w:fill="EFEDFD"/>
-        </w:rPr>
-        <w:t>im</w:t>
-      </w:r>
-      <w:proofErr w:type="spellEnd"/>
-      <w:r>
-        <w:rPr>
-          <w:shd w:val="clear" w:color="auto" w:fill="EFEDFD"/>
-        </w:rPr>
-        <w:t xml:space="preserve"> making it in react using </w:t>
-      </w:r>
-      <w:proofErr w:type="spellStart"/>
-      <w:r>
-        <w:rPr>
-          <w:shd w:val="clear" w:color="auto" w:fill="EFEDFD"/>
-        </w:rPr>
-        <w:t>nodejs</w:t>
-      </w:r>
-      <w:proofErr w:type="spellEnd"/>
-      <w:r>
-        <w:rPr>
-          <w:shd w:val="clear" w:color="auto" w:fill="EFEDFD"/>
-        </w:rPr>
-        <w:t xml:space="preserve"> </w:t>
-      </w:r>
-      <w:proofErr w:type="spellStart"/>
-      <w:r>
-        <w:rPr>
-          <w:shd w:val="clear" w:color="auto" w:fill="EFEDFD"/>
-        </w:rPr>
-        <w:t>mern</w:t>
-      </w:r>
-      <w:proofErr w:type="spellEnd"/>
-      <w:r>
-        <w:rPr>
-          <w:shd w:val="clear" w:color="auto" w:fill="EFEDFD"/>
-        </w:rPr>
-        <w:t xml:space="preserve"> stack so I want you to design UI’s for me and I want you to design all screens for me means homepage ,shop,  services , about, contact   I can explain my design with you </w:t>
-      </w:r>
-    </w:p>
-    <w:p>
-      <w:pPr>
-        <w:rPr>
-          <w:shd w:val="clear" w:color="auto" w:fill="EFEDFD"/>
-        </w:rPr>
-      </w:pPr>
-      <w:r>
-        <w:rPr>
-          <w:shd w:val="clear" w:color="auto" w:fill="EFEDFD"/>
-        </w:rPr>
-        <w:t xml:space="preserve">I want first of all homepage means main page </w:t>
-      </w:r>
-      <w:proofErr w:type="spellStart"/>
-      <w:r>
-        <w:rPr>
-          <w:shd w:val="clear" w:color="auto" w:fill="EFEDFD"/>
-        </w:rPr>
-        <w:t>frontpage</w:t>
-      </w:r>
-      <w:proofErr w:type="spellEnd"/>
-      <w:r>
-        <w:rPr>
-          <w:shd w:val="clear" w:color="auto" w:fill="EFEDFD"/>
-        </w:rPr>
-        <w:t xml:space="preserve"> I want that on the top there is </w:t>
-      </w:r>
-      <w:proofErr w:type="spellStart"/>
-      <w:r>
-        <w:rPr>
-          <w:shd w:val="clear" w:color="auto" w:fill="EFEDFD"/>
-        </w:rPr>
-        <w:t>ambianz</w:t>
-      </w:r>
-      <w:proofErr w:type="spellEnd"/>
-      <w:r>
-        <w:rPr>
-          <w:shd w:val="clear" w:color="auto" w:fill="EFEDFD"/>
-        </w:rPr>
-        <w:t xml:space="preserve"> logo and </w:t>
-      </w:r>
-      <w:proofErr w:type="spellStart"/>
-      <w:r>
-        <w:rPr>
-          <w:shd w:val="clear" w:color="auto" w:fill="EFEDFD"/>
-        </w:rPr>
-        <w:t>searchbar</w:t>
-      </w:r>
-      <w:proofErr w:type="spellEnd"/>
-      <w:r>
-        <w:rPr>
-          <w:shd w:val="clear" w:color="auto" w:fill="EFEDFD"/>
-        </w:rPr>
-        <w:t xml:space="preserve"> and on one side HOME , SHOP , SERVICES , CONTACT and below there is secondary </w:t>
-      </w:r>
-      <w:proofErr w:type="spellStart"/>
-      <w:r>
-        <w:rPr>
-          <w:shd w:val="clear" w:color="auto" w:fill="EFEDFD"/>
-        </w:rPr>
-        <w:t>navbar</w:t>
-      </w:r>
-      <w:proofErr w:type="spellEnd"/>
-      <w:r>
-        <w:rPr>
-          <w:shd w:val="clear" w:color="auto" w:fill="EFEDFD"/>
-        </w:rPr>
-        <w:t xml:space="preserve"> with all the main products heading with its sub categories  means lighting, furniture, home and wall décor , mirrors , hardware curtains </w:t>
-      </w:r>
-      <w:proofErr w:type="spellStart"/>
-      <w:r>
-        <w:rPr>
-          <w:shd w:val="clear" w:color="auto" w:fill="EFEDFD"/>
-        </w:rPr>
-        <w:t>etc</w:t>
-      </w:r>
-      <w:proofErr w:type="spellEnd"/>
-      <w:r>
-        <w:rPr>
-          <w:shd w:val="clear" w:color="auto" w:fill="EFEDFD"/>
-        </w:rPr>
-        <w:t xml:space="preserve"> means these are main category heading and on its hover or maybe there is drop </w:t>
-      </w:r>
-      <w:proofErr w:type="spellStart"/>
-      <w:r>
-        <w:rPr>
-          <w:shd w:val="clear" w:color="auto" w:fill="EFEDFD"/>
-        </w:rPr>
-        <w:t>iwith</w:t>
-      </w:r>
-      <w:proofErr w:type="spellEnd"/>
-      <w:r>
-        <w:rPr>
-          <w:shd w:val="clear" w:color="auto" w:fill="EFEDFD"/>
-        </w:rPr>
-        <w:t xml:space="preserve"> its sub category means in furniture there is office furniture , home furniture , and in ceiling lights there is solar light , all light then in mirror there is wall mirror, standing </w:t>
-      </w:r>
-      <w:proofErr w:type="spellStart"/>
-      <w:r>
-        <w:rPr>
-          <w:shd w:val="clear" w:color="auto" w:fill="EFEDFD"/>
-        </w:rPr>
-        <w:t>mirrior</w:t>
-      </w:r>
-      <w:proofErr w:type="spellEnd"/>
-      <w:r>
-        <w:rPr>
-          <w:shd w:val="clear" w:color="auto" w:fill="EFEDFD"/>
-        </w:rPr>
-        <w:t xml:space="preserve"> ,  and then there is an account favorites and cart option on </w:t>
-      </w:r>
-      <w:proofErr w:type="spellStart"/>
-      <w:r>
-        <w:rPr>
-          <w:shd w:val="clear" w:color="auto" w:fill="EFEDFD"/>
-        </w:rPr>
-        <w:t>navbar</w:t>
-      </w:r>
-      <w:proofErr w:type="spellEnd"/>
-      <w:r>
-        <w:rPr>
-          <w:shd w:val="clear" w:color="auto" w:fill="EFEDFD"/>
-        </w:rPr>
-        <w:t xml:space="preserve"> somewhere then </w:t>
-      </w:r>
-      <w:proofErr w:type="spellStart"/>
-      <w:r>
-        <w:rPr>
-          <w:shd w:val="clear" w:color="auto" w:fill="EFEDFD"/>
-        </w:rPr>
-        <w:t>lets</w:t>
-      </w:r>
-      <w:proofErr w:type="spellEnd"/>
-      <w:r>
-        <w:rPr>
-          <w:shd w:val="clear" w:color="auto" w:fill="EFEDFD"/>
-        </w:rPr>
-        <w:t xml:space="preserve"> go below on the page below after </w:t>
-      </w:r>
-      <w:proofErr w:type="spellStart"/>
-      <w:r>
-        <w:rPr>
-          <w:shd w:val="clear" w:color="auto" w:fill="EFEDFD"/>
-        </w:rPr>
-        <w:t>navbar</w:t>
-      </w:r>
-      <w:proofErr w:type="spellEnd"/>
-      <w:r>
-        <w:rPr>
-          <w:shd w:val="clear" w:color="auto" w:fill="EFEDFD"/>
-        </w:rPr>
-        <w:t xml:space="preserve"> there is hero section with  full width image </w:t>
-      </w:r>
-      <w:proofErr w:type="spellStart"/>
-      <w:r>
-        <w:rPr>
-          <w:shd w:val="clear" w:color="auto" w:fill="EFEDFD"/>
-        </w:rPr>
-        <w:t>nd</w:t>
-      </w:r>
-      <w:proofErr w:type="spellEnd"/>
-      <w:r>
-        <w:rPr>
-          <w:shd w:val="clear" w:color="auto" w:fill="EFEDFD"/>
-        </w:rPr>
-        <w:t xml:space="preserve"> CTA button like shop or explore service something like that means combine of both then if we scroll below then there is </w:t>
-      </w:r>
-      <w:proofErr w:type="spellStart"/>
-      <w:r>
-        <w:rPr>
-          <w:shd w:val="clear" w:color="auto" w:fill="EFEDFD"/>
-        </w:rPr>
-        <w:t>Best selling</w:t>
-      </w:r>
-      <w:proofErr w:type="spellEnd"/>
-      <w:r>
-        <w:rPr>
-          <w:shd w:val="clear" w:color="auto" w:fill="EFEDFD"/>
-        </w:rPr>
-        <w:t xml:space="preserve"> </w:t>
-      </w:r>
-      <w:proofErr w:type="spellStart"/>
-      <w:r>
-        <w:rPr>
-          <w:shd w:val="clear" w:color="auto" w:fill="EFEDFD"/>
-        </w:rPr>
-        <w:t>prodcusts</w:t>
-      </w:r>
-      <w:proofErr w:type="spellEnd"/>
-      <w:r>
-        <w:rPr>
-          <w:shd w:val="clear" w:color="auto" w:fill="EFEDFD"/>
-        </w:rPr>
-        <w:t xml:space="preserve"> in 2 lines each containing 4 5 pics with add to cart option then scroll below </w:t>
-      </w:r>
-    </w:p>
-    <w:p>
-      <w:pPr>
-        <w:rPr>
-          <w:shd w:val="clear" w:color="auto" w:fill="EFEDFD"/>
-        </w:rPr>
-      </w:pPr>
-      <w:r>
-        <w:rPr>
-          <w:shd w:val="clear" w:color="auto" w:fill="EFEDFD"/>
-        </w:rPr>
-        <w:t xml:space="preserve">Then again below big images to advertise our own products then below saying shop by category and then in the below footer section with socials and address </w:t>
-      </w:r>
-      <w:proofErr w:type="spellStart"/>
-      <w:r>
-        <w:rPr>
-          <w:shd w:val="clear" w:color="auto" w:fill="EFEDFD"/>
-        </w:rPr>
-        <w:t>etc</w:t>
-      </w:r>
-      <w:proofErr w:type="spellEnd"/>
-      <w:r>
-        <w:rPr>
-          <w:shd w:val="clear" w:color="auto" w:fill="EFEDFD"/>
-        </w:rPr>
-        <w:t xml:space="preserve"> so this was all about home page with scrolling and obviously footer and header will be same for all page now move to next screen means if someone click on services they see all 4 services kitchen door wardrobe and media wall with 3D Designs for all of them and quotations option I want you to generate all these 4 screens as well for all these services and homepage as well now </w:t>
-      </w:r>
-      <w:proofErr w:type="spellStart"/>
-      <w:r>
-        <w:rPr>
-          <w:shd w:val="clear" w:color="auto" w:fill="EFEDFD"/>
-        </w:rPr>
-        <w:t>now</w:t>
-      </w:r>
-      <w:proofErr w:type="spellEnd"/>
-      <w:r>
-        <w:rPr>
-          <w:shd w:val="clear" w:color="auto" w:fill="EFEDFD"/>
-        </w:rPr>
-        <w:t xml:space="preserve"> on the shop section if someone click they see all the products with category and then contact page and also If someone click on any product they get detail image and description and material and everything </w:t>
-      </w:r>
-      <w:proofErr w:type="spellStart"/>
-      <w:r>
-        <w:rPr>
-          <w:shd w:val="clear" w:color="auto" w:fill="EFEDFD"/>
-        </w:rPr>
-        <w:t>reated</w:t>
-      </w:r>
-      <w:proofErr w:type="spellEnd"/>
-      <w:r>
-        <w:rPr>
-          <w:shd w:val="clear" w:color="auto" w:fill="EFEDFD"/>
-        </w:rPr>
-        <w:t xml:space="preserve"> to that product and then add to cart option with nicely details of every item on cart and price and then for backend an admin panel where web owner can add or delete product and see if there are any orders or not who </w:t>
-      </w:r>
-      <w:proofErr w:type="spellStart"/>
-      <w:r>
-        <w:rPr>
-          <w:shd w:val="clear" w:color="auto" w:fill="EFEDFD"/>
-        </w:rPr>
-        <w:t>jave</w:t>
-      </w:r>
-      <w:proofErr w:type="spellEnd"/>
-      <w:r>
-        <w:rPr>
-          <w:shd w:val="clear" w:color="auto" w:fill="EFEDFD"/>
-        </w:rPr>
-        <w:t xml:space="preserve"> placed order and how much is left in inventory </w:t>
-      </w:r>
-      <w:proofErr w:type="spellStart"/>
-      <w:r>
-        <w:rPr>
-          <w:shd w:val="clear" w:color="auto" w:fill="EFEDFD"/>
-        </w:rPr>
-        <w:t>etc</w:t>
-      </w:r>
-      <w:proofErr w:type="spellEnd"/>
-      <w:r>
-        <w:rPr>
-          <w:shd w:val="clear" w:color="auto" w:fill="EFEDFD"/>
-        </w:rPr>
-        <w:t xml:space="preserve"> like how dashboard works and then sign in and sign up </w:t>
-      </w:r>
-      <w:proofErr w:type="spellStart"/>
-      <w:r>
-        <w:rPr>
-          <w:shd w:val="clear" w:color="auto" w:fill="EFEDFD"/>
-        </w:rPr>
-        <w:t>etc</w:t>
-      </w:r>
-      <w:proofErr w:type="spellEnd"/>
-    </w:p>
-    <w:p>
-      <w:pPr>
-        <w:rPr>
-          <w:shd w:val="clear" w:color="auto" w:fill="EFEDFD"/>
-        </w:rPr>
-      </w:pPr>
-    </w:p>
-    <w:p>
-      <w:pPr>
-        <w:rPr>
-          <w:shd w:val="clear" w:color="auto" w:fill="EFEDFD"/>
-        </w:rPr>
-      </w:pPr>
-    </w:p>
-    <w:p>
-      <w:pPr>
-        <w:rPr>
-          <w:shd w:val="clear" w:color="auto" w:fill="EFEDFD"/>
-        </w:rPr>
-      </w:pPr>
-    </w:p>
-    <w:p>
-      <w:pPr>
-        <w:spacing w:after="0" w:line="240" w:lineRule="auto"/>
-        <w:rPr>
-          <w:rFonts w:ascii="Manrope" w:eastAsia="Times New Roman" w:hAnsi="Manrope" w:cs="Times New Roman"/>
-          <w:color w:val="000000"/>
-          <w:spacing w:val="2"/>
-          <w:sz w:val="24"/>
-          <w:szCs w:val="24"/>
-        </w:rPr>
-      </w:pPr>
-      <w:r>
-        <w:rPr>
-          <w:rFonts w:ascii="Manrope" w:eastAsia="Times New Roman" w:hAnsi="Manrope" w:cs="Times New Roman"/>
-          <w:color w:val="000000"/>
-          <w:spacing w:val="2"/>
-          <w:sz w:val="24"/>
-          <w:szCs w:val="24"/>
-        </w:rPr>
-        <w:t>## Overview</w:t>
-      </w:r>
-    </w:p>
-    <w:p>
-      <w:pPr>
-        <w:spacing w:after="0" w:line="240" w:lineRule="auto"/>
-        <w:rPr>
-          <w:rFonts w:ascii="Manrope" w:eastAsia="Times New Roman" w:hAnsi="Manrope" w:cs="Times New Roman"/>
-          <w:color w:val="000000"/>
-          <w:spacing w:val="2"/>
-          <w:sz w:val="24"/>
-          <w:szCs w:val="24"/>
-        </w:rPr>
-      </w:pPr>
-      <w:r>
-        <w:rPr>
-          <w:rFonts w:ascii="Manrope" w:eastAsia="Times New Roman" w:hAnsi="Manrope" w:cs="Times New Roman"/>
-          <w:color w:val="000000"/>
-          <w:spacing w:val="2"/>
-          <w:sz w:val="24"/>
-          <w:szCs w:val="24"/>
-        </w:rPr>
-        <w:t xml:space="preserve">- Create a responsive Website for </w:t>
-      </w:r>
-      <w:proofErr w:type="spellStart"/>
-      <w:r>
-        <w:rPr>
-          <w:rFonts w:ascii="Manrope" w:eastAsia="Times New Roman" w:hAnsi="Manrope" w:cs="Times New Roman"/>
-          <w:color w:val="000000"/>
-          <w:spacing w:val="2"/>
-          <w:sz w:val="24"/>
-          <w:szCs w:val="24"/>
-        </w:rPr>
-        <w:t>Ambianz</w:t>
-      </w:r>
-      <w:proofErr w:type="spellEnd"/>
-      <w:r>
-        <w:rPr>
-          <w:rFonts w:ascii="Manrope" w:eastAsia="Times New Roman" w:hAnsi="Manrope" w:cs="Times New Roman"/>
-          <w:color w:val="000000"/>
-          <w:spacing w:val="2"/>
-          <w:sz w:val="24"/>
-          <w:szCs w:val="24"/>
-        </w:rPr>
-        <w:t xml:space="preserve"> Solutions </w:t>
-      </w:r>
-      <w:proofErr w:type="spellStart"/>
-      <w:r>
-        <w:rPr>
-          <w:rFonts w:ascii="Manrope" w:eastAsia="Times New Roman" w:hAnsi="Manrope" w:cs="Times New Roman"/>
-          <w:color w:val="000000"/>
-          <w:spacing w:val="2"/>
-          <w:sz w:val="24"/>
-          <w:szCs w:val="24"/>
-        </w:rPr>
-        <w:t>Pvt</w:t>
-      </w:r>
-      <w:proofErr w:type="spellEnd"/>
-      <w:r>
-        <w:rPr>
-          <w:rFonts w:ascii="Manrope" w:eastAsia="Times New Roman" w:hAnsi="Manrope" w:cs="Times New Roman"/>
-          <w:color w:val="000000"/>
-          <w:spacing w:val="2"/>
-          <w:sz w:val="24"/>
-          <w:szCs w:val="24"/>
-        </w:rPr>
-        <w:t xml:space="preserve"> Ltd that combines a full-featured e</w:t>
-      </w:r>
-      <w:r>
-        <w:rPr>
-          <w:rFonts w:ascii="Manrope" w:eastAsia="Times New Roman" w:hAnsi="Manrope" w:cs="Times New Roman"/>
-          <w:color w:val="000000"/>
-          <w:spacing w:val="2"/>
-          <w:sz w:val="24"/>
-          <w:szCs w:val="24"/>
-        </w:rPr>
-        <w:noBreakHyphen/>
-        <w:t xml:space="preserve">commerce shop and a services portfolio (Modern Kitchens, Doors, Wardrobes, </w:t>
-      </w:r>
-      <w:proofErr w:type="gramStart"/>
-      <w:r>
-        <w:rPr>
-          <w:rFonts w:ascii="Manrope" w:eastAsia="Times New Roman" w:hAnsi="Manrope" w:cs="Times New Roman"/>
-          <w:color w:val="000000"/>
-          <w:spacing w:val="2"/>
-          <w:sz w:val="24"/>
-          <w:szCs w:val="24"/>
-        </w:rPr>
-        <w:t>Media</w:t>
-      </w:r>
-      <w:proofErr w:type="gramEnd"/>
-      <w:r>
-        <w:rPr>
-          <w:rFonts w:ascii="Manrope" w:eastAsia="Times New Roman" w:hAnsi="Manrope" w:cs="Times New Roman"/>
-          <w:color w:val="000000"/>
-          <w:spacing w:val="2"/>
-          <w:sz w:val="24"/>
-          <w:szCs w:val="24"/>
-        </w:rPr>
-        <w:t xml:space="preserve"> Walls). The design is Desktop-first with matching Laptop and Mobile </w:t>
-      </w:r>
-      <w:proofErr w:type="spellStart"/>
-      <w:r>
-        <w:rPr>
-          <w:rFonts w:ascii="Manrope" w:eastAsia="Times New Roman" w:hAnsi="Manrope" w:cs="Times New Roman"/>
-          <w:color w:val="000000"/>
-          <w:spacing w:val="2"/>
-          <w:sz w:val="24"/>
-          <w:szCs w:val="24"/>
-        </w:rPr>
-        <w:t>artboards</w:t>
-      </w:r>
-      <w:proofErr w:type="spellEnd"/>
-      <w:r>
-        <w:rPr>
-          <w:rFonts w:ascii="Manrope" w:eastAsia="Times New Roman" w:hAnsi="Manrope" w:cs="Times New Roman"/>
-          <w:color w:val="000000"/>
-          <w:spacing w:val="2"/>
-          <w:sz w:val="24"/>
-          <w:szCs w:val="24"/>
-        </w:rPr>
-        <w:t xml:space="preserve"> and uses the supplied logo and color palette (dark green, olive, bright yellow, light gray, black). The site prioritizes shopping while keeping a clear service lead path with 3D galleries and a quote request flow.</w:t>
-      </w:r>
-    </w:p>
-    <w:p>
-      <w:pPr>
-        <w:spacing w:after="0" w:line="240" w:lineRule="auto"/>
-        <w:rPr>
-          <w:rFonts w:ascii="Manrope" w:eastAsia="Times New Roman" w:hAnsi="Manrope" w:cs="Times New Roman"/>
-          <w:color w:val="000000"/>
-          <w:spacing w:val="2"/>
-          <w:sz w:val="24"/>
-          <w:szCs w:val="24"/>
-        </w:rPr>
-      </w:pPr>
-    </w:p>
-    <w:p>
-      <w:pPr>
-        <w:spacing w:after="0" w:line="240" w:lineRule="auto"/>
-        <w:rPr>
-          <w:rFonts w:ascii="Manrope" w:eastAsia="Times New Roman" w:hAnsi="Manrope" w:cs="Times New Roman"/>
-          <w:color w:val="000000"/>
-          <w:spacing w:val="2"/>
-          <w:sz w:val="24"/>
-          <w:szCs w:val="24"/>
-        </w:rPr>
-      </w:pPr>
-      <w:r>
-        <w:rPr>
-          <w:rFonts w:ascii="Manrope" w:eastAsia="Times New Roman" w:hAnsi="Manrope" w:cs="Times New Roman"/>
-          <w:color w:val="000000"/>
-          <w:spacing w:val="2"/>
-          <w:sz w:val="24"/>
-          <w:szCs w:val="24"/>
-        </w:rPr>
-        <w:t>## Plan Details</w:t>
-      </w:r>
-    </w:p>
-    <w:p>
-      <w:pPr>
-        <w:spacing w:after="0" w:line="240" w:lineRule="auto"/>
-        <w:rPr>
-          <w:rFonts w:ascii="Manrope" w:eastAsia="Times New Roman" w:hAnsi="Manrope" w:cs="Times New Roman"/>
-          <w:color w:val="000000"/>
-          <w:spacing w:val="2"/>
-          <w:sz w:val="24"/>
-          <w:szCs w:val="24"/>
-        </w:rPr>
-      </w:pPr>
-      <w:r>
-        <w:rPr>
-          <w:rFonts w:ascii="Manrope" w:eastAsia="Times New Roman" w:hAnsi="Manrope" w:cs="Times New Roman"/>
-          <w:color w:val="000000"/>
-          <w:spacing w:val="2"/>
-          <w:sz w:val="24"/>
-          <w:szCs w:val="24"/>
-        </w:rPr>
-        <w:t>- App type: **Website (responsive</w:t>
-      </w:r>
-      <w:proofErr w:type="gramStart"/>
-      <w:r>
-        <w:rPr>
-          <w:rFonts w:ascii="Manrope" w:eastAsia="Times New Roman" w:hAnsi="Manrope" w:cs="Times New Roman"/>
-          <w:color w:val="000000"/>
-          <w:spacing w:val="2"/>
-          <w:sz w:val="24"/>
-          <w:szCs w:val="24"/>
-        </w:rPr>
-        <w:t>)*</w:t>
-      </w:r>
-      <w:proofErr w:type="gramEnd"/>
-      <w:r>
-        <w:rPr>
-          <w:rFonts w:ascii="Manrope" w:eastAsia="Times New Roman" w:hAnsi="Manrope" w:cs="Times New Roman"/>
-          <w:color w:val="000000"/>
-          <w:spacing w:val="2"/>
-          <w:sz w:val="24"/>
-          <w:szCs w:val="24"/>
-        </w:rPr>
-        <w:t xml:space="preserve">* — </w:t>
-      </w:r>
-      <w:proofErr w:type="spellStart"/>
-      <w:r>
-        <w:rPr>
-          <w:rFonts w:ascii="Manrope" w:eastAsia="Times New Roman" w:hAnsi="Manrope" w:cs="Times New Roman"/>
-          <w:color w:val="000000"/>
-          <w:spacing w:val="2"/>
-          <w:sz w:val="24"/>
-          <w:szCs w:val="24"/>
-        </w:rPr>
-        <w:t>artboards</w:t>
-      </w:r>
-      <w:proofErr w:type="spellEnd"/>
-      <w:r>
-        <w:rPr>
-          <w:rFonts w:ascii="Manrope" w:eastAsia="Times New Roman" w:hAnsi="Manrope" w:cs="Times New Roman"/>
-          <w:color w:val="000000"/>
-          <w:spacing w:val="2"/>
-          <w:sz w:val="24"/>
-          <w:szCs w:val="24"/>
-        </w:rPr>
-        <w:t xml:space="preserve"> for **Desktop (1440px)**, **Laptop (1366px)**, **Mobile (390px)**.</w:t>
-      </w:r>
-    </w:p>
-    <w:p>
-      <w:pPr>
-        <w:spacing w:after="0" w:line="240" w:lineRule="auto"/>
-        <w:rPr>
-          <w:rFonts w:ascii="Manrope" w:eastAsia="Times New Roman" w:hAnsi="Manrope" w:cs="Times New Roman"/>
-          <w:color w:val="000000"/>
-          <w:spacing w:val="2"/>
-          <w:sz w:val="24"/>
-          <w:szCs w:val="24"/>
-        </w:rPr>
-      </w:pPr>
-    </w:p>
-    <w:p>
-      <w:pPr>
-        <w:spacing w:after="0" w:line="240" w:lineRule="auto"/>
-        <w:rPr>
-          <w:rFonts w:ascii="Manrope" w:eastAsia="Times New Roman" w:hAnsi="Manrope" w:cs="Times New Roman"/>
-          <w:color w:val="000000"/>
-          <w:spacing w:val="2"/>
-          <w:sz w:val="24"/>
-          <w:szCs w:val="24"/>
-        </w:rPr>
-      </w:pPr>
-      <w:r>
-        <w:rPr>
-          <w:rFonts w:ascii="Manrope" w:eastAsia="Times New Roman" w:hAnsi="Manrope" w:cs="Times New Roman"/>
-          <w:color w:val="000000"/>
-          <w:spacing w:val="2"/>
-          <w:sz w:val="24"/>
-          <w:szCs w:val="24"/>
-        </w:rPr>
-        <w:t>### Global: Header &amp; Navigation (applies to all screens)</w:t>
-      </w:r>
-    </w:p>
-    <w:p>
-      <w:pPr>
-        <w:spacing w:after="0" w:line="240" w:lineRule="auto"/>
-        <w:rPr>
-          <w:rFonts w:ascii="Manrope" w:eastAsia="Times New Roman" w:hAnsi="Manrope" w:cs="Times New Roman"/>
-          <w:color w:val="000000"/>
-          <w:spacing w:val="2"/>
-          <w:sz w:val="24"/>
-          <w:szCs w:val="24"/>
-        </w:rPr>
-      </w:pPr>
-      <w:r>
-        <w:rPr>
-          <w:rFonts w:ascii="Manrope" w:eastAsia="Times New Roman" w:hAnsi="Manrope" w:cs="Times New Roman"/>
-          <w:color w:val="000000"/>
-          <w:spacing w:val="2"/>
-          <w:sz w:val="24"/>
-          <w:szCs w:val="24"/>
-        </w:rPr>
-        <w:t>1. Top header row (compact):</w:t>
-      </w:r>
-    </w:p>
-    <w:p>
-      <w:pPr>
-        <w:spacing w:after="0" w:line="240" w:lineRule="auto"/>
-        <w:rPr>
-          <w:rFonts w:ascii="Manrope" w:eastAsia="Times New Roman" w:hAnsi="Manrope" w:cs="Times New Roman"/>
-          <w:color w:val="000000"/>
-          <w:spacing w:val="2"/>
-          <w:sz w:val="24"/>
-          <w:szCs w:val="24"/>
-        </w:rPr>
-      </w:pPr>
-      <w:r>
-        <w:rPr>
-          <w:rFonts w:ascii="Manrope" w:eastAsia="Times New Roman" w:hAnsi="Manrope" w:cs="Times New Roman"/>
-          <w:color w:val="000000"/>
-          <w:spacing w:val="2"/>
-          <w:sz w:val="24"/>
-          <w:szCs w:val="24"/>
-        </w:rPr>
-        <w:t xml:space="preserve">   - **Left</w:t>
-      </w:r>
-      <w:proofErr w:type="gramStart"/>
-      <w:r>
-        <w:rPr>
-          <w:rFonts w:ascii="Manrope" w:eastAsia="Times New Roman" w:hAnsi="Manrope" w:cs="Times New Roman"/>
-          <w:color w:val="000000"/>
-          <w:spacing w:val="2"/>
-          <w:sz w:val="24"/>
-          <w:szCs w:val="24"/>
-        </w:rPr>
-        <w:t>:*</w:t>
-      </w:r>
-      <w:proofErr w:type="gramEnd"/>
-      <w:r>
-        <w:rPr>
-          <w:rFonts w:ascii="Manrope" w:eastAsia="Times New Roman" w:hAnsi="Manrope" w:cs="Times New Roman"/>
-          <w:color w:val="000000"/>
-          <w:spacing w:val="2"/>
-          <w:sz w:val="24"/>
-          <w:szCs w:val="24"/>
-        </w:rPr>
-        <w:t xml:space="preserve">* Logo (supplied). </w:t>
-      </w:r>
-    </w:p>
-    <w:p>
-      <w:pPr>
-        <w:spacing w:after="0" w:line="240" w:lineRule="auto"/>
-        <w:rPr>
-          <w:rFonts w:ascii="Manrope" w:eastAsia="Times New Roman" w:hAnsi="Manrope" w:cs="Times New Roman"/>
-          <w:color w:val="000000"/>
-          <w:spacing w:val="2"/>
-          <w:sz w:val="24"/>
-          <w:szCs w:val="24"/>
-        </w:rPr>
-      </w:pPr>
-      <w:r>
-        <w:rPr>
-          <w:rFonts w:ascii="Manrope" w:eastAsia="Times New Roman" w:hAnsi="Manrope" w:cs="Times New Roman"/>
-          <w:color w:val="000000"/>
-          <w:spacing w:val="2"/>
-          <w:sz w:val="24"/>
-          <w:szCs w:val="24"/>
-        </w:rPr>
-        <w:t xml:space="preserve">   - **Center</w:t>
-      </w:r>
-      <w:proofErr w:type="gramStart"/>
-      <w:r>
-        <w:rPr>
-          <w:rFonts w:ascii="Manrope" w:eastAsia="Times New Roman" w:hAnsi="Manrope" w:cs="Times New Roman"/>
-          <w:color w:val="000000"/>
-          <w:spacing w:val="2"/>
-          <w:sz w:val="24"/>
-          <w:szCs w:val="24"/>
-        </w:rPr>
-        <w:t>:*</w:t>
-      </w:r>
-      <w:proofErr w:type="gramEnd"/>
-      <w:r>
-        <w:rPr>
-          <w:rFonts w:ascii="Manrope" w:eastAsia="Times New Roman" w:hAnsi="Manrope" w:cs="Times New Roman"/>
-          <w:color w:val="000000"/>
-          <w:spacing w:val="2"/>
-          <w:sz w:val="24"/>
-          <w:szCs w:val="24"/>
-        </w:rPr>
-        <w:t>* Search bar with placeholder "Search products or services" and autocomplete suggestions.</w:t>
-      </w:r>
-    </w:p>
-    <w:p>
-      <w:pPr>
-        <w:spacing w:after="0" w:line="240" w:lineRule="auto"/>
-        <w:rPr>
-          <w:rFonts w:ascii="Manrope" w:eastAsia="Times New Roman" w:hAnsi="Manrope" w:cs="Times New Roman"/>
-          <w:color w:val="000000"/>
-          <w:spacing w:val="2"/>
-          <w:sz w:val="24"/>
-          <w:szCs w:val="24"/>
-        </w:rPr>
-      </w:pPr>
-      <w:r>
-        <w:rPr>
-          <w:rFonts w:ascii="Manrope" w:eastAsia="Times New Roman" w:hAnsi="Manrope" w:cs="Times New Roman"/>
-          <w:color w:val="000000"/>
-          <w:spacing w:val="2"/>
-          <w:sz w:val="24"/>
-          <w:szCs w:val="24"/>
-        </w:rPr>
-        <w:t xml:space="preserve">   - **Right</w:t>
-      </w:r>
-      <w:proofErr w:type="gramStart"/>
-      <w:r>
-        <w:rPr>
-          <w:rFonts w:ascii="Manrope" w:eastAsia="Times New Roman" w:hAnsi="Manrope" w:cs="Times New Roman"/>
-          <w:color w:val="000000"/>
-          <w:spacing w:val="2"/>
-          <w:sz w:val="24"/>
-          <w:szCs w:val="24"/>
-        </w:rPr>
-        <w:t>:*</w:t>
-      </w:r>
-      <w:proofErr w:type="gramEnd"/>
-      <w:r>
-        <w:rPr>
-          <w:rFonts w:ascii="Manrope" w:eastAsia="Times New Roman" w:hAnsi="Manrope" w:cs="Times New Roman"/>
-          <w:color w:val="000000"/>
-          <w:spacing w:val="2"/>
-          <w:sz w:val="24"/>
-          <w:szCs w:val="24"/>
-        </w:rPr>
-        <w:t>* Utility icons/links — **Account**, **Favorites**, **Cart** (with count badge).</w:t>
-      </w:r>
-    </w:p>
-    <w:p>
-      <w:pPr>
-        <w:spacing w:after="0" w:line="240" w:lineRule="auto"/>
-        <w:rPr>
-          <w:rFonts w:ascii="Manrope" w:eastAsia="Times New Roman" w:hAnsi="Manrope" w:cs="Times New Roman"/>
-          <w:color w:val="000000"/>
-          <w:spacing w:val="2"/>
-          <w:sz w:val="24"/>
-          <w:szCs w:val="24"/>
-        </w:rPr>
-      </w:pPr>
-      <w:r>
-        <w:rPr>
-          <w:rFonts w:ascii="Manrope" w:eastAsia="Times New Roman" w:hAnsi="Manrope" w:cs="Times New Roman"/>
-          <w:color w:val="000000"/>
-          <w:spacing w:val="2"/>
-          <w:sz w:val="24"/>
-          <w:szCs w:val="24"/>
-        </w:rPr>
-        <w:t xml:space="preserve">   - Desktop/Laptop: full row. Mobile: condensed with hamburger menu, logo centered, utility icons collapsed into overflow.</w:t>
-      </w:r>
-    </w:p>
-    <w:p>
-      <w:pPr>
-        <w:spacing w:after="0" w:line="240" w:lineRule="auto"/>
-        <w:rPr>
-          <w:rFonts w:ascii="Manrope" w:eastAsia="Times New Roman" w:hAnsi="Manrope" w:cs="Times New Roman"/>
-          <w:color w:val="000000"/>
-          <w:spacing w:val="2"/>
-          <w:sz w:val="24"/>
-          <w:szCs w:val="24"/>
-        </w:rPr>
-      </w:pPr>
-      <w:r>
-        <w:rPr>
-          <w:rFonts w:ascii="Manrope" w:eastAsia="Times New Roman" w:hAnsi="Manrope" w:cs="Times New Roman"/>
-          <w:color w:val="000000"/>
-          <w:spacing w:val="2"/>
-          <w:sz w:val="24"/>
-          <w:szCs w:val="24"/>
-        </w:rPr>
-        <w:t xml:space="preserve">2. Primary </w:t>
-      </w:r>
-      <w:proofErr w:type="spellStart"/>
-      <w:r>
-        <w:rPr>
-          <w:rFonts w:ascii="Manrope" w:eastAsia="Times New Roman" w:hAnsi="Manrope" w:cs="Times New Roman"/>
-          <w:color w:val="000000"/>
-          <w:spacing w:val="2"/>
-          <w:sz w:val="24"/>
-          <w:szCs w:val="24"/>
-        </w:rPr>
-        <w:t>nav</w:t>
-      </w:r>
-      <w:proofErr w:type="spellEnd"/>
-      <w:r>
-        <w:rPr>
-          <w:rFonts w:ascii="Manrope" w:eastAsia="Times New Roman" w:hAnsi="Manrope" w:cs="Times New Roman"/>
-          <w:color w:val="000000"/>
-          <w:spacing w:val="2"/>
-          <w:sz w:val="24"/>
-          <w:szCs w:val="24"/>
-        </w:rPr>
-        <w:t xml:space="preserve"> row: horizontal links — **Home**, **Services**, **Shop**, **Contact**. Active link shows accent color underline (bright yellow / olive accent).</w:t>
-      </w:r>
-    </w:p>
-    <w:p>
-      <w:pPr>
-        <w:spacing w:after="0" w:line="240" w:lineRule="auto"/>
-        <w:rPr>
-          <w:rFonts w:ascii="Manrope" w:eastAsia="Times New Roman" w:hAnsi="Manrope" w:cs="Times New Roman"/>
-          <w:color w:val="000000"/>
-          <w:spacing w:val="2"/>
-          <w:sz w:val="24"/>
-          <w:szCs w:val="24"/>
-        </w:rPr>
-      </w:pPr>
-      <w:r>
-        <w:rPr>
-          <w:rFonts w:ascii="Manrope" w:eastAsia="Times New Roman" w:hAnsi="Manrope" w:cs="Times New Roman"/>
-          <w:color w:val="000000"/>
-          <w:spacing w:val="2"/>
-          <w:sz w:val="24"/>
-          <w:szCs w:val="24"/>
-        </w:rPr>
-        <w:t>3. Secondary sub-</w:t>
-      </w:r>
-      <w:proofErr w:type="spellStart"/>
-      <w:r>
-        <w:rPr>
-          <w:rFonts w:ascii="Manrope" w:eastAsia="Times New Roman" w:hAnsi="Manrope" w:cs="Times New Roman"/>
-          <w:color w:val="000000"/>
-          <w:spacing w:val="2"/>
-          <w:sz w:val="24"/>
-          <w:szCs w:val="24"/>
-        </w:rPr>
-        <w:t>navbar</w:t>
-      </w:r>
-      <w:proofErr w:type="spellEnd"/>
-      <w:r>
-        <w:rPr>
-          <w:rFonts w:ascii="Manrope" w:eastAsia="Times New Roman" w:hAnsi="Manrope" w:cs="Times New Roman"/>
-          <w:color w:val="000000"/>
-          <w:spacing w:val="2"/>
-          <w:sz w:val="24"/>
-          <w:szCs w:val="24"/>
-        </w:rPr>
-        <w:t>: horizontally scrollable **category chips** (Lighting, Furniture, Home &amp; Wall Decor, Mirrors, Hardware, Curtains &amp; Textiles, Plants &amp; Planters). Chips open hover/dropdown on desktop; tap expands on mobile.</w:t>
-      </w:r>
-    </w:p>
-    <w:p>
-      <w:pPr>
-        <w:spacing w:after="0" w:line="240" w:lineRule="auto"/>
-        <w:rPr>
-          <w:rFonts w:ascii="Manrope" w:eastAsia="Times New Roman" w:hAnsi="Manrope" w:cs="Times New Roman"/>
-          <w:color w:val="000000"/>
-          <w:spacing w:val="2"/>
-          <w:sz w:val="24"/>
-          <w:szCs w:val="24"/>
-        </w:rPr>
-      </w:pPr>
-      <w:r>
-        <w:rPr>
-          <w:rFonts w:ascii="Manrope" w:eastAsia="Times New Roman" w:hAnsi="Manrope" w:cs="Times New Roman"/>
-          <w:color w:val="000000"/>
-          <w:spacing w:val="2"/>
-          <w:sz w:val="24"/>
-          <w:szCs w:val="24"/>
-        </w:rPr>
-        <w:t>4. Shop Mega-menu (on Shop hover / tap): two-column layout showing primary categories + featured product thumbnails + quick links to top collections. Desktop shows full mega-menu; laptop scales down; mobile shows full-screen category navigator.</w:t>
-      </w:r>
-    </w:p>
-    <w:p>
-      <w:pPr>
-        <w:spacing w:after="0" w:line="240" w:lineRule="auto"/>
-        <w:rPr>
-          <w:rFonts w:ascii="Manrope" w:eastAsia="Times New Roman" w:hAnsi="Manrope" w:cs="Times New Roman"/>
-          <w:color w:val="000000"/>
-          <w:spacing w:val="2"/>
-          <w:sz w:val="24"/>
-          <w:szCs w:val="24"/>
-        </w:rPr>
-      </w:pPr>
-    </w:p>
-    <w:p>
-      <w:pPr>
-        <w:spacing w:after="0" w:line="240" w:lineRule="auto"/>
-        <w:rPr>
-          <w:rFonts w:ascii="Manrope" w:eastAsia="Times New Roman" w:hAnsi="Manrope" w:cs="Times New Roman"/>
-          <w:color w:val="000000"/>
-          <w:spacing w:val="2"/>
-          <w:sz w:val="24"/>
-          <w:szCs w:val="24"/>
-        </w:rPr>
-      </w:pPr>
-      <w:r>
-        <w:rPr>
-          <w:rFonts w:ascii="Manrope" w:eastAsia="Times New Roman" w:hAnsi="Manrope" w:cs="Times New Roman"/>
-          <w:color w:val="000000"/>
-          <w:spacing w:val="2"/>
-          <w:sz w:val="24"/>
-          <w:szCs w:val="24"/>
-        </w:rPr>
-        <w:t>### Global: Footer</w:t>
-      </w:r>
-    </w:p>
-    <w:p>
-      <w:pPr>
-        <w:spacing w:after="0" w:line="240" w:lineRule="auto"/>
-        <w:rPr>
-          <w:rFonts w:ascii="Manrope" w:eastAsia="Times New Roman" w:hAnsi="Manrope" w:cs="Times New Roman"/>
-          <w:color w:val="000000"/>
-          <w:spacing w:val="2"/>
-          <w:sz w:val="24"/>
-          <w:szCs w:val="24"/>
-        </w:rPr>
-      </w:pPr>
-      <w:r>
-        <w:rPr>
-          <w:rFonts w:ascii="Manrope" w:eastAsia="Times New Roman" w:hAnsi="Manrope" w:cs="Times New Roman"/>
-          <w:color w:val="000000"/>
-          <w:spacing w:val="2"/>
-          <w:sz w:val="24"/>
-          <w:szCs w:val="24"/>
-        </w:rPr>
-        <w:t>- Multi-column footer with **About**, **Shop links (categories</w:t>
-      </w:r>
-      <w:proofErr w:type="gramStart"/>
-      <w:r>
-        <w:rPr>
-          <w:rFonts w:ascii="Manrope" w:eastAsia="Times New Roman" w:hAnsi="Manrope" w:cs="Times New Roman"/>
-          <w:color w:val="000000"/>
-          <w:spacing w:val="2"/>
-          <w:sz w:val="24"/>
-          <w:szCs w:val="24"/>
-        </w:rPr>
-        <w:t>)*</w:t>
-      </w:r>
-      <w:proofErr w:type="gramEnd"/>
-      <w:r>
-        <w:rPr>
-          <w:rFonts w:ascii="Manrope" w:eastAsia="Times New Roman" w:hAnsi="Manrope" w:cs="Times New Roman"/>
-          <w:color w:val="000000"/>
-          <w:spacing w:val="2"/>
-          <w:sz w:val="24"/>
-          <w:szCs w:val="24"/>
-        </w:rPr>
-        <w:t>*, **Services**, **Customer Service (FAQ, Returns)**, **Contact**, social icons, newsletter input, and legal links. Compact stacked layout on mobile.</w:t>
-      </w:r>
-    </w:p>
-    <w:p>
-      <w:pPr>
-        <w:spacing w:after="0" w:line="240" w:lineRule="auto"/>
-        <w:rPr>
-          <w:rFonts w:ascii="Manrope" w:eastAsia="Times New Roman" w:hAnsi="Manrope" w:cs="Times New Roman"/>
-          <w:color w:val="000000"/>
-          <w:spacing w:val="2"/>
-          <w:sz w:val="24"/>
-          <w:szCs w:val="24"/>
-        </w:rPr>
-      </w:pPr>
-    </w:p>
-    <w:p>
-      <w:pPr>
-        <w:spacing w:after="0" w:line="240" w:lineRule="auto"/>
-        <w:rPr>
-          <w:rFonts w:ascii="Manrope" w:eastAsia="Times New Roman" w:hAnsi="Manrope" w:cs="Times New Roman"/>
-          <w:color w:val="000000"/>
-          <w:spacing w:val="2"/>
-          <w:sz w:val="24"/>
-          <w:szCs w:val="24"/>
-        </w:rPr>
-      </w:pPr>
-      <w:r>
-        <w:rPr>
-          <w:rFonts w:ascii="Manrope" w:eastAsia="Times New Roman" w:hAnsi="Manrope" w:cs="Times New Roman"/>
-          <w:color w:val="000000"/>
-          <w:spacing w:val="2"/>
-          <w:sz w:val="24"/>
-          <w:szCs w:val="24"/>
-        </w:rPr>
-        <w:t>### Reusable UI Patterns</w:t>
-      </w:r>
-    </w:p>
-    <w:p>
-      <w:pPr>
-        <w:spacing w:after="0" w:line="240" w:lineRule="auto"/>
-        <w:rPr>
-          <w:rFonts w:ascii="Manrope" w:eastAsia="Times New Roman" w:hAnsi="Manrope" w:cs="Times New Roman"/>
-          <w:color w:val="000000"/>
-          <w:spacing w:val="2"/>
-          <w:sz w:val="24"/>
-          <w:szCs w:val="24"/>
-        </w:rPr>
-      </w:pPr>
-      <w:r>
-        <w:rPr>
-          <w:rFonts w:ascii="Manrope" w:eastAsia="Times New Roman" w:hAnsi="Manrope" w:cs="Times New Roman"/>
-          <w:color w:val="000000"/>
-          <w:spacing w:val="2"/>
-          <w:sz w:val="24"/>
-          <w:szCs w:val="24"/>
-        </w:rPr>
-        <w:t>- **Product Card (grid item):** image, badge (New/Sale), title, star rating, price, quick Add to Cart icon, hover Quick View (desktop). Grid adjusts: Desktop 4+ columns, Laptop 3–4, Mobile 2 columns.</w:t>
-      </w:r>
-    </w:p>
-    <w:p>
-      <w:pPr>
-        <w:spacing w:after="0" w:line="240" w:lineRule="auto"/>
-        <w:rPr>
-          <w:rFonts w:ascii="Manrope" w:eastAsia="Times New Roman" w:hAnsi="Manrope" w:cs="Times New Roman"/>
-          <w:color w:val="000000"/>
-          <w:spacing w:val="2"/>
-          <w:sz w:val="24"/>
-          <w:szCs w:val="24"/>
-        </w:rPr>
-      </w:pPr>
-      <w:r>
-        <w:rPr>
-          <w:rFonts w:ascii="Manrope" w:eastAsia="Times New Roman" w:hAnsi="Manrope" w:cs="Times New Roman"/>
-          <w:color w:val="000000"/>
-          <w:spacing w:val="2"/>
-          <w:sz w:val="24"/>
-          <w:szCs w:val="24"/>
-        </w:rPr>
-        <w:t>- **Collection Tile</w:t>
-      </w:r>
-      <w:proofErr w:type="gramStart"/>
-      <w:r>
-        <w:rPr>
-          <w:rFonts w:ascii="Manrope" w:eastAsia="Times New Roman" w:hAnsi="Manrope" w:cs="Times New Roman"/>
-          <w:color w:val="000000"/>
-          <w:spacing w:val="2"/>
-          <w:sz w:val="24"/>
-          <w:szCs w:val="24"/>
-        </w:rPr>
-        <w:t>:*</w:t>
-      </w:r>
-      <w:proofErr w:type="gramEnd"/>
-      <w:r>
-        <w:rPr>
-          <w:rFonts w:ascii="Manrope" w:eastAsia="Times New Roman" w:hAnsi="Manrope" w:cs="Times New Roman"/>
-          <w:color w:val="000000"/>
-          <w:spacing w:val="2"/>
-          <w:sz w:val="24"/>
-          <w:szCs w:val="24"/>
-        </w:rPr>
-        <w:t>* large image, title, short description, CTA.</w:t>
-      </w:r>
-    </w:p>
-    <w:p>
-      <w:pPr>
-        <w:spacing w:after="0" w:line="240" w:lineRule="auto"/>
-        <w:rPr>
-          <w:rFonts w:ascii="Manrope" w:eastAsia="Times New Roman" w:hAnsi="Manrope" w:cs="Times New Roman"/>
-          <w:color w:val="000000"/>
-          <w:spacing w:val="2"/>
-          <w:sz w:val="24"/>
-          <w:szCs w:val="24"/>
-        </w:rPr>
-      </w:pPr>
-      <w:r>
-        <w:rPr>
-          <w:rFonts w:ascii="Manrope" w:eastAsia="Times New Roman" w:hAnsi="Manrope" w:cs="Times New Roman"/>
-          <w:color w:val="000000"/>
-          <w:spacing w:val="2"/>
-          <w:sz w:val="24"/>
-          <w:szCs w:val="24"/>
-        </w:rPr>
-        <w:t>- **3D Gallery Tile</w:t>
-      </w:r>
-      <w:proofErr w:type="gramStart"/>
-      <w:r>
-        <w:rPr>
-          <w:rFonts w:ascii="Manrope" w:eastAsia="Times New Roman" w:hAnsi="Manrope" w:cs="Times New Roman"/>
-          <w:color w:val="000000"/>
-          <w:spacing w:val="2"/>
-          <w:sz w:val="24"/>
-          <w:szCs w:val="24"/>
-        </w:rPr>
-        <w:t>:*</w:t>
-      </w:r>
-      <w:proofErr w:type="gramEnd"/>
-      <w:r>
-        <w:rPr>
-          <w:rFonts w:ascii="Manrope" w:eastAsia="Times New Roman" w:hAnsi="Manrope" w:cs="Times New Roman"/>
-          <w:color w:val="000000"/>
-          <w:spacing w:val="2"/>
-          <w:sz w:val="24"/>
-          <w:szCs w:val="24"/>
-        </w:rPr>
-        <w:t>* media area with rotatable 3D render placeholder thumbnail, label "3D View", CTA to open gallery.</w:t>
-      </w:r>
-    </w:p>
-    <w:p>
-      <w:pPr>
-        <w:spacing w:after="0" w:line="240" w:lineRule="auto"/>
-        <w:rPr>
-          <w:rFonts w:ascii="Manrope" w:eastAsia="Times New Roman" w:hAnsi="Manrope" w:cs="Times New Roman"/>
-          <w:color w:val="000000"/>
-          <w:spacing w:val="2"/>
-          <w:sz w:val="24"/>
-          <w:szCs w:val="24"/>
-        </w:rPr>
-      </w:pPr>
-      <w:r>
-        <w:rPr>
-          <w:rFonts w:ascii="Manrope" w:eastAsia="Times New Roman" w:hAnsi="Manrope" w:cs="Times New Roman"/>
-          <w:color w:val="000000"/>
-          <w:spacing w:val="2"/>
-          <w:sz w:val="24"/>
-          <w:szCs w:val="24"/>
-        </w:rPr>
-        <w:lastRenderedPageBreak/>
-        <w:t>- **Modal / Quick View</w:t>
-      </w:r>
-      <w:proofErr w:type="gramStart"/>
-      <w:r>
-        <w:rPr>
-          <w:rFonts w:ascii="Manrope" w:eastAsia="Times New Roman" w:hAnsi="Manrope" w:cs="Times New Roman"/>
-          <w:color w:val="000000"/>
-          <w:spacing w:val="2"/>
-          <w:sz w:val="24"/>
-          <w:szCs w:val="24"/>
-        </w:rPr>
-        <w:t>:*</w:t>
-      </w:r>
-      <w:proofErr w:type="gramEnd"/>
-      <w:r>
-        <w:rPr>
-          <w:rFonts w:ascii="Manrope" w:eastAsia="Times New Roman" w:hAnsi="Manrope" w:cs="Times New Roman"/>
-          <w:color w:val="000000"/>
-          <w:spacing w:val="2"/>
-          <w:sz w:val="24"/>
-          <w:szCs w:val="24"/>
-        </w:rPr>
-        <w:t>* condensed product view with image, price, variant selector, quantity, Add to Cart.</w:t>
-      </w:r>
-    </w:p>
-    <w:p>
-      <w:pPr>
-        <w:spacing w:after="0" w:line="240" w:lineRule="auto"/>
-        <w:rPr>
-          <w:rFonts w:ascii="Manrope" w:eastAsia="Times New Roman" w:hAnsi="Manrope" w:cs="Times New Roman"/>
-          <w:color w:val="000000"/>
-          <w:spacing w:val="2"/>
-          <w:sz w:val="24"/>
-          <w:szCs w:val="24"/>
-        </w:rPr>
-      </w:pPr>
-    </w:p>
-    <w:p>
-      <w:pPr>
-        <w:spacing w:after="0" w:line="240" w:lineRule="auto"/>
-        <w:rPr>
-          <w:rFonts w:ascii="Manrope" w:eastAsia="Times New Roman" w:hAnsi="Manrope" w:cs="Times New Roman"/>
-          <w:color w:val="000000"/>
-          <w:spacing w:val="2"/>
-          <w:sz w:val="24"/>
-          <w:szCs w:val="24"/>
-        </w:rPr>
-      </w:pPr>
-      <w:r>
-        <w:rPr>
-          <w:rFonts w:ascii="Manrope" w:eastAsia="Times New Roman" w:hAnsi="Manrope" w:cs="Times New Roman"/>
-          <w:color w:val="000000"/>
-          <w:spacing w:val="2"/>
-          <w:sz w:val="24"/>
-          <w:szCs w:val="24"/>
-        </w:rPr>
-        <w:t>### 1. Home (Desktop / Laptop / Mobile)</w:t>
-      </w:r>
-    </w:p>
-    <w:p>
-      <w:pPr>
-        <w:spacing w:after="0" w:line="240" w:lineRule="auto"/>
-        <w:rPr>
-          <w:rFonts w:ascii="Manrope" w:eastAsia="Times New Roman" w:hAnsi="Manrope" w:cs="Times New Roman"/>
-          <w:color w:val="000000"/>
-          <w:spacing w:val="2"/>
-          <w:sz w:val="24"/>
-          <w:szCs w:val="24"/>
-        </w:rPr>
-      </w:pPr>
-      <w:r>
-        <w:rPr>
-          <w:rFonts w:ascii="Manrope" w:eastAsia="Times New Roman" w:hAnsi="Manrope" w:cs="Times New Roman"/>
-          <w:color w:val="000000"/>
-          <w:spacing w:val="2"/>
-          <w:sz w:val="24"/>
-          <w:szCs w:val="24"/>
-        </w:rPr>
-        <w:t>1. Hero slider (full-width) — exactly 3 slides:</w:t>
-      </w:r>
-    </w:p>
-    <w:p>
-      <w:pPr>
-        <w:spacing w:after="0" w:line="240" w:lineRule="auto"/>
-        <w:rPr>
-          <w:rFonts w:ascii="Manrope" w:eastAsia="Times New Roman" w:hAnsi="Manrope" w:cs="Times New Roman"/>
-          <w:color w:val="000000"/>
-          <w:spacing w:val="2"/>
-          <w:sz w:val="24"/>
-          <w:szCs w:val="24"/>
-        </w:rPr>
-      </w:pPr>
-      <w:r>
-        <w:rPr>
-          <w:rFonts w:ascii="Manrope" w:eastAsia="Times New Roman" w:hAnsi="Manrope" w:cs="Times New Roman"/>
-          <w:color w:val="000000"/>
-          <w:spacing w:val="2"/>
-          <w:sz w:val="24"/>
-          <w:szCs w:val="24"/>
-        </w:rPr>
-        <w:t xml:space="preserve">   - **Slide A</w:t>
-      </w:r>
-      <w:proofErr w:type="gramStart"/>
-      <w:r>
-        <w:rPr>
-          <w:rFonts w:ascii="Manrope" w:eastAsia="Times New Roman" w:hAnsi="Manrope" w:cs="Times New Roman"/>
-          <w:color w:val="000000"/>
-          <w:spacing w:val="2"/>
-          <w:sz w:val="24"/>
-          <w:szCs w:val="24"/>
-        </w:rPr>
-        <w:t>:*</w:t>
-      </w:r>
-      <w:proofErr w:type="gramEnd"/>
-      <w:r>
-        <w:rPr>
-          <w:rFonts w:ascii="Manrope" w:eastAsia="Times New Roman" w:hAnsi="Manrope" w:cs="Times New Roman"/>
-          <w:color w:val="000000"/>
-          <w:spacing w:val="2"/>
-          <w:sz w:val="24"/>
-          <w:szCs w:val="24"/>
-        </w:rPr>
-        <w:t>* Featured collection (Shop). Headline, short subtext, **Shop Collections** CTA.</w:t>
-      </w:r>
-    </w:p>
-    <w:p>
-      <w:pPr>
-        <w:spacing w:after="0" w:line="240" w:lineRule="auto"/>
-        <w:rPr>
-          <w:rFonts w:ascii="Manrope" w:eastAsia="Times New Roman" w:hAnsi="Manrope" w:cs="Times New Roman"/>
-          <w:color w:val="000000"/>
-          <w:spacing w:val="2"/>
-          <w:sz w:val="24"/>
-          <w:szCs w:val="24"/>
-        </w:rPr>
-      </w:pPr>
-      <w:r>
-        <w:rPr>
-          <w:rFonts w:ascii="Manrope" w:eastAsia="Times New Roman" w:hAnsi="Manrope" w:cs="Times New Roman"/>
-          <w:color w:val="000000"/>
-          <w:spacing w:val="2"/>
-          <w:sz w:val="24"/>
-          <w:szCs w:val="24"/>
-        </w:rPr>
-        <w:t xml:space="preserve">   - **Slide B</w:t>
-      </w:r>
-      <w:proofErr w:type="gramStart"/>
-      <w:r>
-        <w:rPr>
-          <w:rFonts w:ascii="Manrope" w:eastAsia="Times New Roman" w:hAnsi="Manrope" w:cs="Times New Roman"/>
-          <w:color w:val="000000"/>
-          <w:spacing w:val="2"/>
-          <w:sz w:val="24"/>
-          <w:szCs w:val="24"/>
-        </w:rPr>
-        <w:t>:*</w:t>
-      </w:r>
-      <w:proofErr w:type="gramEnd"/>
-      <w:r>
-        <w:rPr>
-          <w:rFonts w:ascii="Manrope" w:eastAsia="Times New Roman" w:hAnsi="Manrope" w:cs="Times New Roman"/>
-          <w:color w:val="000000"/>
-          <w:spacing w:val="2"/>
-          <w:sz w:val="24"/>
-          <w:szCs w:val="24"/>
-        </w:rPr>
-        <w:t>* Services highlight with 3D render. Headline, subtext, **Request a Quote** CTA.</w:t>
-      </w:r>
-    </w:p>
-    <w:p>
-      <w:pPr>
-        <w:spacing w:after="0" w:line="240" w:lineRule="auto"/>
-        <w:rPr>
-          <w:rFonts w:ascii="Manrope" w:eastAsia="Times New Roman" w:hAnsi="Manrope" w:cs="Times New Roman"/>
-          <w:color w:val="000000"/>
-          <w:spacing w:val="2"/>
-          <w:sz w:val="24"/>
-          <w:szCs w:val="24"/>
-        </w:rPr>
-      </w:pPr>
-      <w:r>
-        <w:rPr>
-          <w:rFonts w:ascii="Manrope" w:eastAsia="Times New Roman" w:hAnsi="Manrope" w:cs="Times New Roman"/>
-          <w:color w:val="000000"/>
-          <w:spacing w:val="2"/>
-          <w:sz w:val="24"/>
-          <w:szCs w:val="24"/>
-        </w:rPr>
-        <w:t xml:space="preserve">   - **Slide C</w:t>
-      </w:r>
-      <w:proofErr w:type="gramStart"/>
-      <w:r>
-        <w:rPr>
-          <w:rFonts w:ascii="Manrope" w:eastAsia="Times New Roman" w:hAnsi="Manrope" w:cs="Times New Roman"/>
-          <w:color w:val="000000"/>
-          <w:spacing w:val="2"/>
-          <w:sz w:val="24"/>
-          <w:szCs w:val="24"/>
-        </w:rPr>
-        <w:t>:*</w:t>
-      </w:r>
-      <w:proofErr w:type="gramEnd"/>
-      <w:r>
-        <w:rPr>
-          <w:rFonts w:ascii="Manrope" w:eastAsia="Times New Roman" w:hAnsi="Manrope" w:cs="Times New Roman"/>
-          <w:color w:val="000000"/>
-          <w:spacing w:val="2"/>
-          <w:sz w:val="24"/>
-          <w:szCs w:val="24"/>
-        </w:rPr>
-        <w:t>* Best sellers / promo with **Shop Best Sellers** CTA.</w:t>
-      </w:r>
-    </w:p>
-    <w:p>
-      <w:pPr>
-        <w:spacing w:after="0" w:line="240" w:lineRule="auto"/>
-        <w:rPr>
-          <w:rFonts w:ascii="Manrope" w:eastAsia="Times New Roman" w:hAnsi="Manrope" w:cs="Times New Roman"/>
-          <w:color w:val="000000"/>
-          <w:spacing w:val="2"/>
-          <w:sz w:val="24"/>
-          <w:szCs w:val="24"/>
-        </w:rPr>
-      </w:pPr>
-      <w:r>
-        <w:rPr>
-          <w:rFonts w:ascii="Manrope" w:eastAsia="Times New Roman" w:hAnsi="Manrope" w:cs="Times New Roman"/>
-          <w:color w:val="000000"/>
-          <w:spacing w:val="2"/>
-          <w:sz w:val="24"/>
-          <w:szCs w:val="24"/>
-        </w:rPr>
-        <w:t xml:space="preserve">   - Small visible dots + arrow controls; subtle dark overlay for type legibility.</w:t>
-      </w:r>
-    </w:p>
-    <w:p>
-      <w:pPr>
-        <w:spacing w:after="0" w:line="240" w:lineRule="auto"/>
-        <w:rPr>
-          <w:rFonts w:ascii="Manrope" w:eastAsia="Times New Roman" w:hAnsi="Manrope" w:cs="Times New Roman"/>
-          <w:color w:val="000000"/>
-          <w:spacing w:val="2"/>
-          <w:sz w:val="24"/>
-          <w:szCs w:val="24"/>
-        </w:rPr>
-      </w:pPr>
-      <w:r>
-        <w:rPr>
-          <w:rFonts w:ascii="Manrope" w:eastAsia="Times New Roman" w:hAnsi="Manrope" w:cs="Times New Roman"/>
-          <w:color w:val="000000"/>
-          <w:spacing w:val="2"/>
-          <w:sz w:val="24"/>
-          <w:szCs w:val="24"/>
-        </w:rPr>
-        <w:t>2. Hot / Best-selling products: two rows (Desktop: 4 cards/row) showing product cards with Quick View on hover.</w:t>
-      </w:r>
-    </w:p>
-    <w:p>
-      <w:pPr>
-        <w:spacing w:after="0" w:line="240" w:lineRule="auto"/>
-        <w:rPr>
-          <w:rFonts w:ascii="Manrope" w:eastAsia="Times New Roman" w:hAnsi="Manrope" w:cs="Times New Roman"/>
-          <w:color w:val="000000"/>
-          <w:spacing w:val="2"/>
-          <w:sz w:val="24"/>
-          <w:szCs w:val="24"/>
-        </w:rPr>
-      </w:pPr>
-      <w:r>
-        <w:rPr>
-          <w:rFonts w:ascii="Manrope" w:eastAsia="Times New Roman" w:hAnsi="Manrope" w:cs="Times New Roman"/>
-          <w:color w:val="000000"/>
-          <w:spacing w:val="2"/>
-          <w:sz w:val="24"/>
-          <w:szCs w:val="24"/>
-        </w:rPr>
-        <w:t>3. Collections showcase: 3–4 large tiles linking to curated collections.</w:t>
-      </w:r>
-    </w:p>
-    <w:p>
-      <w:pPr>
-        <w:spacing w:after="0" w:line="240" w:lineRule="auto"/>
-        <w:rPr>
-          <w:rFonts w:ascii="Manrope" w:eastAsia="Times New Roman" w:hAnsi="Manrope" w:cs="Times New Roman"/>
-          <w:color w:val="000000"/>
-          <w:spacing w:val="2"/>
-          <w:sz w:val="24"/>
-          <w:szCs w:val="24"/>
-        </w:rPr>
-      </w:pPr>
-      <w:r>
-        <w:rPr>
-          <w:rFonts w:ascii="Manrope" w:eastAsia="Times New Roman" w:hAnsi="Manrope" w:cs="Times New Roman"/>
-          <w:color w:val="000000"/>
-          <w:spacing w:val="2"/>
-          <w:sz w:val="24"/>
-          <w:szCs w:val="24"/>
-        </w:rPr>
-        <w:t>4. Promotional two-column feature: large 3D image left, marketing copy + **Request a Quote** CTA on right (stacked on mobile).</w:t>
-      </w:r>
-    </w:p>
-    <w:p>
-      <w:pPr>
-        <w:spacing w:after="0" w:line="240" w:lineRule="auto"/>
-        <w:rPr>
-          <w:rFonts w:ascii="Manrope" w:eastAsia="Times New Roman" w:hAnsi="Manrope" w:cs="Times New Roman"/>
-          <w:color w:val="000000"/>
-          <w:spacing w:val="2"/>
-          <w:sz w:val="24"/>
-          <w:szCs w:val="24"/>
-        </w:rPr>
-      </w:pPr>
-      <w:r>
-        <w:rPr>
-          <w:rFonts w:ascii="Manrope" w:eastAsia="Times New Roman" w:hAnsi="Manrope" w:cs="Times New Roman"/>
-          <w:color w:val="000000"/>
-          <w:spacing w:val="2"/>
-          <w:sz w:val="24"/>
-          <w:szCs w:val="24"/>
-        </w:rPr>
-        <w:t>5. Category highlight carousels: alternating full-bleed imagery and product carousels for Lighting, Mirrors &amp; Decor.</w:t>
-      </w:r>
-    </w:p>
-    <w:p>
-      <w:pPr>
-        <w:spacing w:after="0" w:line="240" w:lineRule="auto"/>
-        <w:rPr>
-          <w:rFonts w:ascii="Manrope" w:eastAsia="Times New Roman" w:hAnsi="Manrope" w:cs="Times New Roman"/>
-          <w:color w:val="000000"/>
-          <w:spacing w:val="2"/>
-          <w:sz w:val="24"/>
-          <w:szCs w:val="24"/>
-        </w:rPr>
-      </w:pPr>
-      <w:r>
-        <w:rPr>
-          <w:rFonts w:ascii="Manrope" w:eastAsia="Times New Roman" w:hAnsi="Manrope" w:cs="Times New Roman"/>
-          <w:color w:val="000000"/>
-          <w:spacing w:val="2"/>
-          <w:sz w:val="24"/>
-          <w:szCs w:val="24"/>
-        </w:rPr>
-        <w:t xml:space="preserve">6. Trust &amp; newsletter strip: icons + short copy (installation warranty, secure payment, </w:t>
-      </w:r>
-      <w:proofErr w:type="gramStart"/>
-      <w:r>
-        <w:rPr>
-          <w:rFonts w:ascii="Manrope" w:eastAsia="Times New Roman" w:hAnsi="Manrope" w:cs="Times New Roman"/>
-          <w:color w:val="000000"/>
-          <w:spacing w:val="2"/>
-          <w:sz w:val="24"/>
-          <w:szCs w:val="24"/>
-        </w:rPr>
-        <w:t>delivery</w:t>
-      </w:r>
-      <w:proofErr w:type="gramEnd"/>
-      <w:r>
-        <w:rPr>
-          <w:rFonts w:ascii="Manrope" w:eastAsia="Times New Roman" w:hAnsi="Manrope" w:cs="Times New Roman"/>
-          <w:color w:val="000000"/>
-          <w:spacing w:val="2"/>
-          <w:sz w:val="24"/>
-          <w:szCs w:val="24"/>
-        </w:rPr>
-        <w:t>), newsletter signup field and CTA.</w:t>
-      </w:r>
-    </w:p>
-    <w:p>
-      <w:pPr>
-        <w:spacing w:after="0" w:line="240" w:lineRule="auto"/>
-        <w:rPr>
-          <w:rFonts w:ascii="Manrope" w:eastAsia="Times New Roman" w:hAnsi="Manrope" w:cs="Times New Roman"/>
-          <w:color w:val="000000"/>
-          <w:spacing w:val="2"/>
-          <w:sz w:val="24"/>
-          <w:szCs w:val="24"/>
-        </w:rPr>
-      </w:pPr>
-      <w:r>
-        <w:rPr>
-          <w:rFonts w:ascii="Manrope" w:eastAsia="Times New Roman" w:hAnsi="Manrope" w:cs="Times New Roman"/>
-          <w:color w:val="000000"/>
-          <w:spacing w:val="2"/>
-          <w:sz w:val="24"/>
-          <w:szCs w:val="24"/>
-        </w:rPr>
-        <w:t>7. Footer (global).</w:t>
-      </w:r>
-    </w:p>
-    <w:p>
-      <w:pPr>
-        <w:spacing w:after="0" w:line="240" w:lineRule="auto"/>
-        <w:rPr>
-          <w:rFonts w:ascii="Manrope" w:eastAsia="Times New Roman" w:hAnsi="Manrope" w:cs="Times New Roman"/>
-          <w:color w:val="000000"/>
-          <w:spacing w:val="2"/>
-          <w:sz w:val="24"/>
-          <w:szCs w:val="24"/>
-        </w:rPr>
-      </w:pPr>
-    </w:p>
-    <w:p>
-      <w:pPr>
-        <w:spacing w:after="0" w:line="240" w:lineRule="auto"/>
-        <w:rPr>
-          <w:rFonts w:ascii="Manrope" w:eastAsia="Times New Roman" w:hAnsi="Manrope" w:cs="Times New Roman"/>
-          <w:color w:val="000000"/>
-          <w:spacing w:val="2"/>
-          <w:sz w:val="24"/>
-          <w:szCs w:val="24"/>
-        </w:rPr>
-      </w:pPr>
-      <w:r>
-        <w:rPr>
-          <w:rFonts w:ascii="Manrope" w:eastAsia="Times New Roman" w:hAnsi="Manrope" w:cs="Times New Roman"/>
-          <w:color w:val="000000"/>
-          <w:spacing w:val="2"/>
-          <w:sz w:val="24"/>
-          <w:szCs w:val="24"/>
-        </w:rPr>
-        <w:t>### 2. Shop (All products + global category listing)</w:t>
-      </w:r>
-    </w:p>
-    <w:p>
-      <w:pPr>
-        <w:spacing w:after="0" w:line="240" w:lineRule="auto"/>
-        <w:rPr>
-          <w:rFonts w:ascii="Manrope" w:eastAsia="Times New Roman" w:hAnsi="Manrope" w:cs="Times New Roman"/>
-          <w:color w:val="000000"/>
-          <w:spacing w:val="2"/>
-          <w:sz w:val="24"/>
-          <w:szCs w:val="24"/>
-        </w:rPr>
-      </w:pPr>
-      <w:r>
-        <w:rPr>
-          <w:rFonts w:ascii="Manrope" w:eastAsia="Times New Roman" w:hAnsi="Manrope" w:cs="Times New Roman"/>
-          <w:color w:val="000000"/>
-          <w:spacing w:val="2"/>
-          <w:sz w:val="24"/>
-          <w:szCs w:val="24"/>
-        </w:rPr>
-        <w:t>1. Header: breadcrumb, page title, short description, result count.</w:t>
-      </w:r>
-    </w:p>
-    <w:p>
-      <w:pPr>
-        <w:spacing w:after="0" w:line="240" w:lineRule="auto"/>
-        <w:rPr>
-          <w:rFonts w:ascii="Manrope" w:eastAsia="Times New Roman" w:hAnsi="Manrope" w:cs="Times New Roman"/>
-          <w:color w:val="000000"/>
-          <w:spacing w:val="2"/>
-          <w:sz w:val="24"/>
-          <w:szCs w:val="24"/>
-        </w:rPr>
-      </w:pPr>
-      <w:r>
-        <w:rPr>
-          <w:rFonts w:ascii="Manrope" w:eastAsia="Times New Roman" w:hAnsi="Manrope" w:cs="Times New Roman"/>
-          <w:color w:val="000000"/>
-          <w:spacing w:val="2"/>
-          <w:sz w:val="24"/>
-          <w:szCs w:val="24"/>
-        </w:rPr>
-        <w:t>2. Top controls: sort dropdown, view toggle (grid/list), product count.</w:t>
-      </w:r>
-    </w:p>
-    <w:p>
-      <w:pPr>
-        <w:spacing w:after="0" w:line="240" w:lineRule="auto"/>
-        <w:rPr>
-          <w:rFonts w:ascii="Manrope" w:eastAsia="Times New Roman" w:hAnsi="Manrope" w:cs="Times New Roman"/>
-          <w:color w:val="000000"/>
-          <w:spacing w:val="2"/>
-          <w:sz w:val="24"/>
-          <w:szCs w:val="24"/>
-        </w:rPr>
-      </w:pPr>
-      <w:r>
-        <w:rPr>
-          <w:rFonts w:ascii="Manrope" w:eastAsia="Times New Roman" w:hAnsi="Manrope" w:cs="Times New Roman"/>
-          <w:color w:val="000000"/>
-          <w:spacing w:val="2"/>
-          <w:sz w:val="24"/>
-          <w:szCs w:val="24"/>
-        </w:rPr>
-        <w:t>3. Left filters (desktop): collapsible filter groups — Category, Price range (slider), Material, Finish, Color, Rating, Availability, Installation included (toggle). Mobile: filters open in full-screen panel.</w:t>
-      </w:r>
-    </w:p>
-    <w:p>
-      <w:pPr>
-        <w:spacing w:after="0" w:line="240" w:lineRule="auto"/>
-        <w:rPr>
-          <w:rFonts w:ascii="Manrope" w:eastAsia="Times New Roman" w:hAnsi="Manrope" w:cs="Times New Roman"/>
-          <w:color w:val="000000"/>
-          <w:spacing w:val="2"/>
-          <w:sz w:val="24"/>
-          <w:szCs w:val="24"/>
-        </w:rPr>
-      </w:pPr>
-      <w:r>
-        <w:rPr>
-          <w:rFonts w:ascii="Manrope" w:eastAsia="Times New Roman" w:hAnsi="Manrope" w:cs="Times New Roman"/>
-          <w:color w:val="000000"/>
-          <w:spacing w:val="2"/>
-          <w:sz w:val="24"/>
-          <w:szCs w:val="24"/>
-        </w:rPr>
-        <w:t>4. Product grid: responsive cards. Infinite scroll or paginated options (design both states — pagination control shown at bottom).</w:t>
-      </w:r>
-    </w:p>
-    <w:p>
-      <w:pPr>
-        <w:spacing w:after="0" w:line="240" w:lineRule="auto"/>
-        <w:rPr>
-          <w:rFonts w:ascii="Manrope" w:eastAsia="Times New Roman" w:hAnsi="Manrope" w:cs="Times New Roman"/>
-          <w:color w:val="000000"/>
-          <w:spacing w:val="2"/>
-          <w:sz w:val="24"/>
-          <w:szCs w:val="24"/>
-        </w:rPr>
-      </w:pPr>
-      <w:r>
-        <w:rPr>
-          <w:rFonts w:ascii="Manrope" w:eastAsia="Times New Roman" w:hAnsi="Manrope" w:cs="Times New Roman"/>
-          <w:color w:val="000000"/>
-          <w:spacing w:val="2"/>
-          <w:sz w:val="24"/>
-          <w:szCs w:val="24"/>
-        </w:rPr>
-        <w:t>5. Quick View modal from card hover for quick add-to-cart flow.</w:t>
-      </w:r>
-    </w:p>
-    <w:p>
-      <w:pPr>
-        <w:spacing w:after="0" w:line="240" w:lineRule="auto"/>
-        <w:rPr>
-          <w:rFonts w:ascii="Manrope" w:eastAsia="Times New Roman" w:hAnsi="Manrope" w:cs="Times New Roman"/>
-          <w:color w:val="000000"/>
-          <w:spacing w:val="2"/>
-          <w:sz w:val="24"/>
-          <w:szCs w:val="24"/>
-        </w:rPr>
-      </w:pPr>
-    </w:p>
-    <w:p>
-      <w:pPr>
-        <w:spacing w:after="0" w:line="240" w:lineRule="auto"/>
-        <w:rPr>
-          <w:rFonts w:ascii="Manrope" w:eastAsia="Times New Roman" w:hAnsi="Manrope" w:cs="Times New Roman"/>
-          <w:color w:val="000000"/>
-          <w:spacing w:val="2"/>
-          <w:sz w:val="24"/>
-          <w:szCs w:val="24"/>
-        </w:rPr>
-      </w:pPr>
-      <w:r>
-        <w:rPr>
-          <w:rFonts w:ascii="Manrope" w:eastAsia="Times New Roman" w:hAnsi="Manrope" w:cs="Times New Roman"/>
-          <w:color w:val="000000"/>
-          <w:spacing w:val="2"/>
-          <w:sz w:val="24"/>
-          <w:szCs w:val="24"/>
-        </w:rPr>
-        <w:t>### 3. Category / Subcategory Listing</w:t>
-      </w:r>
-    </w:p>
-    <w:p>
-      <w:pPr>
-        <w:spacing w:after="0" w:line="240" w:lineRule="auto"/>
-        <w:rPr>
-          <w:rFonts w:ascii="Manrope" w:eastAsia="Times New Roman" w:hAnsi="Manrope" w:cs="Times New Roman"/>
-          <w:color w:val="000000"/>
-          <w:spacing w:val="2"/>
-          <w:sz w:val="24"/>
-          <w:szCs w:val="24"/>
-        </w:rPr>
-      </w:pPr>
-      <w:r>
-        <w:rPr>
-          <w:rFonts w:ascii="Manrope" w:eastAsia="Times New Roman" w:hAnsi="Manrope" w:cs="Times New Roman"/>
-          <w:color w:val="000000"/>
-          <w:spacing w:val="2"/>
-          <w:sz w:val="24"/>
-          <w:szCs w:val="24"/>
-        </w:rPr>
-        <w:t>1. Category header (breadcrumb + hero image + short description + CTA to shop category).</w:t>
-      </w:r>
-    </w:p>
-    <w:p>
-      <w:pPr>
-        <w:spacing w:after="0" w:line="240" w:lineRule="auto"/>
-        <w:rPr>
-          <w:rFonts w:ascii="Manrope" w:eastAsia="Times New Roman" w:hAnsi="Manrope" w:cs="Times New Roman"/>
-          <w:color w:val="000000"/>
-          <w:spacing w:val="2"/>
-          <w:sz w:val="24"/>
-          <w:szCs w:val="24"/>
-        </w:rPr>
-      </w:pPr>
-      <w:r>
-        <w:rPr>
-          <w:rFonts w:ascii="Manrope" w:eastAsia="Times New Roman" w:hAnsi="Manrope" w:cs="Times New Roman"/>
-          <w:color w:val="000000"/>
-          <w:spacing w:val="2"/>
-          <w:sz w:val="24"/>
-          <w:szCs w:val="24"/>
-        </w:rPr>
-        <w:t>2. Subcategory tiles and filters as above.</w:t>
-      </w:r>
-    </w:p>
-    <w:p>
-      <w:pPr>
-        <w:spacing w:after="0" w:line="240" w:lineRule="auto"/>
-        <w:rPr>
-          <w:rFonts w:ascii="Manrope" w:eastAsia="Times New Roman" w:hAnsi="Manrope" w:cs="Times New Roman"/>
-          <w:color w:val="000000"/>
-          <w:spacing w:val="2"/>
-          <w:sz w:val="24"/>
-          <w:szCs w:val="24"/>
-        </w:rPr>
-      </w:pPr>
-      <w:r>
-        <w:rPr>
-          <w:rFonts w:ascii="Manrope" w:eastAsia="Times New Roman" w:hAnsi="Manrope" w:cs="Times New Roman"/>
-          <w:color w:val="000000"/>
-          <w:spacing w:val="2"/>
-          <w:sz w:val="24"/>
-          <w:szCs w:val="24"/>
-        </w:rPr>
-        <w:t>3. Featured products and top collections for that category.</w:t>
-      </w:r>
-    </w:p>
-    <w:p>
-      <w:pPr>
-        <w:spacing w:after="0" w:line="240" w:lineRule="auto"/>
-        <w:rPr>
-          <w:rFonts w:ascii="Manrope" w:eastAsia="Times New Roman" w:hAnsi="Manrope" w:cs="Times New Roman"/>
-          <w:color w:val="000000"/>
-          <w:spacing w:val="2"/>
-          <w:sz w:val="24"/>
-          <w:szCs w:val="24"/>
-        </w:rPr>
-      </w:pPr>
-    </w:p>
-    <w:p>
-      <w:pPr>
-        <w:spacing w:after="0" w:line="240" w:lineRule="auto"/>
-        <w:rPr>
-          <w:rFonts w:ascii="Manrope" w:eastAsia="Times New Roman" w:hAnsi="Manrope" w:cs="Times New Roman"/>
-          <w:color w:val="000000"/>
-          <w:spacing w:val="2"/>
-          <w:sz w:val="24"/>
-          <w:szCs w:val="24"/>
-        </w:rPr>
-      </w:pPr>
-      <w:r>
-        <w:rPr>
-          <w:rFonts w:ascii="Manrope" w:eastAsia="Times New Roman" w:hAnsi="Manrope" w:cs="Times New Roman"/>
-          <w:color w:val="000000"/>
-          <w:spacing w:val="2"/>
-          <w:sz w:val="24"/>
-          <w:szCs w:val="24"/>
-        </w:rPr>
-        <w:t>### 4. Product Detail</w:t>
-      </w:r>
-    </w:p>
-    <w:p>
-      <w:pPr>
-        <w:spacing w:after="0" w:line="240" w:lineRule="auto"/>
-        <w:rPr>
-          <w:rFonts w:ascii="Manrope" w:eastAsia="Times New Roman" w:hAnsi="Manrope" w:cs="Times New Roman"/>
-          <w:color w:val="000000"/>
-          <w:spacing w:val="2"/>
-          <w:sz w:val="24"/>
-          <w:szCs w:val="24"/>
-        </w:rPr>
-      </w:pPr>
-      <w:r>
-        <w:rPr>
-          <w:rFonts w:ascii="Manrope" w:eastAsia="Times New Roman" w:hAnsi="Manrope" w:cs="Times New Roman"/>
-          <w:color w:val="000000"/>
-          <w:spacing w:val="2"/>
-          <w:sz w:val="24"/>
-          <w:szCs w:val="24"/>
-        </w:rPr>
-        <w:t>1. Layout: two-column on desktop (media left, details right); stacked on mobile.</w:t>
-      </w:r>
-    </w:p>
-    <w:p>
-      <w:pPr>
-        <w:spacing w:after="0" w:line="240" w:lineRule="auto"/>
-        <w:rPr>
-          <w:rFonts w:ascii="Manrope" w:eastAsia="Times New Roman" w:hAnsi="Manrope" w:cs="Times New Roman"/>
-          <w:color w:val="000000"/>
-          <w:spacing w:val="2"/>
-          <w:sz w:val="24"/>
-          <w:szCs w:val="24"/>
-        </w:rPr>
-      </w:pPr>
-      <w:r>
-        <w:rPr>
-          <w:rFonts w:ascii="Manrope" w:eastAsia="Times New Roman" w:hAnsi="Manrope" w:cs="Times New Roman"/>
-          <w:color w:val="000000"/>
-          <w:spacing w:val="2"/>
-          <w:sz w:val="24"/>
-          <w:szCs w:val="24"/>
-        </w:rPr>
-        <w:t>2. Left: large media carousel (primary photos + 3D render thumbnails). Clicking a 3D thumbnail opens the 3D render in the carousel view.</w:t>
-      </w:r>
-    </w:p>
-    <w:p>
-      <w:pPr>
-        <w:spacing w:after="0" w:line="240" w:lineRule="auto"/>
-        <w:rPr>
-          <w:rFonts w:ascii="Manrope" w:eastAsia="Times New Roman" w:hAnsi="Manrope" w:cs="Times New Roman"/>
-          <w:color w:val="000000"/>
-          <w:spacing w:val="2"/>
-          <w:sz w:val="24"/>
-          <w:szCs w:val="24"/>
-        </w:rPr>
-      </w:pPr>
-      <w:r>
-        <w:rPr>
-          <w:rFonts w:ascii="Manrope" w:eastAsia="Times New Roman" w:hAnsi="Manrope" w:cs="Times New Roman"/>
-          <w:color w:val="000000"/>
-          <w:spacing w:val="2"/>
-          <w:sz w:val="24"/>
-          <w:szCs w:val="24"/>
-        </w:rPr>
-        <w:t>3. Right: product title, short tagline, price, SKU, stock status.</w:t>
-      </w:r>
-    </w:p>
-    <w:p>
-      <w:pPr>
-        <w:spacing w:after="0" w:line="240" w:lineRule="auto"/>
-        <w:rPr>
-          <w:rFonts w:ascii="Manrope" w:eastAsia="Times New Roman" w:hAnsi="Manrope" w:cs="Times New Roman"/>
-          <w:color w:val="000000"/>
-          <w:spacing w:val="2"/>
-          <w:sz w:val="24"/>
-          <w:szCs w:val="24"/>
-        </w:rPr>
-      </w:pPr>
-      <w:r>
-        <w:rPr>
-          <w:rFonts w:ascii="Manrope" w:eastAsia="Times New Roman" w:hAnsi="Manrope" w:cs="Times New Roman"/>
-          <w:color w:val="000000"/>
-          <w:spacing w:val="2"/>
-          <w:sz w:val="24"/>
-          <w:szCs w:val="24"/>
-        </w:rPr>
-        <w:t>4. Purchase controls: **Variant selectors (size / finish</w:t>
-      </w:r>
-      <w:proofErr w:type="gramStart"/>
-      <w:r>
-        <w:rPr>
-          <w:rFonts w:ascii="Manrope" w:eastAsia="Times New Roman" w:hAnsi="Manrope" w:cs="Times New Roman"/>
-          <w:color w:val="000000"/>
-          <w:spacing w:val="2"/>
-          <w:sz w:val="24"/>
-          <w:szCs w:val="24"/>
-        </w:rPr>
-        <w:t>)*</w:t>
-      </w:r>
-      <w:proofErr w:type="gramEnd"/>
-      <w:r>
-        <w:rPr>
-          <w:rFonts w:ascii="Manrope" w:eastAsia="Times New Roman" w:hAnsi="Manrope" w:cs="Times New Roman"/>
-          <w:color w:val="000000"/>
-          <w:spacing w:val="2"/>
-          <w:sz w:val="24"/>
-          <w:szCs w:val="24"/>
-        </w:rPr>
-        <w:t xml:space="preserve">*, **Quantity**, **Add to Cart**, **Buy Now**. </w:t>
-      </w:r>
-    </w:p>
-    <w:p>
-      <w:pPr>
-        <w:spacing w:after="0" w:line="240" w:lineRule="auto"/>
-        <w:rPr>
-          <w:rFonts w:ascii="Manrope" w:eastAsia="Times New Roman" w:hAnsi="Manrope" w:cs="Times New Roman"/>
-          <w:color w:val="000000"/>
-          <w:spacing w:val="2"/>
-          <w:sz w:val="24"/>
-          <w:szCs w:val="24"/>
-        </w:rPr>
-      </w:pPr>
-      <w:r>
-        <w:rPr>
-          <w:rFonts w:ascii="Manrope" w:eastAsia="Times New Roman" w:hAnsi="Manrope" w:cs="Times New Roman"/>
-          <w:color w:val="000000"/>
-          <w:spacing w:val="2"/>
-          <w:sz w:val="24"/>
-          <w:szCs w:val="24"/>
-        </w:rPr>
-        <w:t>5. Installation option: checkbox with install price and updated order summary when selected.</w:t>
-      </w:r>
-    </w:p>
-    <w:p>
-      <w:pPr>
-        <w:spacing w:after="0" w:line="240" w:lineRule="auto"/>
-        <w:rPr>
-          <w:rFonts w:ascii="Manrope" w:eastAsia="Times New Roman" w:hAnsi="Manrope" w:cs="Times New Roman"/>
-          <w:color w:val="000000"/>
-          <w:spacing w:val="2"/>
-          <w:sz w:val="24"/>
-          <w:szCs w:val="24"/>
-        </w:rPr>
-      </w:pPr>
-      <w:r>
-        <w:rPr>
-          <w:rFonts w:ascii="Manrope" w:eastAsia="Times New Roman" w:hAnsi="Manrope" w:cs="Times New Roman"/>
-          <w:color w:val="000000"/>
-          <w:spacing w:val="2"/>
-          <w:sz w:val="24"/>
-          <w:szCs w:val="24"/>
-        </w:rPr>
-        <w:lastRenderedPageBreak/>
-        <w:t>6. Secondary CTAs: **Request a Quote** (opens service quote flow pre-filled for product), **Save to Favorites**.</w:t>
-      </w:r>
-    </w:p>
-    <w:p>
-      <w:pPr>
-        <w:spacing w:after="0" w:line="240" w:lineRule="auto"/>
-        <w:rPr>
-          <w:rFonts w:ascii="Manrope" w:eastAsia="Times New Roman" w:hAnsi="Manrope" w:cs="Times New Roman"/>
-          <w:color w:val="000000"/>
-          <w:spacing w:val="2"/>
-          <w:sz w:val="24"/>
-          <w:szCs w:val="24"/>
-        </w:rPr>
-      </w:pPr>
-      <w:r>
-        <w:rPr>
-          <w:rFonts w:ascii="Manrope" w:eastAsia="Times New Roman" w:hAnsi="Manrope" w:cs="Times New Roman"/>
-          <w:color w:val="000000"/>
-          <w:spacing w:val="2"/>
-          <w:sz w:val="24"/>
-          <w:szCs w:val="24"/>
-        </w:rPr>
-        <w:t>7. Reviews summary (star rating + top review), shipping &amp; returns note, estimated delivery.</w:t>
-      </w:r>
-    </w:p>
-    <w:p>
-      <w:pPr>
-        <w:spacing w:after="0" w:line="240" w:lineRule="auto"/>
-        <w:rPr>
-          <w:rFonts w:ascii="Manrope" w:eastAsia="Times New Roman" w:hAnsi="Manrope" w:cs="Times New Roman"/>
-          <w:color w:val="000000"/>
-          <w:spacing w:val="2"/>
-          <w:sz w:val="24"/>
-          <w:szCs w:val="24"/>
-        </w:rPr>
-      </w:pPr>
-      <w:r>
-        <w:rPr>
-          <w:rFonts w:ascii="Manrope" w:eastAsia="Times New Roman" w:hAnsi="Manrope" w:cs="Times New Roman"/>
-          <w:color w:val="000000"/>
-          <w:spacing w:val="2"/>
-          <w:sz w:val="24"/>
-          <w:szCs w:val="24"/>
-        </w:rPr>
-        <w:t>8. Tabs below (or accordion on mobile): **Details &amp; Specs**, **Full Reviews**, **Installation &amp; Care**, **FAQs**.</w:t>
-      </w:r>
-    </w:p>
-    <w:p>
-      <w:pPr>
-        <w:spacing w:after="0" w:line="240" w:lineRule="auto"/>
-        <w:rPr>
-          <w:rFonts w:ascii="Manrope" w:eastAsia="Times New Roman" w:hAnsi="Manrope" w:cs="Times New Roman"/>
-          <w:color w:val="000000"/>
-          <w:spacing w:val="2"/>
-          <w:sz w:val="24"/>
-          <w:szCs w:val="24"/>
-        </w:rPr>
-      </w:pPr>
-      <w:r>
-        <w:rPr>
-          <w:rFonts w:ascii="Manrope" w:eastAsia="Times New Roman" w:hAnsi="Manrope" w:cs="Times New Roman"/>
-          <w:color w:val="000000"/>
-          <w:spacing w:val="2"/>
-          <w:sz w:val="24"/>
-          <w:szCs w:val="24"/>
-        </w:rPr>
-        <w:t>9. Related products / "You may also like" carousel.</w:t>
-      </w:r>
-    </w:p>
-    <w:p>
-      <w:pPr>
-        <w:spacing w:after="0" w:line="240" w:lineRule="auto"/>
-        <w:rPr>
-          <w:rFonts w:ascii="Manrope" w:eastAsia="Times New Roman" w:hAnsi="Manrope" w:cs="Times New Roman"/>
-          <w:color w:val="000000"/>
-          <w:spacing w:val="2"/>
-          <w:sz w:val="24"/>
-          <w:szCs w:val="24"/>
-        </w:rPr>
-      </w:pPr>
-    </w:p>
-    <w:p>
-      <w:pPr>
-        <w:spacing w:after="0" w:line="240" w:lineRule="auto"/>
-        <w:rPr>
-          <w:rFonts w:ascii="Manrope" w:eastAsia="Times New Roman" w:hAnsi="Manrope" w:cs="Times New Roman"/>
-          <w:color w:val="000000"/>
-          <w:spacing w:val="2"/>
-          <w:sz w:val="24"/>
-          <w:szCs w:val="24"/>
-        </w:rPr>
-      </w:pPr>
-      <w:r>
-        <w:rPr>
-          <w:rFonts w:ascii="Manrope" w:eastAsia="Times New Roman" w:hAnsi="Manrope" w:cs="Times New Roman"/>
-          <w:color w:val="000000"/>
-          <w:spacing w:val="2"/>
-          <w:sz w:val="24"/>
-          <w:szCs w:val="24"/>
-        </w:rPr>
-        <w:t>### 5. Cart</w:t>
-      </w:r>
-    </w:p>
-    <w:p>
-      <w:pPr>
-        <w:spacing w:after="0" w:line="240" w:lineRule="auto"/>
-        <w:rPr>
-          <w:rFonts w:ascii="Manrope" w:eastAsia="Times New Roman" w:hAnsi="Manrope" w:cs="Times New Roman"/>
-          <w:color w:val="000000"/>
-          <w:spacing w:val="2"/>
-          <w:sz w:val="24"/>
-          <w:szCs w:val="24"/>
-        </w:rPr>
-      </w:pPr>
-      <w:r>
-        <w:rPr>
-          <w:rFonts w:ascii="Manrope" w:eastAsia="Times New Roman" w:hAnsi="Manrope" w:cs="Times New Roman"/>
-          <w:color w:val="000000"/>
-          <w:spacing w:val="2"/>
-          <w:sz w:val="24"/>
-          <w:szCs w:val="24"/>
-        </w:rPr>
-        <w:t xml:space="preserve">1. Cart summary list: thumbnail, title, variant, </w:t>
-      </w:r>
-      <w:proofErr w:type="spellStart"/>
-      <w:r>
-        <w:rPr>
-          <w:rFonts w:ascii="Manrope" w:eastAsia="Times New Roman" w:hAnsi="Manrope" w:cs="Times New Roman"/>
-          <w:color w:val="000000"/>
-          <w:spacing w:val="2"/>
-          <w:sz w:val="24"/>
-          <w:szCs w:val="24"/>
-        </w:rPr>
-        <w:t>qty</w:t>
-      </w:r>
-      <w:proofErr w:type="spellEnd"/>
-      <w:r>
-        <w:rPr>
-          <w:rFonts w:ascii="Manrope" w:eastAsia="Times New Roman" w:hAnsi="Manrope" w:cs="Times New Roman"/>
-          <w:color w:val="000000"/>
-          <w:spacing w:val="2"/>
-          <w:sz w:val="24"/>
-          <w:szCs w:val="24"/>
-        </w:rPr>
-        <w:t xml:space="preserve"> selector, per-item price, </w:t>
-      </w:r>
-      <w:proofErr w:type="gramStart"/>
-      <w:r>
-        <w:rPr>
-          <w:rFonts w:ascii="Manrope" w:eastAsia="Times New Roman" w:hAnsi="Manrope" w:cs="Times New Roman"/>
-          <w:color w:val="000000"/>
-          <w:spacing w:val="2"/>
-          <w:sz w:val="24"/>
-          <w:szCs w:val="24"/>
-        </w:rPr>
-        <w:t>remove</w:t>
-      </w:r>
-      <w:proofErr w:type="gramEnd"/>
-      <w:r>
-        <w:rPr>
-          <w:rFonts w:ascii="Manrope" w:eastAsia="Times New Roman" w:hAnsi="Manrope" w:cs="Times New Roman"/>
-          <w:color w:val="000000"/>
-          <w:spacing w:val="2"/>
-          <w:sz w:val="24"/>
-          <w:szCs w:val="24"/>
-        </w:rPr>
-        <w:t xml:space="preserve"> action, install toggles per applicable item.</w:t>
-      </w:r>
-    </w:p>
-    <w:p>
-      <w:pPr>
-        <w:spacing w:after="0" w:line="240" w:lineRule="auto"/>
-        <w:rPr>
-          <w:rFonts w:ascii="Manrope" w:eastAsia="Times New Roman" w:hAnsi="Manrope" w:cs="Times New Roman"/>
-          <w:color w:val="000000"/>
-          <w:spacing w:val="2"/>
-          <w:sz w:val="24"/>
-          <w:szCs w:val="24"/>
-        </w:rPr>
-      </w:pPr>
-      <w:r>
-        <w:rPr>
-          <w:rFonts w:ascii="Manrope" w:eastAsia="Times New Roman" w:hAnsi="Manrope" w:cs="Times New Roman"/>
-          <w:color w:val="000000"/>
-          <w:spacing w:val="2"/>
-          <w:sz w:val="24"/>
-          <w:szCs w:val="24"/>
-        </w:rPr>
-        <w:t>2. Order summary (right column desktop): subtotal, discounts, estimated shipping, tax estimate, CTA **Proceed to Checkout**.</w:t>
-      </w:r>
-    </w:p>
-    <w:p>
-      <w:pPr>
-        <w:spacing w:after="0" w:line="240" w:lineRule="auto"/>
-        <w:rPr>
-          <w:rFonts w:ascii="Manrope" w:eastAsia="Times New Roman" w:hAnsi="Manrope" w:cs="Times New Roman"/>
-          <w:color w:val="000000"/>
-          <w:spacing w:val="2"/>
-          <w:sz w:val="24"/>
-          <w:szCs w:val="24"/>
-        </w:rPr>
-      </w:pPr>
-      <w:r>
-        <w:rPr>
-          <w:rFonts w:ascii="Manrope" w:eastAsia="Times New Roman" w:hAnsi="Manrope" w:cs="Times New Roman"/>
-          <w:color w:val="000000"/>
-          <w:spacing w:val="2"/>
-          <w:sz w:val="24"/>
-          <w:szCs w:val="24"/>
-        </w:rPr>
-        <w:t>3. Upsell banner / cross-sell strip (accessories, recommended add-ons).</w:t>
-      </w:r>
-    </w:p>
-    <w:p>
-      <w:pPr>
-        <w:spacing w:after="0" w:line="240" w:lineRule="auto"/>
-        <w:rPr>
-          <w:rFonts w:ascii="Manrope" w:eastAsia="Times New Roman" w:hAnsi="Manrope" w:cs="Times New Roman"/>
-          <w:color w:val="000000"/>
-          <w:spacing w:val="2"/>
-          <w:sz w:val="24"/>
-          <w:szCs w:val="24"/>
-        </w:rPr>
-      </w:pPr>
-      <w:r>
-        <w:rPr>
-          <w:rFonts w:ascii="Manrope" w:eastAsia="Times New Roman" w:hAnsi="Manrope" w:cs="Times New Roman"/>
-          <w:color w:val="000000"/>
-          <w:spacing w:val="2"/>
-          <w:sz w:val="24"/>
-          <w:szCs w:val="24"/>
-        </w:rPr>
-        <w:t>4. Mobile: stacked with sticky checkout CTA.</w:t>
-      </w:r>
-    </w:p>
-    <w:p>
-      <w:pPr>
-        <w:spacing w:after="0" w:line="240" w:lineRule="auto"/>
-        <w:rPr>
-          <w:rFonts w:ascii="Manrope" w:eastAsia="Times New Roman" w:hAnsi="Manrope" w:cs="Times New Roman"/>
-          <w:color w:val="000000"/>
-          <w:spacing w:val="2"/>
-          <w:sz w:val="24"/>
-          <w:szCs w:val="24"/>
-        </w:rPr>
-      </w:pPr>
-    </w:p>
-    <w:p>
-      <w:pPr>
-        <w:spacing w:after="0" w:line="240" w:lineRule="auto"/>
-        <w:rPr>
-          <w:rFonts w:ascii="Manrope" w:eastAsia="Times New Roman" w:hAnsi="Manrope" w:cs="Times New Roman"/>
-          <w:color w:val="000000"/>
-          <w:spacing w:val="2"/>
-          <w:sz w:val="24"/>
-          <w:szCs w:val="24"/>
-        </w:rPr>
-      </w:pPr>
-      <w:r>
-        <w:rPr>
-          <w:rFonts w:ascii="Manrope" w:eastAsia="Times New Roman" w:hAnsi="Manrope" w:cs="Times New Roman"/>
-          <w:color w:val="000000"/>
-          <w:spacing w:val="2"/>
-          <w:sz w:val="24"/>
-          <w:szCs w:val="24"/>
-        </w:rPr>
-        <w:t>### 6. Checkout (multi-step)</w:t>
-      </w:r>
-    </w:p>
-    <w:p>
-      <w:pPr>
-        <w:spacing w:after="0" w:line="240" w:lineRule="auto"/>
-        <w:rPr>
-          <w:rFonts w:ascii="Manrope" w:eastAsia="Times New Roman" w:hAnsi="Manrope" w:cs="Times New Roman"/>
-          <w:color w:val="000000"/>
-          <w:spacing w:val="2"/>
-          <w:sz w:val="24"/>
-          <w:szCs w:val="24"/>
-        </w:rPr>
-      </w:pPr>
-      <w:r>
-        <w:rPr>
-          <w:rFonts w:ascii="Manrope" w:eastAsia="Times New Roman" w:hAnsi="Manrope" w:cs="Times New Roman"/>
-          <w:color w:val="000000"/>
-          <w:spacing w:val="2"/>
-          <w:sz w:val="24"/>
-          <w:szCs w:val="24"/>
-        </w:rPr>
-        <w:t>- Multi-step layout with progress indicator: **Shipping → Payment → Review**. Each step is a static screen.</w:t>
-      </w:r>
-    </w:p>
-    <w:p>
-      <w:pPr>
-        <w:spacing w:after="0" w:line="240" w:lineRule="auto"/>
-        <w:rPr>
-          <w:rFonts w:ascii="Manrope" w:eastAsia="Times New Roman" w:hAnsi="Manrope" w:cs="Times New Roman"/>
-          <w:color w:val="000000"/>
-          <w:spacing w:val="2"/>
-          <w:sz w:val="24"/>
-          <w:szCs w:val="24"/>
-        </w:rPr>
-      </w:pPr>
-    </w:p>
-    <w:p>
-      <w:pPr>
-        <w:spacing w:after="0" w:line="240" w:lineRule="auto"/>
-        <w:rPr>
-          <w:rFonts w:ascii="Manrope" w:eastAsia="Times New Roman" w:hAnsi="Manrope" w:cs="Times New Roman"/>
-          <w:color w:val="000000"/>
-          <w:spacing w:val="2"/>
-          <w:sz w:val="24"/>
-          <w:szCs w:val="24"/>
-        </w:rPr>
-      </w:pPr>
-      <w:r>
-        <w:rPr>
-          <w:rFonts w:ascii="Manrope" w:eastAsia="Times New Roman" w:hAnsi="Manrope" w:cs="Times New Roman"/>
-          <w:color w:val="000000"/>
-          <w:spacing w:val="2"/>
-          <w:sz w:val="24"/>
-          <w:szCs w:val="24"/>
-        </w:rPr>
-        <w:t>1. Shipping Step:</w:t>
-      </w:r>
-    </w:p>
-    <w:p>
-      <w:pPr>
-        <w:spacing w:after="0" w:line="240" w:lineRule="auto"/>
-        <w:rPr>
-          <w:rFonts w:ascii="Manrope" w:eastAsia="Times New Roman" w:hAnsi="Manrope" w:cs="Times New Roman"/>
-          <w:color w:val="000000"/>
-          <w:spacing w:val="2"/>
-          <w:sz w:val="24"/>
-          <w:szCs w:val="24"/>
-        </w:rPr>
-      </w:pPr>
-      <w:r>
-        <w:rPr>
-          <w:rFonts w:ascii="Manrope" w:eastAsia="Times New Roman" w:hAnsi="Manrope" w:cs="Times New Roman"/>
-          <w:color w:val="000000"/>
-          <w:spacing w:val="2"/>
-          <w:sz w:val="24"/>
-          <w:szCs w:val="24"/>
-        </w:rPr>
-        <w:t xml:space="preserve">   - Shipping address form (Name, Email, Phone, Address lines, City, State, Postal code, Country). Option: Save to account.</w:t>
-      </w:r>
-    </w:p>
-    <w:p>
-      <w:pPr>
-        <w:spacing w:after="0" w:line="240" w:lineRule="auto"/>
-        <w:rPr>
-          <w:rFonts w:ascii="Manrope" w:eastAsia="Times New Roman" w:hAnsi="Manrope" w:cs="Times New Roman"/>
-          <w:color w:val="000000"/>
-          <w:spacing w:val="2"/>
-          <w:sz w:val="24"/>
-          <w:szCs w:val="24"/>
-        </w:rPr>
-      </w:pPr>
-      <w:r>
-        <w:rPr>
-          <w:rFonts w:ascii="Manrope" w:eastAsia="Times New Roman" w:hAnsi="Manrope" w:cs="Times New Roman"/>
-          <w:color w:val="000000"/>
-          <w:spacing w:val="2"/>
-          <w:sz w:val="24"/>
-          <w:szCs w:val="24"/>
-        </w:rPr>
-        <w:t xml:space="preserve">   - Shipping method selector with price and ETA.</w:t>
-      </w:r>
-    </w:p>
-    <w:p>
-      <w:pPr>
-        <w:spacing w:after="0" w:line="240" w:lineRule="auto"/>
-        <w:rPr>
-          <w:rFonts w:ascii="Manrope" w:eastAsia="Times New Roman" w:hAnsi="Manrope" w:cs="Times New Roman"/>
-          <w:color w:val="000000"/>
-          <w:spacing w:val="2"/>
-          <w:sz w:val="24"/>
-          <w:szCs w:val="24"/>
-        </w:rPr>
-      </w:pPr>
-      <w:r>
-        <w:rPr>
-          <w:rFonts w:ascii="Manrope" w:eastAsia="Times New Roman" w:hAnsi="Manrope" w:cs="Times New Roman"/>
-          <w:color w:val="000000"/>
-          <w:spacing w:val="2"/>
-          <w:sz w:val="24"/>
-          <w:szCs w:val="24"/>
-        </w:rPr>
-        <w:t xml:space="preserve">   - CTA **Continue to Payment**.</w:t>
-      </w:r>
-    </w:p>
-    <w:p>
-      <w:pPr>
-        <w:spacing w:after="0" w:line="240" w:lineRule="auto"/>
-        <w:rPr>
-          <w:rFonts w:ascii="Manrope" w:eastAsia="Times New Roman" w:hAnsi="Manrope" w:cs="Times New Roman"/>
-          <w:color w:val="000000"/>
-          <w:spacing w:val="2"/>
-          <w:sz w:val="24"/>
-          <w:szCs w:val="24"/>
-        </w:rPr>
-      </w:pPr>
-      <w:r>
-        <w:rPr>
-          <w:rFonts w:ascii="Manrope" w:eastAsia="Times New Roman" w:hAnsi="Manrope" w:cs="Times New Roman"/>
-          <w:color w:val="000000"/>
-          <w:spacing w:val="2"/>
-          <w:sz w:val="24"/>
-          <w:szCs w:val="24"/>
-        </w:rPr>
-        <w:t>2. Payment Step:</w:t>
-      </w:r>
-    </w:p>
-    <w:p>
-      <w:pPr>
-        <w:spacing w:after="0" w:line="240" w:lineRule="auto"/>
-        <w:rPr>
-          <w:rFonts w:ascii="Manrope" w:eastAsia="Times New Roman" w:hAnsi="Manrope" w:cs="Times New Roman"/>
-          <w:color w:val="000000"/>
-          <w:spacing w:val="2"/>
-          <w:sz w:val="24"/>
-          <w:szCs w:val="24"/>
-        </w:rPr>
-      </w:pPr>
-      <w:r>
-        <w:rPr>
-          <w:rFonts w:ascii="Manrope" w:eastAsia="Times New Roman" w:hAnsi="Manrope" w:cs="Times New Roman"/>
-          <w:color w:val="000000"/>
-          <w:spacing w:val="2"/>
-          <w:sz w:val="24"/>
-          <w:szCs w:val="24"/>
-        </w:rPr>
-        <w:t xml:space="preserve">   - Payment method options (Card entry, Apple/Google Pay, Net banking). Card form fields shown.</w:t>
-      </w:r>
-    </w:p>
-    <w:p>
-      <w:pPr>
-        <w:spacing w:after="0" w:line="240" w:lineRule="auto"/>
-        <w:rPr>
-          <w:rFonts w:ascii="Manrope" w:eastAsia="Times New Roman" w:hAnsi="Manrope" w:cs="Times New Roman"/>
-          <w:color w:val="000000"/>
-          <w:spacing w:val="2"/>
-          <w:sz w:val="24"/>
-          <w:szCs w:val="24"/>
-        </w:rPr>
-      </w:pPr>
-      <w:r>
-        <w:rPr>
-          <w:rFonts w:ascii="Manrope" w:eastAsia="Times New Roman" w:hAnsi="Manrope" w:cs="Times New Roman"/>
-          <w:color w:val="000000"/>
-          <w:spacing w:val="2"/>
-          <w:sz w:val="24"/>
-          <w:szCs w:val="24"/>
-        </w:rPr>
-        <w:t xml:space="preserve">   - Billing address toggles.</w:t>
-      </w:r>
-    </w:p>
-    <w:p>
-      <w:pPr>
-        <w:spacing w:after="0" w:line="240" w:lineRule="auto"/>
-        <w:rPr>
-          <w:rFonts w:ascii="Manrope" w:eastAsia="Times New Roman" w:hAnsi="Manrope" w:cs="Times New Roman"/>
-          <w:color w:val="000000"/>
-          <w:spacing w:val="2"/>
-          <w:sz w:val="24"/>
-          <w:szCs w:val="24"/>
-        </w:rPr>
-      </w:pPr>
-      <w:r>
-        <w:rPr>
-          <w:rFonts w:ascii="Manrope" w:eastAsia="Times New Roman" w:hAnsi="Manrope" w:cs="Times New Roman"/>
-          <w:color w:val="000000"/>
-          <w:spacing w:val="2"/>
-          <w:sz w:val="24"/>
-          <w:szCs w:val="24"/>
-        </w:rPr>
-        <w:t xml:space="preserve">   - CTA **Review Order**.</w:t>
-      </w:r>
-    </w:p>
-    <w:p>
-      <w:pPr>
-        <w:spacing w:after="0" w:line="240" w:lineRule="auto"/>
-        <w:rPr>
-          <w:rFonts w:ascii="Manrope" w:eastAsia="Times New Roman" w:hAnsi="Manrope" w:cs="Times New Roman"/>
-          <w:color w:val="000000"/>
-          <w:spacing w:val="2"/>
-          <w:sz w:val="24"/>
-          <w:szCs w:val="24"/>
-        </w:rPr>
-      </w:pPr>
-      <w:r>
-        <w:rPr>
-          <w:rFonts w:ascii="Manrope" w:eastAsia="Times New Roman" w:hAnsi="Manrope" w:cs="Times New Roman"/>
-          <w:color w:val="000000"/>
-          <w:spacing w:val="2"/>
-          <w:sz w:val="24"/>
-          <w:szCs w:val="24"/>
-        </w:rPr>
-        <w:t>3. Review Step:</w:t>
-      </w:r>
-    </w:p>
-    <w:p>
-      <w:pPr>
-        <w:spacing w:after="0" w:line="240" w:lineRule="auto"/>
-        <w:rPr>
-          <w:rFonts w:ascii="Manrope" w:eastAsia="Times New Roman" w:hAnsi="Manrope" w:cs="Times New Roman"/>
-          <w:color w:val="000000"/>
-          <w:spacing w:val="2"/>
-          <w:sz w:val="24"/>
-          <w:szCs w:val="24"/>
-        </w:rPr>
-      </w:pPr>
-      <w:r>
-        <w:rPr>
-          <w:rFonts w:ascii="Manrope" w:eastAsia="Times New Roman" w:hAnsi="Manrope" w:cs="Times New Roman"/>
-          <w:color w:val="000000"/>
-          <w:spacing w:val="2"/>
-          <w:sz w:val="24"/>
-          <w:szCs w:val="24"/>
-        </w:rPr>
-        <w:t xml:space="preserve">   - Order summary, editable shipping/payment, discount code entry, final CTA **Place Order**.</w:t>
-      </w:r>
-    </w:p>
-    <w:p>
-      <w:pPr>
-        <w:spacing w:after="0" w:line="240" w:lineRule="auto"/>
-        <w:rPr>
-          <w:rFonts w:ascii="Manrope" w:eastAsia="Times New Roman" w:hAnsi="Manrope" w:cs="Times New Roman"/>
-          <w:color w:val="000000"/>
-          <w:spacing w:val="2"/>
-          <w:sz w:val="24"/>
-          <w:szCs w:val="24"/>
-        </w:rPr>
-      </w:pPr>
-      <w:r>
-        <w:rPr>
-          <w:rFonts w:ascii="Manrope" w:eastAsia="Times New Roman" w:hAnsi="Manrope" w:cs="Times New Roman"/>
-          <w:color w:val="000000"/>
-          <w:spacing w:val="2"/>
-          <w:sz w:val="24"/>
-          <w:szCs w:val="24"/>
-        </w:rPr>
-        <w:t>4. Confirmation: Order number, summary, next steps, related support links.</w:t>
-      </w:r>
-    </w:p>
-    <w:p>
-      <w:pPr>
-        <w:spacing w:after="0" w:line="240" w:lineRule="auto"/>
-        <w:rPr>
-          <w:rFonts w:ascii="Manrope" w:eastAsia="Times New Roman" w:hAnsi="Manrope" w:cs="Times New Roman"/>
-          <w:color w:val="000000"/>
-          <w:spacing w:val="2"/>
-          <w:sz w:val="24"/>
-          <w:szCs w:val="24"/>
-        </w:rPr>
-      </w:pPr>
-    </w:p>
-    <w:p>
-      <w:pPr>
-        <w:spacing w:after="0" w:line="240" w:lineRule="auto"/>
-        <w:rPr>
-          <w:rFonts w:ascii="Manrope" w:eastAsia="Times New Roman" w:hAnsi="Manrope" w:cs="Times New Roman"/>
-          <w:color w:val="000000"/>
-          <w:spacing w:val="2"/>
-          <w:sz w:val="24"/>
-          <w:szCs w:val="24"/>
-        </w:rPr>
-      </w:pPr>
-      <w:r>
-        <w:rPr>
-          <w:rFonts w:ascii="Manrope" w:eastAsia="Times New Roman" w:hAnsi="Manrope" w:cs="Times New Roman"/>
-          <w:color w:val="000000"/>
-          <w:spacing w:val="2"/>
-          <w:sz w:val="24"/>
-          <w:szCs w:val="24"/>
-        </w:rPr>
-        <w:t>### 7. Account (Desktop + Mobile)</w:t>
-      </w:r>
-    </w:p>
-    <w:p>
-      <w:pPr>
-        <w:spacing w:after="0" w:line="240" w:lineRule="auto"/>
-        <w:rPr>
-          <w:rFonts w:ascii="Manrope" w:eastAsia="Times New Roman" w:hAnsi="Manrope" w:cs="Times New Roman"/>
-          <w:color w:val="000000"/>
-          <w:spacing w:val="2"/>
-          <w:sz w:val="24"/>
-          <w:szCs w:val="24"/>
-        </w:rPr>
-      </w:pPr>
-      <w:r>
-        <w:rPr>
-          <w:rFonts w:ascii="Manrope" w:eastAsia="Times New Roman" w:hAnsi="Manrope" w:cs="Times New Roman"/>
-          <w:color w:val="000000"/>
-          <w:spacing w:val="2"/>
-          <w:sz w:val="24"/>
-          <w:szCs w:val="24"/>
-        </w:rPr>
-        <w:t>- Tabs / sections: **Orders**, **Profile**, **Saved Items / Favorites**.</w:t>
-      </w:r>
-    </w:p>
-    <w:p>
-      <w:pPr>
-        <w:spacing w:after="0" w:line="240" w:lineRule="auto"/>
-        <w:rPr>
-          <w:rFonts w:ascii="Manrope" w:eastAsia="Times New Roman" w:hAnsi="Manrope" w:cs="Times New Roman"/>
-          <w:color w:val="000000"/>
-          <w:spacing w:val="2"/>
-          <w:sz w:val="24"/>
-          <w:szCs w:val="24"/>
-        </w:rPr>
-      </w:pPr>
-      <w:r>
-        <w:rPr>
-          <w:rFonts w:ascii="Manrope" w:eastAsia="Times New Roman" w:hAnsi="Manrope" w:cs="Times New Roman"/>
-          <w:color w:val="000000"/>
-          <w:spacing w:val="2"/>
-          <w:sz w:val="24"/>
-          <w:szCs w:val="24"/>
-        </w:rPr>
-        <w:t>1. Orders: list with order number, status, view details.</w:t>
-      </w:r>
-    </w:p>
-    <w:p>
-      <w:pPr>
-        <w:spacing w:after="0" w:line="240" w:lineRule="auto"/>
-        <w:rPr>
-          <w:rFonts w:ascii="Manrope" w:eastAsia="Times New Roman" w:hAnsi="Manrope" w:cs="Times New Roman"/>
-          <w:color w:val="000000"/>
-          <w:spacing w:val="2"/>
-          <w:sz w:val="24"/>
-          <w:szCs w:val="24"/>
-        </w:rPr>
-      </w:pPr>
-      <w:r>
-        <w:rPr>
-          <w:rFonts w:ascii="Manrope" w:eastAsia="Times New Roman" w:hAnsi="Manrope" w:cs="Times New Roman"/>
-          <w:color w:val="000000"/>
-          <w:spacing w:val="2"/>
-          <w:sz w:val="24"/>
-          <w:szCs w:val="24"/>
-        </w:rPr>
-        <w:t>2. Profile: personal details, addresses, payment methods.</w:t>
-      </w:r>
-    </w:p>
-    <w:p>
-      <w:pPr>
-        <w:spacing w:after="0" w:line="240" w:lineRule="auto"/>
-        <w:rPr>
-          <w:rFonts w:ascii="Manrope" w:eastAsia="Times New Roman" w:hAnsi="Manrope" w:cs="Times New Roman"/>
-          <w:color w:val="000000"/>
-          <w:spacing w:val="2"/>
-          <w:sz w:val="24"/>
-          <w:szCs w:val="24"/>
-        </w:rPr>
-      </w:pPr>
-      <w:r>
-        <w:rPr>
-          <w:rFonts w:ascii="Manrope" w:eastAsia="Times New Roman" w:hAnsi="Manrope" w:cs="Times New Roman"/>
-          <w:color w:val="000000"/>
-          <w:spacing w:val="2"/>
-          <w:sz w:val="24"/>
-          <w:szCs w:val="24"/>
-        </w:rPr>
-        <w:t>3. Saved items: product cards with quick add to cart.</w:t>
-      </w:r>
-    </w:p>
-    <w:p>
-      <w:pPr>
-        <w:spacing w:after="0" w:line="240" w:lineRule="auto"/>
-        <w:rPr>
-          <w:rFonts w:ascii="Manrope" w:eastAsia="Times New Roman" w:hAnsi="Manrope" w:cs="Times New Roman"/>
-          <w:color w:val="000000"/>
-          <w:spacing w:val="2"/>
-          <w:sz w:val="24"/>
-          <w:szCs w:val="24"/>
-        </w:rPr>
-      </w:pPr>
-    </w:p>
-    <w:p>
-      <w:pPr>
-        <w:spacing w:after="0" w:line="240" w:lineRule="auto"/>
-        <w:rPr>
-          <w:rFonts w:ascii="Manrope" w:eastAsia="Times New Roman" w:hAnsi="Manrope" w:cs="Times New Roman"/>
-          <w:color w:val="000000"/>
-          <w:spacing w:val="2"/>
-          <w:sz w:val="24"/>
-          <w:szCs w:val="24"/>
-        </w:rPr>
-      </w:pPr>
-      <w:r>
-        <w:rPr>
-          <w:rFonts w:ascii="Manrope" w:eastAsia="Times New Roman" w:hAnsi="Manrope" w:cs="Times New Roman"/>
-          <w:color w:val="000000"/>
-          <w:spacing w:val="2"/>
-          <w:sz w:val="24"/>
-          <w:szCs w:val="24"/>
-        </w:rPr>
-        <w:t>### 8. Services Overview</w:t>
-      </w:r>
-    </w:p>
-    <w:p>
-      <w:pPr>
-        <w:spacing w:after="0" w:line="240" w:lineRule="auto"/>
-        <w:rPr>
-          <w:rFonts w:ascii="Manrope" w:eastAsia="Times New Roman" w:hAnsi="Manrope" w:cs="Times New Roman"/>
-          <w:color w:val="000000"/>
-          <w:spacing w:val="2"/>
-          <w:sz w:val="24"/>
-          <w:szCs w:val="24"/>
-        </w:rPr>
-      </w:pPr>
-      <w:r>
-        <w:rPr>
-          <w:rFonts w:ascii="Manrope" w:eastAsia="Times New Roman" w:hAnsi="Manrope" w:cs="Times New Roman"/>
-          <w:color w:val="000000"/>
-          <w:spacing w:val="2"/>
-          <w:sz w:val="24"/>
-          <w:szCs w:val="24"/>
-        </w:rPr>
-        <w:t>1. Intro hero showing service categories and a prominent **Request a Quote** CTA.</w:t>
-      </w:r>
-    </w:p>
-    <w:p>
-      <w:pPr>
-        <w:spacing w:after="0" w:line="240" w:lineRule="auto"/>
-        <w:rPr>
-          <w:rFonts w:ascii="Manrope" w:eastAsia="Times New Roman" w:hAnsi="Manrope" w:cs="Times New Roman"/>
-          <w:color w:val="000000"/>
-          <w:spacing w:val="2"/>
-          <w:sz w:val="24"/>
-          <w:szCs w:val="24"/>
-        </w:rPr>
-      </w:pPr>
-      <w:r>
-        <w:rPr>
-          <w:rFonts w:ascii="Manrope" w:eastAsia="Times New Roman" w:hAnsi="Manrope" w:cs="Times New Roman"/>
-          <w:color w:val="000000"/>
-          <w:spacing w:val="2"/>
-          <w:sz w:val="24"/>
-          <w:szCs w:val="24"/>
-        </w:rPr>
-        <w:t>2. Service tiles for **Kitchens**, **Doors**, **Wardrobes**, **Media Walls** — each tile links to Service Detail.</w:t>
-      </w:r>
-    </w:p>
-    <w:p>
-      <w:pPr>
-        <w:spacing w:after="0" w:line="240" w:lineRule="auto"/>
-        <w:rPr>
-          <w:rFonts w:ascii="Manrope" w:eastAsia="Times New Roman" w:hAnsi="Manrope" w:cs="Times New Roman"/>
-          <w:color w:val="000000"/>
-          <w:spacing w:val="2"/>
-          <w:sz w:val="24"/>
-          <w:szCs w:val="24"/>
-        </w:rPr>
-      </w:pPr>
-      <w:r>
-        <w:rPr>
-          <w:rFonts w:ascii="Manrope" w:eastAsia="Times New Roman" w:hAnsi="Manrope" w:cs="Times New Roman"/>
-          <w:color w:val="000000"/>
-          <w:spacing w:val="2"/>
-          <w:sz w:val="24"/>
-          <w:szCs w:val="24"/>
-        </w:rPr>
-        <w:t>3. Short how-it-works strip: 3 steps (Consult → 3D Design → Install).</w:t>
-      </w:r>
-    </w:p>
-    <w:p>
-      <w:pPr>
-        <w:spacing w:after="0" w:line="240" w:lineRule="auto"/>
-        <w:rPr>
-          <w:rFonts w:ascii="Manrope" w:eastAsia="Times New Roman" w:hAnsi="Manrope" w:cs="Times New Roman"/>
-          <w:color w:val="000000"/>
-          <w:spacing w:val="2"/>
-          <w:sz w:val="24"/>
-          <w:szCs w:val="24"/>
-        </w:rPr>
-      </w:pPr>
-      <w:r>
-        <w:rPr>
-          <w:rFonts w:ascii="Manrope" w:eastAsia="Times New Roman" w:hAnsi="Manrope" w:cs="Times New Roman"/>
-          <w:color w:val="000000"/>
-          <w:spacing w:val="2"/>
-          <w:sz w:val="24"/>
-          <w:szCs w:val="24"/>
-        </w:rPr>
-        <w:t>4. Customer project highlights (case studies grid) with CTA to view full project.</w:t>
-      </w:r>
-    </w:p>
-    <w:p>
-      <w:pPr>
-        <w:spacing w:after="0" w:line="240" w:lineRule="auto"/>
-        <w:rPr>
-          <w:rFonts w:ascii="Manrope" w:eastAsia="Times New Roman" w:hAnsi="Manrope" w:cs="Times New Roman"/>
-          <w:color w:val="000000"/>
-          <w:spacing w:val="2"/>
-          <w:sz w:val="24"/>
-          <w:szCs w:val="24"/>
-        </w:rPr>
-      </w:pPr>
-    </w:p>
-    <w:p>
-      <w:pPr>
-        <w:spacing w:after="0" w:line="240" w:lineRule="auto"/>
-        <w:rPr>
-          <w:rFonts w:ascii="Manrope" w:eastAsia="Times New Roman" w:hAnsi="Manrope" w:cs="Times New Roman"/>
-          <w:color w:val="000000"/>
-          <w:spacing w:val="2"/>
-          <w:sz w:val="24"/>
-          <w:szCs w:val="24"/>
-        </w:rPr>
-      </w:pPr>
-      <w:r>
-        <w:rPr>
-          <w:rFonts w:ascii="Manrope" w:eastAsia="Times New Roman" w:hAnsi="Manrope" w:cs="Times New Roman"/>
-          <w:color w:val="000000"/>
-          <w:spacing w:val="2"/>
-          <w:sz w:val="24"/>
-          <w:szCs w:val="24"/>
-        </w:rPr>
-        <w:t>### 9. Service Detail (for Kitchens, Doors, Wardrobes, Media Walls)</w:t>
-      </w:r>
-    </w:p>
-    <w:p>
-      <w:pPr>
-        <w:spacing w:after="0" w:line="240" w:lineRule="auto"/>
-        <w:rPr>
-          <w:rFonts w:ascii="Manrope" w:eastAsia="Times New Roman" w:hAnsi="Manrope" w:cs="Times New Roman"/>
-          <w:color w:val="000000"/>
-          <w:spacing w:val="2"/>
-          <w:sz w:val="24"/>
-          <w:szCs w:val="24"/>
-        </w:rPr>
-      </w:pPr>
-      <w:r>
-        <w:rPr>
-          <w:rFonts w:ascii="Manrope" w:eastAsia="Times New Roman" w:hAnsi="Manrope" w:cs="Times New Roman"/>
-          <w:color w:val="000000"/>
-          <w:spacing w:val="2"/>
-          <w:sz w:val="24"/>
-          <w:szCs w:val="24"/>
-        </w:rPr>
-        <w:t>1. Hero with project title, short summary, and CTA **Request a Quote**.</w:t>
-      </w:r>
-    </w:p>
-    <w:p>
-      <w:pPr>
-        <w:spacing w:after="0" w:line="240" w:lineRule="auto"/>
-        <w:rPr>
-          <w:rFonts w:ascii="Manrope" w:eastAsia="Times New Roman" w:hAnsi="Manrope" w:cs="Times New Roman"/>
-          <w:color w:val="000000"/>
-          <w:spacing w:val="2"/>
-          <w:sz w:val="24"/>
-          <w:szCs w:val="24"/>
-        </w:rPr>
-      </w:pPr>
-      <w:r>
-        <w:rPr>
-          <w:rFonts w:ascii="Manrope" w:eastAsia="Times New Roman" w:hAnsi="Manrope" w:cs="Times New Roman"/>
-          <w:color w:val="000000"/>
-          <w:spacing w:val="2"/>
-          <w:sz w:val="24"/>
-          <w:szCs w:val="24"/>
-        </w:rPr>
-        <w:t>2. **3D Gallery**: large media area showing 3D renders (carousel + thumbnails). Include a visual note that the gallery showcases rotatable renders (static imagery placeholders for design).</w:t>
-      </w:r>
-    </w:p>
-    <w:p>
-      <w:pPr>
-        <w:spacing w:after="0" w:line="240" w:lineRule="auto"/>
-        <w:rPr>
-          <w:rFonts w:ascii="Manrope" w:eastAsia="Times New Roman" w:hAnsi="Manrope" w:cs="Times New Roman"/>
-          <w:color w:val="000000"/>
-          <w:spacing w:val="2"/>
-          <w:sz w:val="24"/>
-          <w:szCs w:val="24"/>
-        </w:rPr>
-      </w:pPr>
-      <w:r>
-        <w:rPr>
-          <w:rFonts w:ascii="Manrope" w:eastAsia="Times New Roman" w:hAnsi="Manrope" w:cs="Times New Roman"/>
-          <w:color w:val="000000"/>
-          <w:spacing w:val="2"/>
-          <w:sz w:val="24"/>
-          <w:szCs w:val="24"/>
-        </w:rPr>
-        <w:t>3. Project details: scope, materials, timeline, starting price ranges.</w:t>
-      </w:r>
-    </w:p>
-    <w:p>
-      <w:pPr>
-        <w:spacing w:after="0" w:line="240" w:lineRule="auto"/>
-        <w:rPr>
-          <w:rFonts w:ascii="Manrope" w:eastAsia="Times New Roman" w:hAnsi="Manrope" w:cs="Times New Roman"/>
-          <w:color w:val="000000"/>
-          <w:spacing w:val="2"/>
-          <w:sz w:val="24"/>
-          <w:szCs w:val="24"/>
-        </w:rPr>
-      </w:pPr>
-      <w:r>
-        <w:rPr>
-          <w:rFonts w:ascii="Manrope" w:eastAsia="Times New Roman" w:hAnsi="Manrope" w:cs="Times New Roman"/>
-          <w:color w:val="000000"/>
-          <w:spacing w:val="2"/>
-          <w:sz w:val="24"/>
-          <w:szCs w:val="24"/>
-        </w:rPr>
-        <w:t>4. Quote form block (inline on page): collects lead details (see Quote form below). Option to request on-site visit.</w:t>
-      </w:r>
-    </w:p>
-    <w:p>
-      <w:pPr>
-        <w:spacing w:after="0" w:line="240" w:lineRule="auto"/>
-        <w:rPr>
-          <w:rFonts w:ascii="Manrope" w:eastAsia="Times New Roman" w:hAnsi="Manrope" w:cs="Times New Roman"/>
-          <w:color w:val="000000"/>
-          <w:spacing w:val="2"/>
-          <w:sz w:val="24"/>
-          <w:szCs w:val="24"/>
-        </w:rPr>
-      </w:pPr>
-      <w:r>
-        <w:rPr>
-          <w:rFonts w:ascii="Manrope" w:eastAsia="Times New Roman" w:hAnsi="Manrope" w:cs="Times New Roman"/>
-          <w:color w:val="000000"/>
-          <w:spacing w:val="2"/>
-          <w:sz w:val="24"/>
-          <w:szCs w:val="24"/>
-        </w:rPr>
-        <w:t>5. Related projects and recommended products used in the project.</w:t>
-      </w:r>
-    </w:p>
-    <w:p>
-      <w:pPr>
-        <w:spacing w:after="0" w:line="240" w:lineRule="auto"/>
-        <w:rPr>
-          <w:rFonts w:ascii="Manrope" w:eastAsia="Times New Roman" w:hAnsi="Manrope" w:cs="Times New Roman"/>
-          <w:color w:val="000000"/>
-          <w:spacing w:val="2"/>
-          <w:sz w:val="24"/>
-          <w:szCs w:val="24"/>
-        </w:rPr>
-      </w:pPr>
-    </w:p>
-    <w:p>
-      <w:pPr>
-        <w:spacing w:after="0" w:line="240" w:lineRule="auto"/>
-        <w:rPr>
-          <w:rFonts w:ascii="Manrope" w:eastAsia="Times New Roman" w:hAnsi="Manrope" w:cs="Times New Roman"/>
-          <w:color w:val="000000"/>
-          <w:spacing w:val="2"/>
-          <w:sz w:val="24"/>
-          <w:szCs w:val="24"/>
-        </w:rPr>
-      </w:pPr>
-      <w:r>
-        <w:rPr>
-          <w:rFonts w:ascii="Manrope" w:eastAsia="Times New Roman" w:hAnsi="Manrope" w:cs="Times New Roman"/>
-          <w:color w:val="000000"/>
-          <w:spacing w:val="2"/>
-          <w:sz w:val="24"/>
-          <w:szCs w:val="24"/>
-        </w:rPr>
-        <w:t>### 10. Quote Submission Confirmation / Thank You</w:t>
-      </w:r>
-    </w:p>
-    <w:p>
-      <w:pPr>
-        <w:spacing w:after="0" w:line="240" w:lineRule="auto"/>
-        <w:rPr>
-          <w:rFonts w:ascii="Manrope" w:eastAsia="Times New Roman" w:hAnsi="Manrope" w:cs="Times New Roman"/>
-          <w:color w:val="000000"/>
-          <w:spacing w:val="2"/>
-          <w:sz w:val="24"/>
-          <w:szCs w:val="24"/>
-        </w:rPr>
-      </w:pPr>
-      <w:r>
-        <w:rPr>
-          <w:rFonts w:ascii="Manrope" w:eastAsia="Times New Roman" w:hAnsi="Manrope" w:cs="Times New Roman"/>
-          <w:color w:val="000000"/>
-          <w:spacing w:val="2"/>
-          <w:sz w:val="24"/>
-          <w:szCs w:val="24"/>
-        </w:rPr>
-        <w:t>- Confirmation message, reference/lead ID, expected response time, CTA to view more projects, and link to contact/support.</w:t>
-      </w:r>
-    </w:p>
-    <w:p>
-      <w:pPr>
-        <w:spacing w:after="0" w:line="240" w:lineRule="auto"/>
-        <w:rPr>
-          <w:rFonts w:ascii="Manrope" w:eastAsia="Times New Roman" w:hAnsi="Manrope" w:cs="Times New Roman"/>
-          <w:color w:val="000000"/>
-          <w:spacing w:val="2"/>
-          <w:sz w:val="24"/>
-          <w:szCs w:val="24"/>
-        </w:rPr>
-      </w:pPr>
-    </w:p>
-    <w:p>
-      <w:pPr>
-        <w:spacing w:after="0" w:line="240" w:lineRule="auto"/>
-        <w:rPr>
-          <w:rFonts w:ascii="Manrope" w:eastAsia="Times New Roman" w:hAnsi="Manrope" w:cs="Times New Roman"/>
-          <w:color w:val="000000"/>
-          <w:spacing w:val="2"/>
-          <w:sz w:val="24"/>
-          <w:szCs w:val="24"/>
-        </w:rPr>
-      </w:pPr>
-      <w:r>
-        <w:rPr>
-          <w:rFonts w:ascii="Manrope" w:eastAsia="Times New Roman" w:hAnsi="Manrope" w:cs="Times New Roman"/>
-          <w:color w:val="000000"/>
-          <w:spacing w:val="2"/>
-          <w:sz w:val="24"/>
-          <w:szCs w:val="24"/>
-        </w:rPr>
-        <w:t>### 11. About</w:t>
-      </w:r>
-    </w:p>
-    <w:p>
-      <w:pPr>
-        <w:spacing w:after="0" w:line="240" w:lineRule="auto"/>
-        <w:rPr>
-          <w:rFonts w:ascii="Manrope" w:eastAsia="Times New Roman" w:hAnsi="Manrope" w:cs="Times New Roman"/>
-          <w:color w:val="000000"/>
-          <w:spacing w:val="2"/>
-          <w:sz w:val="24"/>
-          <w:szCs w:val="24"/>
-        </w:rPr>
-      </w:pPr>
-      <w:r>
-        <w:rPr>
-          <w:rFonts w:ascii="Manrope" w:eastAsia="Times New Roman" w:hAnsi="Manrope" w:cs="Times New Roman"/>
-          <w:color w:val="000000"/>
-          <w:spacing w:val="2"/>
-          <w:sz w:val="24"/>
-          <w:szCs w:val="24"/>
-        </w:rPr>
-        <w:t>- Company summary, mission, timeline, team highlights, certifications, showroom locations and hours, and press/awards.</w:t>
-      </w:r>
-    </w:p>
-    <w:p>
-      <w:pPr>
-        <w:spacing w:after="0" w:line="240" w:lineRule="auto"/>
-        <w:rPr>
-          <w:rFonts w:ascii="Manrope" w:eastAsia="Times New Roman" w:hAnsi="Manrope" w:cs="Times New Roman"/>
-          <w:color w:val="000000"/>
-          <w:spacing w:val="2"/>
-          <w:sz w:val="24"/>
-          <w:szCs w:val="24"/>
-        </w:rPr>
-      </w:pPr>
-    </w:p>
-    <w:p>
-      <w:pPr>
-        <w:spacing w:after="0" w:line="240" w:lineRule="auto"/>
-        <w:rPr>
-          <w:rFonts w:ascii="Manrope" w:eastAsia="Times New Roman" w:hAnsi="Manrope" w:cs="Times New Roman"/>
-          <w:color w:val="000000"/>
-          <w:spacing w:val="2"/>
-          <w:sz w:val="24"/>
-          <w:szCs w:val="24"/>
-        </w:rPr>
-      </w:pPr>
-      <w:r>
-        <w:rPr>
-          <w:rFonts w:ascii="Manrope" w:eastAsia="Times New Roman" w:hAnsi="Manrope" w:cs="Times New Roman"/>
-          <w:color w:val="000000"/>
-          <w:spacing w:val="2"/>
-          <w:sz w:val="24"/>
-          <w:szCs w:val="24"/>
-        </w:rPr>
-        <w:t>### 12. Contact</w:t>
-      </w:r>
-    </w:p>
-    <w:p>
-      <w:pPr>
-        <w:spacing w:after="0" w:line="240" w:lineRule="auto"/>
-        <w:rPr>
-          <w:rFonts w:ascii="Manrope" w:eastAsia="Times New Roman" w:hAnsi="Manrope" w:cs="Times New Roman"/>
-          <w:color w:val="000000"/>
-          <w:spacing w:val="2"/>
-          <w:sz w:val="24"/>
-          <w:szCs w:val="24"/>
-        </w:rPr>
-      </w:pPr>
-      <w:r>
-        <w:rPr>
-          <w:rFonts w:ascii="Manrope" w:eastAsia="Times New Roman" w:hAnsi="Manrope" w:cs="Times New Roman"/>
-          <w:color w:val="000000"/>
-          <w:spacing w:val="2"/>
-          <w:sz w:val="24"/>
-          <w:szCs w:val="24"/>
-        </w:rPr>
-        <w:t>- Contact form, phone/email, showroom addresses with small map placeholder, business hours, and customer support links.</w:t>
-      </w:r>
-    </w:p>
-    <w:p>
-      <w:pPr>
-        <w:spacing w:after="0" w:line="240" w:lineRule="auto"/>
-        <w:rPr>
-          <w:rFonts w:ascii="Manrope" w:eastAsia="Times New Roman" w:hAnsi="Manrope" w:cs="Times New Roman"/>
-          <w:color w:val="000000"/>
-          <w:spacing w:val="2"/>
-          <w:sz w:val="24"/>
-          <w:szCs w:val="24"/>
-        </w:rPr>
-      </w:pPr>
-    </w:p>
-    <w:p>
-      <w:pPr>
-        <w:spacing w:after="0" w:line="240" w:lineRule="auto"/>
-        <w:rPr>
-          <w:rFonts w:ascii="Manrope" w:eastAsia="Times New Roman" w:hAnsi="Manrope" w:cs="Times New Roman"/>
-          <w:color w:val="000000"/>
-          <w:spacing w:val="2"/>
-          <w:sz w:val="24"/>
-          <w:szCs w:val="24"/>
-        </w:rPr>
-      </w:pPr>
-      <w:r>
-        <w:rPr>
-          <w:rFonts w:ascii="Manrope" w:eastAsia="Times New Roman" w:hAnsi="Manrope" w:cs="Times New Roman"/>
-          <w:color w:val="000000"/>
-          <w:spacing w:val="2"/>
-          <w:sz w:val="24"/>
-          <w:szCs w:val="24"/>
-        </w:rPr>
-        <w:t>### 13. FAQ</w:t>
-      </w:r>
-    </w:p>
-    <w:p>
-      <w:pPr>
-        <w:spacing w:after="0" w:line="240" w:lineRule="auto"/>
-        <w:rPr>
-          <w:rFonts w:ascii="Manrope" w:eastAsia="Times New Roman" w:hAnsi="Manrope" w:cs="Times New Roman"/>
-          <w:color w:val="000000"/>
-          <w:spacing w:val="2"/>
-          <w:sz w:val="24"/>
-          <w:szCs w:val="24"/>
-        </w:rPr>
-      </w:pPr>
-      <w:r>
-        <w:rPr>
-          <w:rFonts w:ascii="Manrope" w:eastAsia="Times New Roman" w:hAnsi="Manrope" w:cs="Times New Roman"/>
-          <w:color w:val="000000"/>
-          <w:spacing w:val="2"/>
-          <w:sz w:val="24"/>
-          <w:szCs w:val="24"/>
-        </w:rPr>
-        <w:t>- Categorized FAQs with accordions for each question. Search within FAQs.</w:t>
-      </w:r>
-    </w:p>
-    <w:p>
-      <w:pPr>
-        <w:spacing w:after="0" w:line="240" w:lineRule="auto"/>
-        <w:rPr>
-          <w:rFonts w:ascii="Manrope" w:eastAsia="Times New Roman" w:hAnsi="Manrope" w:cs="Times New Roman"/>
-          <w:color w:val="000000"/>
-          <w:spacing w:val="2"/>
-          <w:sz w:val="24"/>
-          <w:szCs w:val="24"/>
-        </w:rPr>
-      </w:pPr>
-    </w:p>
-    <w:p>
-      <w:pPr>
-        <w:spacing w:after="0" w:line="240" w:lineRule="auto"/>
-        <w:rPr>
-          <w:rFonts w:ascii="Manrope" w:eastAsia="Times New Roman" w:hAnsi="Manrope" w:cs="Times New Roman"/>
-          <w:color w:val="000000"/>
-          <w:spacing w:val="2"/>
-          <w:sz w:val="24"/>
-          <w:szCs w:val="24"/>
-        </w:rPr>
-      </w:pPr>
-      <w:r>
-        <w:rPr>
-          <w:rFonts w:ascii="Manrope" w:eastAsia="Times New Roman" w:hAnsi="Manrope" w:cs="Times New Roman"/>
-          <w:color w:val="000000"/>
-          <w:spacing w:val="2"/>
-          <w:sz w:val="24"/>
-          <w:szCs w:val="24"/>
-        </w:rPr>
-        <w:t>### 14. Admin Dashboard (Desktop primary; Laptop supported)</w:t>
-      </w:r>
-    </w:p>
-    <w:p>
-      <w:pPr>
-        <w:spacing w:after="0" w:line="240" w:lineRule="auto"/>
-        <w:rPr>
-          <w:rFonts w:ascii="Manrope" w:eastAsia="Times New Roman" w:hAnsi="Manrope" w:cs="Times New Roman"/>
-          <w:color w:val="000000"/>
-          <w:spacing w:val="2"/>
-          <w:sz w:val="24"/>
-          <w:szCs w:val="24"/>
-        </w:rPr>
-      </w:pPr>
-      <w:r>
-        <w:rPr>
-          <w:rFonts w:ascii="Manrope" w:eastAsia="Times New Roman" w:hAnsi="Manrope" w:cs="Times New Roman"/>
-          <w:color w:val="000000"/>
-          <w:spacing w:val="2"/>
-          <w:sz w:val="24"/>
-          <w:szCs w:val="24"/>
-        </w:rPr>
-        <w:t>1. Global top navigation: Dashboard, Products, Orders, Quotes/Leads, Users, Content Editor, Analytics, Settings.</w:t>
-      </w:r>
-    </w:p>
-    <w:p>
-      <w:pPr>
-        <w:spacing w:after="0" w:line="240" w:lineRule="auto"/>
-        <w:rPr>
-          <w:rFonts w:ascii="Manrope" w:eastAsia="Times New Roman" w:hAnsi="Manrope" w:cs="Times New Roman"/>
-          <w:color w:val="000000"/>
-          <w:spacing w:val="2"/>
-          <w:sz w:val="24"/>
-          <w:szCs w:val="24"/>
-        </w:rPr>
-      </w:pPr>
-      <w:r>
-        <w:rPr>
-          <w:rFonts w:ascii="Manrope" w:eastAsia="Times New Roman" w:hAnsi="Manrope" w:cs="Times New Roman"/>
-          <w:color w:val="000000"/>
-          <w:spacing w:val="2"/>
-          <w:sz w:val="24"/>
-          <w:szCs w:val="24"/>
-        </w:rPr>
-        <w:t>2. **Products</w:t>
-      </w:r>
-      <w:proofErr w:type="gramStart"/>
-      <w:r>
-        <w:rPr>
-          <w:rFonts w:ascii="Manrope" w:eastAsia="Times New Roman" w:hAnsi="Manrope" w:cs="Times New Roman"/>
-          <w:color w:val="000000"/>
-          <w:spacing w:val="2"/>
-          <w:sz w:val="24"/>
-          <w:szCs w:val="24"/>
-        </w:rPr>
-        <w:t>:*</w:t>
-      </w:r>
-      <w:proofErr w:type="gramEnd"/>
-      <w:r>
-        <w:rPr>
-          <w:rFonts w:ascii="Manrope" w:eastAsia="Times New Roman" w:hAnsi="Manrope" w:cs="Times New Roman"/>
-          <w:color w:val="000000"/>
-          <w:spacing w:val="2"/>
-          <w:sz w:val="24"/>
-          <w:szCs w:val="24"/>
-        </w:rPr>
-        <w:t>* list view with thumbnail, title, SKU, stock, price, status, quick edit. Product editor page: fields for title, description, images (including 3D render), variants, price, inventory, install option &amp; price, categories &amp; tags, SEO metadata, shipping dimensions, and CSV import/export.</w:t>
-      </w:r>
-    </w:p>
-    <w:p>
-      <w:pPr>
-        <w:spacing w:after="0" w:line="240" w:lineRule="auto"/>
-        <w:rPr>
-          <w:rFonts w:ascii="Manrope" w:eastAsia="Times New Roman" w:hAnsi="Manrope" w:cs="Times New Roman"/>
-          <w:color w:val="000000"/>
-          <w:spacing w:val="2"/>
-          <w:sz w:val="24"/>
-          <w:szCs w:val="24"/>
-        </w:rPr>
-      </w:pPr>
-      <w:r>
-        <w:rPr>
-          <w:rFonts w:ascii="Manrope" w:eastAsia="Times New Roman" w:hAnsi="Manrope" w:cs="Times New Roman"/>
-          <w:color w:val="000000"/>
-          <w:spacing w:val="2"/>
-          <w:sz w:val="24"/>
-          <w:szCs w:val="24"/>
-        </w:rPr>
-        <w:t>3. **Orders</w:t>
-      </w:r>
-      <w:proofErr w:type="gramStart"/>
-      <w:r>
-        <w:rPr>
-          <w:rFonts w:ascii="Manrope" w:eastAsia="Times New Roman" w:hAnsi="Manrope" w:cs="Times New Roman"/>
-          <w:color w:val="000000"/>
-          <w:spacing w:val="2"/>
-          <w:sz w:val="24"/>
-          <w:szCs w:val="24"/>
-        </w:rPr>
-        <w:t>:*</w:t>
-      </w:r>
-      <w:proofErr w:type="gramEnd"/>
-      <w:r>
-        <w:rPr>
-          <w:rFonts w:ascii="Manrope" w:eastAsia="Times New Roman" w:hAnsi="Manrope" w:cs="Times New Roman"/>
-          <w:color w:val="000000"/>
-          <w:spacing w:val="2"/>
-          <w:sz w:val="24"/>
-          <w:szCs w:val="24"/>
-        </w:rPr>
-        <w:t>* order list, order detail with fulfillment actions, status changes, invoice, and refund controls.</w:t>
-      </w:r>
-    </w:p>
-    <w:p>
-      <w:pPr>
-        <w:spacing w:after="0" w:line="240" w:lineRule="auto"/>
-        <w:rPr>
-          <w:rFonts w:ascii="Manrope" w:eastAsia="Times New Roman" w:hAnsi="Manrope" w:cs="Times New Roman"/>
-          <w:color w:val="000000"/>
-          <w:spacing w:val="2"/>
-          <w:sz w:val="24"/>
-          <w:szCs w:val="24"/>
-        </w:rPr>
-      </w:pPr>
-      <w:r>
-        <w:rPr>
-          <w:rFonts w:ascii="Manrope" w:eastAsia="Times New Roman" w:hAnsi="Manrope" w:cs="Times New Roman"/>
-          <w:color w:val="000000"/>
-          <w:spacing w:val="2"/>
-          <w:sz w:val="24"/>
-          <w:szCs w:val="24"/>
-        </w:rPr>
-        <w:t>4. **Quotes/Leads</w:t>
-      </w:r>
-      <w:proofErr w:type="gramStart"/>
-      <w:r>
-        <w:rPr>
-          <w:rFonts w:ascii="Manrope" w:eastAsia="Times New Roman" w:hAnsi="Manrope" w:cs="Times New Roman"/>
-          <w:color w:val="000000"/>
-          <w:spacing w:val="2"/>
-          <w:sz w:val="24"/>
-          <w:szCs w:val="24"/>
-        </w:rPr>
-        <w:t>:*</w:t>
-      </w:r>
-      <w:proofErr w:type="gramEnd"/>
-      <w:r>
-        <w:rPr>
-          <w:rFonts w:ascii="Manrope" w:eastAsia="Times New Roman" w:hAnsi="Manrope" w:cs="Times New Roman"/>
-          <w:color w:val="000000"/>
-          <w:spacing w:val="2"/>
-          <w:sz w:val="24"/>
-          <w:szCs w:val="24"/>
-        </w:rPr>
-        <w:t>* list with lead details, status (New → Contacted → Quoted → Won/Lost), assign to staff, notes, export to CSV.</w:t>
-      </w:r>
-    </w:p>
-    <w:p>
-      <w:pPr>
-        <w:spacing w:after="0" w:line="240" w:lineRule="auto"/>
-        <w:rPr>
-          <w:rFonts w:ascii="Manrope" w:eastAsia="Times New Roman" w:hAnsi="Manrope" w:cs="Times New Roman"/>
-          <w:color w:val="000000"/>
-          <w:spacing w:val="2"/>
-          <w:sz w:val="24"/>
-          <w:szCs w:val="24"/>
-        </w:rPr>
-      </w:pPr>
-      <w:r>
-        <w:rPr>
-          <w:rFonts w:ascii="Manrope" w:eastAsia="Times New Roman" w:hAnsi="Manrope" w:cs="Times New Roman"/>
-          <w:color w:val="000000"/>
-          <w:spacing w:val="2"/>
-          <w:sz w:val="24"/>
-          <w:szCs w:val="24"/>
-        </w:rPr>
-        <w:t>5. **Users</w:t>
-      </w:r>
-      <w:proofErr w:type="gramStart"/>
-      <w:r>
-        <w:rPr>
-          <w:rFonts w:ascii="Manrope" w:eastAsia="Times New Roman" w:hAnsi="Manrope" w:cs="Times New Roman"/>
-          <w:color w:val="000000"/>
-          <w:spacing w:val="2"/>
-          <w:sz w:val="24"/>
-          <w:szCs w:val="24"/>
-        </w:rPr>
-        <w:t>:*</w:t>
-      </w:r>
-      <w:proofErr w:type="gramEnd"/>
-      <w:r>
-        <w:rPr>
-          <w:rFonts w:ascii="Manrope" w:eastAsia="Times New Roman" w:hAnsi="Manrope" w:cs="Times New Roman"/>
-          <w:color w:val="000000"/>
-          <w:spacing w:val="2"/>
-          <w:sz w:val="24"/>
-          <w:szCs w:val="24"/>
-        </w:rPr>
-        <w:t>* customer list, profile view, role assignment.</w:t>
-      </w:r>
-    </w:p>
-    <w:p>
-      <w:pPr>
-        <w:spacing w:after="0" w:line="240" w:lineRule="auto"/>
-        <w:rPr>
-          <w:rFonts w:ascii="Manrope" w:eastAsia="Times New Roman" w:hAnsi="Manrope" w:cs="Times New Roman"/>
-          <w:color w:val="000000"/>
-          <w:spacing w:val="2"/>
-          <w:sz w:val="24"/>
-          <w:szCs w:val="24"/>
-        </w:rPr>
-      </w:pPr>
-      <w:r>
-        <w:rPr>
-          <w:rFonts w:ascii="Manrope" w:eastAsia="Times New Roman" w:hAnsi="Manrope" w:cs="Times New Roman"/>
-          <w:color w:val="000000"/>
-          <w:spacing w:val="2"/>
-          <w:sz w:val="24"/>
-          <w:szCs w:val="24"/>
-        </w:rPr>
-        <w:t>6. **Content Editor</w:t>
-      </w:r>
-      <w:proofErr w:type="gramStart"/>
-      <w:r>
-        <w:rPr>
-          <w:rFonts w:ascii="Manrope" w:eastAsia="Times New Roman" w:hAnsi="Manrope" w:cs="Times New Roman"/>
-          <w:color w:val="000000"/>
-          <w:spacing w:val="2"/>
-          <w:sz w:val="24"/>
-          <w:szCs w:val="24"/>
-        </w:rPr>
-        <w:t>:*</w:t>
-      </w:r>
-      <w:proofErr w:type="gramEnd"/>
-      <w:r>
-        <w:rPr>
-          <w:rFonts w:ascii="Manrope" w:eastAsia="Times New Roman" w:hAnsi="Manrope" w:cs="Times New Roman"/>
-          <w:color w:val="000000"/>
-          <w:spacing w:val="2"/>
-          <w:sz w:val="24"/>
-          <w:szCs w:val="24"/>
-        </w:rPr>
-        <w:t>* manage homepage sections, collection tiles, banners, and static pages (About, Contact, FAQ).</w:t>
-      </w:r>
-    </w:p>
-    <w:p>
-      <w:pPr>
-        <w:spacing w:after="0" w:line="240" w:lineRule="auto"/>
-        <w:rPr>
-          <w:rFonts w:ascii="Manrope" w:eastAsia="Times New Roman" w:hAnsi="Manrope" w:cs="Times New Roman"/>
-          <w:color w:val="000000"/>
-          <w:spacing w:val="2"/>
-          <w:sz w:val="24"/>
-          <w:szCs w:val="24"/>
-        </w:rPr>
-      </w:pPr>
-      <w:r>
-        <w:rPr>
-          <w:rFonts w:ascii="Manrope" w:eastAsia="Times New Roman" w:hAnsi="Manrope" w:cs="Times New Roman"/>
-          <w:color w:val="000000"/>
-          <w:spacing w:val="2"/>
-          <w:sz w:val="24"/>
-          <w:szCs w:val="24"/>
-        </w:rPr>
-        <w:t>7. **Analytics</w:t>
-      </w:r>
-      <w:proofErr w:type="gramStart"/>
-      <w:r>
-        <w:rPr>
-          <w:rFonts w:ascii="Manrope" w:eastAsia="Times New Roman" w:hAnsi="Manrope" w:cs="Times New Roman"/>
-          <w:color w:val="000000"/>
-          <w:spacing w:val="2"/>
-          <w:sz w:val="24"/>
-          <w:szCs w:val="24"/>
-        </w:rPr>
-        <w:t>:*</w:t>
-      </w:r>
-      <w:proofErr w:type="gramEnd"/>
-      <w:r>
-        <w:rPr>
-          <w:rFonts w:ascii="Manrope" w:eastAsia="Times New Roman" w:hAnsi="Manrope" w:cs="Times New Roman"/>
-          <w:color w:val="000000"/>
-          <w:spacing w:val="2"/>
-          <w:sz w:val="24"/>
-          <w:szCs w:val="24"/>
-        </w:rPr>
-        <w:t>* sales overview, top products, traffic summary, quotes conversion. Visual tiles for last 7/30/90 days.</w:t>
-      </w:r>
-    </w:p>
-    <w:p>
-      <w:pPr>
-        <w:spacing w:after="0" w:line="240" w:lineRule="auto"/>
-        <w:rPr>
-          <w:rFonts w:ascii="Manrope" w:eastAsia="Times New Roman" w:hAnsi="Manrope" w:cs="Times New Roman"/>
-          <w:color w:val="000000"/>
-          <w:spacing w:val="2"/>
-          <w:sz w:val="24"/>
-          <w:szCs w:val="24"/>
-        </w:rPr>
-      </w:pPr>
-      <w:r>
-        <w:rPr>
-          <w:rFonts w:ascii="Manrope" w:eastAsia="Times New Roman" w:hAnsi="Manrope" w:cs="Times New Roman"/>
-          <w:color w:val="000000"/>
-          <w:spacing w:val="2"/>
-          <w:sz w:val="24"/>
-          <w:szCs w:val="24"/>
-        </w:rPr>
-        <w:t>8. **Roles &amp; Permissions</w:t>
-      </w:r>
-      <w:proofErr w:type="gramStart"/>
-      <w:r>
-        <w:rPr>
-          <w:rFonts w:ascii="Manrope" w:eastAsia="Times New Roman" w:hAnsi="Manrope" w:cs="Times New Roman"/>
-          <w:color w:val="000000"/>
-          <w:spacing w:val="2"/>
-          <w:sz w:val="24"/>
-          <w:szCs w:val="24"/>
-        </w:rPr>
-        <w:t>:*</w:t>
-      </w:r>
-      <w:proofErr w:type="gramEnd"/>
-      <w:r>
-        <w:rPr>
-          <w:rFonts w:ascii="Manrope" w:eastAsia="Times New Roman" w:hAnsi="Manrope" w:cs="Times New Roman"/>
-          <w:color w:val="000000"/>
-          <w:spacing w:val="2"/>
-          <w:sz w:val="24"/>
-          <w:szCs w:val="24"/>
-        </w:rPr>
-        <w:t>* create roles (Admin, Editor, Sales, Fulfillment) and assign permissions.</w:t>
-      </w:r>
-    </w:p>
-    <w:p>
-      <w:pPr>
-        <w:spacing w:after="0" w:line="240" w:lineRule="auto"/>
-        <w:rPr>
-          <w:rFonts w:ascii="Manrope" w:eastAsia="Times New Roman" w:hAnsi="Manrope" w:cs="Times New Roman"/>
-          <w:color w:val="000000"/>
-          <w:spacing w:val="2"/>
-          <w:sz w:val="24"/>
-          <w:szCs w:val="24"/>
-        </w:rPr>
-      </w:pPr>
-      <w:r>
-        <w:rPr>
-          <w:rFonts w:ascii="Manrope" w:eastAsia="Times New Roman" w:hAnsi="Manrope" w:cs="Times New Roman"/>
-          <w:color w:val="000000"/>
-          <w:spacing w:val="2"/>
-          <w:sz w:val="24"/>
-          <w:szCs w:val="24"/>
-        </w:rPr>
-        <w:t>9. **Inventory Alerts</w:t>
-      </w:r>
-      <w:proofErr w:type="gramStart"/>
-      <w:r>
-        <w:rPr>
-          <w:rFonts w:ascii="Manrope" w:eastAsia="Times New Roman" w:hAnsi="Manrope" w:cs="Times New Roman"/>
-          <w:color w:val="000000"/>
-          <w:spacing w:val="2"/>
-          <w:sz w:val="24"/>
-          <w:szCs w:val="24"/>
-        </w:rPr>
-        <w:t>:*</w:t>
-      </w:r>
-      <w:proofErr w:type="gramEnd"/>
-      <w:r>
-        <w:rPr>
-          <w:rFonts w:ascii="Manrope" w:eastAsia="Times New Roman" w:hAnsi="Manrope" w:cs="Times New Roman"/>
-          <w:color w:val="000000"/>
-          <w:spacing w:val="2"/>
-          <w:sz w:val="24"/>
-          <w:szCs w:val="24"/>
-        </w:rPr>
-        <w:t>* low-stock notifications list and thresholds.</w:t>
-      </w:r>
-    </w:p>
-    <w:p>
-      <w:pPr>
-        <w:spacing w:after="0" w:line="240" w:lineRule="auto"/>
-        <w:rPr>
-          <w:rFonts w:ascii="Manrope" w:eastAsia="Times New Roman" w:hAnsi="Manrope" w:cs="Times New Roman"/>
-          <w:color w:val="000000"/>
-          <w:spacing w:val="2"/>
-          <w:sz w:val="24"/>
-          <w:szCs w:val="24"/>
-        </w:rPr>
-      </w:pPr>
-      <w:r>
-        <w:rPr>
-          <w:rFonts w:ascii="Manrope" w:eastAsia="Times New Roman" w:hAnsi="Manrope" w:cs="Times New Roman"/>
-          <w:color w:val="000000"/>
-          <w:spacing w:val="2"/>
-          <w:sz w:val="24"/>
-          <w:szCs w:val="24"/>
-        </w:rPr>
-        <w:t>10. **CSV Import/Export</w:t>
-      </w:r>
-      <w:proofErr w:type="gramStart"/>
-      <w:r>
-        <w:rPr>
-          <w:rFonts w:ascii="Manrope" w:eastAsia="Times New Roman" w:hAnsi="Manrope" w:cs="Times New Roman"/>
-          <w:color w:val="000000"/>
-          <w:spacing w:val="2"/>
-          <w:sz w:val="24"/>
-          <w:szCs w:val="24"/>
-        </w:rPr>
-        <w:t>:*</w:t>
-      </w:r>
-      <w:proofErr w:type="gramEnd"/>
-      <w:r>
-        <w:rPr>
-          <w:rFonts w:ascii="Manrope" w:eastAsia="Times New Roman" w:hAnsi="Manrope" w:cs="Times New Roman"/>
-          <w:color w:val="000000"/>
-          <w:spacing w:val="2"/>
-          <w:sz w:val="24"/>
-          <w:szCs w:val="24"/>
-        </w:rPr>
-        <w:t>* bulk product upload and order export.</w:t>
-      </w:r>
-    </w:p>
-    <w:p>
-      <w:pPr>
-        <w:spacing w:after="0" w:line="240" w:lineRule="auto"/>
-        <w:rPr>
-          <w:rFonts w:ascii="Manrope" w:eastAsia="Times New Roman" w:hAnsi="Manrope" w:cs="Times New Roman"/>
-          <w:color w:val="000000"/>
-          <w:spacing w:val="2"/>
-          <w:sz w:val="24"/>
-          <w:szCs w:val="24"/>
-        </w:rPr>
-      </w:pPr>
-    </w:p>
-    <w:p>
-      <w:pPr>
-        <w:spacing w:after="0" w:line="240" w:lineRule="auto"/>
-        <w:rPr>
-          <w:rFonts w:ascii="Manrope" w:eastAsia="Times New Roman" w:hAnsi="Manrope" w:cs="Times New Roman"/>
-          <w:color w:val="000000"/>
-          <w:spacing w:val="2"/>
-          <w:sz w:val="24"/>
-          <w:szCs w:val="24"/>
-        </w:rPr>
-      </w:pPr>
-      <w:r>
-        <w:rPr>
-          <w:rFonts w:ascii="Manrope" w:eastAsia="Times New Roman" w:hAnsi="Manrope" w:cs="Times New Roman"/>
-          <w:color w:val="000000"/>
-          <w:spacing w:val="2"/>
-          <w:sz w:val="24"/>
-          <w:szCs w:val="24"/>
-        </w:rPr>
-        <w:t>---</w:t>
-      </w:r>
-    </w:p>
-    <w:p>
-      <w:pPr>
-        <w:spacing w:after="0" w:line="240" w:lineRule="auto"/>
-        <w:rPr>
-          <w:rFonts w:ascii="Manrope" w:eastAsia="Times New Roman" w:hAnsi="Manrope" w:cs="Times New Roman"/>
-          <w:color w:val="000000"/>
-          <w:spacing w:val="2"/>
-          <w:sz w:val="24"/>
-          <w:szCs w:val="24"/>
-        </w:rPr>
-      </w:pPr>
-    </w:p>
-    <w:p>
-      <w:pPr>
-        <w:spacing w:after="0" w:line="240" w:lineRule="auto"/>
-        <w:rPr>
-          <w:rFonts w:ascii="Manrope" w:eastAsia="Times New Roman" w:hAnsi="Manrope" w:cs="Times New Roman"/>
-          <w:color w:val="000000"/>
-          <w:spacing w:val="2"/>
-          <w:sz w:val="24"/>
-          <w:szCs w:val="24"/>
-        </w:rPr>
-      </w:pPr>
-      <w:r>
-        <w:rPr>
-          <w:rFonts w:ascii="Manrope" w:eastAsia="Times New Roman" w:hAnsi="Manrope" w:cs="Times New Roman"/>
-          <w:color w:val="000000"/>
-          <w:spacing w:val="2"/>
-          <w:sz w:val="24"/>
-          <w:szCs w:val="24"/>
-        </w:rPr>
-        <w:t>## Quote Form (Service lead flow)</w:t>
-      </w:r>
-    </w:p>
-    <w:p>
-      <w:pPr>
-        <w:spacing w:after="0" w:line="240" w:lineRule="auto"/>
-        <w:rPr>
-          <w:rFonts w:ascii="Manrope" w:eastAsia="Times New Roman" w:hAnsi="Manrope" w:cs="Times New Roman"/>
-          <w:color w:val="000000"/>
-          <w:spacing w:val="2"/>
-          <w:sz w:val="24"/>
-          <w:szCs w:val="24"/>
-        </w:rPr>
-      </w:pPr>
-      <w:r>
-        <w:rPr>
-          <w:rFonts w:ascii="Manrope" w:eastAsia="Times New Roman" w:hAnsi="Manrope" w:cs="Times New Roman"/>
-          <w:color w:val="000000"/>
-          <w:spacing w:val="2"/>
-          <w:sz w:val="24"/>
-          <w:szCs w:val="24"/>
-        </w:rPr>
-        <w:t>- Placement: inline on each Service Detail page and accessible from product pages via **Request a Quote**.</w:t>
-      </w:r>
-    </w:p>
-    <w:p>
-      <w:pPr>
-        <w:spacing w:after="0" w:line="240" w:lineRule="auto"/>
-        <w:rPr>
-          <w:rFonts w:ascii="Manrope" w:eastAsia="Times New Roman" w:hAnsi="Manrope" w:cs="Times New Roman"/>
-          <w:color w:val="000000"/>
-          <w:spacing w:val="2"/>
-          <w:sz w:val="24"/>
-          <w:szCs w:val="24"/>
-        </w:rPr>
-      </w:pPr>
-      <w:r>
-        <w:rPr>
-          <w:rFonts w:ascii="Manrope" w:eastAsia="Times New Roman" w:hAnsi="Manrope" w:cs="Times New Roman"/>
-          <w:color w:val="000000"/>
-          <w:spacing w:val="2"/>
-          <w:sz w:val="24"/>
-          <w:szCs w:val="24"/>
-        </w:rPr>
-        <w:t>- Fields and required status:</w:t>
-      </w:r>
-    </w:p>
-    <w:p>
-      <w:pPr>
-        <w:spacing w:after="0" w:line="240" w:lineRule="auto"/>
-        <w:rPr>
-          <w:rFonts w:ascii="Manrope" w:eastAsia="Times New Roman" w:hAnsi="Manrope" w:cs="Times New Roman"/>
-          <w:color w:val="000000"/>
-          <w:spacing w:val="2"/>
-          <w:sz w:val="24"/>
-          <w:szCs w:val="24"/>
-        </w:rPr>
-      </w:pPr>
-      <w:r>
-        <w:rPr>
-          <w:rFonts w:ascii="Manrope" w:eastAsia="Times New Roman" w:hAnsi="Manrope" w:cs="Times New Roman"/>
-          <w:color w:val="000000"/>
-          <w:spacing w:val="2"/>
-          <w:sz w:val="24"/>
-          <w:szCs w:val="24"/>
-        </w:rPr>
-        <w:t xml:space="preserve">  - **Name** (required)</w:t>
-      </w:r>
-    </w:p>
-    <w:p>
-      <w:pPr>
-        <w:spacing w:after="0" w:line="240" w:lineRule="auto"/>
-        <w:rPr>
-          <w:rFonts w:ascii="Manrope" w:eastAsia="Times New Roman" w:hAnsi="Manrope" w:cs="Times New Roman"/>
-          <w:color w:val="000000"/>
-          <w:spacing w:val="2"/>
-          <w:sz w:val="24"/>
-          <w:szCs w:val="24"/>
-        </w:rPr>
-      </w:pPr>
-      <w:r>
-        <w:rPr>
-          <w:rFonts w:ascii="Manrope" w:eastAsia="Times New Roman" w:hAnsi="Manrope" w:cs="Times New Roman"/>
-          <w:color w:val="000000"/>
-          <w:spacing w:val="2"/>
-          <w:sz w:val="24"/>
-          <w:szCs w:val="24"/>
-        </w:rPr>
-        <w:t xml:space="preserve">  - **Email** (required)</w:t>
-      </w:r>
-    </w:p>
-    <w:p>
-      <w:pPr>
-        <w:spacing w:after="0" w:line="240" w:lineRule="auto"/>
-        <w:rPr>
-          <w:rFonts w:ascii="Manrope" w:eastAsia="Times New Roman" w:hAnsi="Manrope" w:cs="Times New Roman"/>
-          <w:color w:val="000000"/>
-          <w:spacing w:val="2"/>
-          <w:sz w:val="24"/>
-          <w:szCs w:val="24"/>
-        </w:rPr>
-      </w:pPr>
-      <w:r>
-        <w:rPr>
-          <w:rFonts w:ascii="Manrope" w:eastAsia="Times New Roman" w:hAnsi="Manrope" w:cs="Times New Roman"/>
-          <w:color w:val="000000"/>
-          <w:spacing w:val="2"/>
-          <w:sz w:val="24"/>
-          <w:szCs w:val="24"/>
-        </w:rPr>
-        <w:t xml:space="preserve">  - **Phone** (required)</w:t>
-      </w:r>
-    </w:p>
-    <w:p>
-      <w:pPr>
-        <w:spacing w:after="0" w:line="240" w:lineRule="auto"/>
-        <w:rPr>
-          <w:rFonts w:ascii="Manrope" w:eastAsia="Times New Roman" w:hAnsi="Manrope" w:cs="Times New Roman"/>
-          <w:color w:val="000000"/>
-          <w:spacing w:val="2"/>
-          <w:sz w:val="24"/>
-          <w:szCs w:val="24"/>
-        </w:rPr>
-      </w:pPr>
-      <w:r>
-        <w:rPr>
-          <w:rFonts w:ascii="Manrope" w:eastAsia="Times New Roman" w:hAnsi="Manrope" w:cs="Times New Roman"/>
-          <w:color w:val="000000"/>
-          <w:spacing w:val="2"/>
-          <w:sz w:val="24"/>
-          <w:szCs w:val="24"/>
-        </w:rPr>
-        <w:t xml:space="preserve">  - **Project Address** (required)</w:t>
-      </w:r>
-    </w:p>
-    <w:p>
-      <w:pPr>
-        <w:spacing w:after="0" w:line="240" w:lineRule="auto"/>
-        <w:rPr>
-          <w:rFonts w:ascii="Manrope" w:eastAsia="Times New Roman" w:hAnsi="Manrope" w:cs="Times New Roman"/>
-          <w:color w:val="000000"/>
-          <w:spacing w:val="2"/>
-          <w:sz w:val="24"/>
-          <w:szCs w:val="24"/>
-        </w:rPr>
-      </w:pPr>
-      <w:r>
-        <w:rPr>
-          <w:rFonts w:ascii="Manrope" w:eastAsia="Times New Roman" w:hAnsi="Manrope" w:cs="Times New Roman"/>
-          <w:color w:val="000000"/>
-          <w:spacing w:val="2"/>
-          <w:sz w:val="24"/>
-          <w:szCs w:val="24"/>
-        </w:rPr>
-        <w:t xml:space="preserve">  - **Service Type** (required; options: Kitchens, Doors, Wardrobes, </w:t>
-      </w:r>
-      <w:proofErr w:type="gramStart"/>
-      <w:r>
-        <w:rPr>
-          <w:rFonts w:ascii="Manrope" w:eastAsia="Times New Roman" w:hAnsi="Manrope" w:cs="Times New Roman"/>
-          <w:color w:val="000000"/>
-          <w:spacing w:val="2"/>
-          <w:sz w:val="24"/>
-          <w:szCs w:val="24"/>
-        </w:rPr>
-        <w:t>Media</w:t>
-      </w:r>
-      <w:proofErr w:type="gramEnd"/>
-      <w:r>
-        <w:rPr>
-          <w:rFonts w:ascii="Manrope" w:eastAsia="Times New Roman" w:hAnsi="Manrope" w:cs="Times New Roman"/>
-          <w:color w:val="000000"/>
-          <w:spacing w:val="2"/>
-          <w:sz w:val="24"/>
-          <w:szCs w:val="24"/>
-        </w:rPr>
-        <w:t xml:space="preserve"> Walls)</w:t>
-      </w:r>
-    </w:p>
-    <w:p>
-      <w:pPr>
-        <w:spacing w:after="0" w:line="240" w:lineRule="auto"/>
-        <w:rPr>
-          <w:rFonts w:ascii="Manrope" w:eastAsia="Times New Roman" w:hAnsi="Manrope" w:cs="Times New Roman"/>
-          <w:color w:val="000000"/>
-          <w:spacing w:val="2"/>
-          <w:sz w:val="24"/>
-          <w:szCs w:val="24"/>
-        </w:rPr>
-      </w:pPr>
-      <w:r>
-        <w:rPr>
-          <w:rFonts w:ascii="Manrope" w:eastAsia="Times New Roman" w:hAnsi="Manrope" w:cs="Times New Roman"/>
-          <w:color w:val="000000"/>
-          <w:spacing w:val="2"/>
-          <w:sz w:val="24"/>
-          <w:szCs w:val="24"/>
-        </w:rPr>
-        <w:t xml:space="preserve">  - Brief description / project notes (optional)</w:t>
-      </w:r>
-    </w:p>
-    <w:p>
-      <w:pPr>
-        <w:spacing w:after="0" w:line="240" w:lineRule="auto"/>
-        <w:rPr>
-          <w:rFonts w:ascii="Manrope" w:eastAsia="Times New Roman" w:hAnsi="Manrope" w:cs="Times New Roman"/>
-          <w:color w:val="000000"/>
-          <w:spacing w:val="2"/>
-          <w:sz w:val="24"/>
-          <w:szCs w:val="24"/>
-        </w:rPr>
-      </w:pPr>
-      <w:r>
-        <w:rPr>
-          <w:rFonts w:ascii="Manrope" w:eastAsia="Times New Roman" w:hAnsi="Manrope" w:cs="Times New Roman"/>
-          <w:color w:val="000000"/>
-          <w:spacing w:val="2"/>
-          <w:sz w:val="24"/>
-          <w:szCs w:val="24"/>
-        </w:rPr>
-        <w:t xml:space="preserve">  - Preferred timeline (optional)</w:t>
-      </w:r>
-    </w:p>
-    <w:p>
-      <w:pPr>
-        <w:spacing w:after="0" w:line="240" w:lineRule="auto"/>
-        <w:rPr>
-          <w:rFonts w:ascii="Manrope" w:eastAsia="Times New Roman" w:hAnsi="Manrope" w:cs="Times New Roman"/>
-          <w:color w:val="000000"/>
-          <w:spacing w:val="2"/>
-          <w:sz w:val="24"/>
-          <w:szCs w:val="24"/>
-        </w:rPr>
-      </w:pPr>
-      <w:r>
-        <w:rPr>
-          <w:rFonts w:ascii="Manrope" w:eastAsia="Times New Roman" w:hAnsi="Manrope" w:cs="Times New Roman"/>
-          <w:color w:val="000000"/>
-          <w:spacing w:val="2"/>
-          <w:sz w:val="24"/>
-          <w:szCs w:val="24"/>
-        </w:rPr>
-        <w:t xml:space="preserve">  - Budget range (optional)</w:t>
-      </w:r>
-    </w:p>
-    <w:p>
-      <w:pPr>
-        <w:spacing w:after="0" w:line="240" w:lineRule="auto"/>
-        <w:rPr>
-          <w:rFonts w:ascii="Manrope" w:eastAsia="Times New Roman" w:hAnsi="Manrope" w:cs="Times New Roman"/>
-          <w:color w:val="000000"/>
-          <w:spacing w:val="2"/>
-          <w:sz w:val="24"/>
-          <w:szCs w:val="24"/>
-        </w:rPr>
-      </w:pPr>
-      <w:r>
-        <w:rPr>
-          <w:rFonts w:ascii="Manrope" w:eastAsia="Times New Roman" w:hAnsi="Manrope" w:cs="Times New Roman"/>
-          <w:color w:val="000000"/>
-          <w:spacing w:val="2"/>
-          <w:sz w:val="24"/>
-          <w:szCs w:val="24"/>
-        </w:rPr>
-        <w:t xml:space="preserve">  - Request on-site visit (checkbox) (optional)</w:t>
-      </w:r>
-    </w:p>
-    <w:p>
-      <w:pPr>
-        <w:spacing w:after="0" w:line="240" w:lineRule="auto"/>
-        <w:rPr>
-          <w:rFonts w:ascii="Manrope" w:eastAsia="Times New Roman" w:hAnsi="Manrope" w:cs="Times New Roman"/>
-          <w:color w:val="000000"/>
-          <w:spacing w:val="2"/>
-          <w:sz w:val="24"/>
-          <w:szCs w:val="24"/>
-        </w:rPr>
-      </w:pPr>
-      <w:r>
-        <w:rPr>
-          <w:rFonts w:ascii="Manrope" w:eastAsia="Times New Roman" w:hAnsi="Manrope" w:cs="Times New Roman"/>
-          <w:color w:val="000000"/>
-          <w:spacing w:val="2"/>
-          <w:sz w:val="24"/>
-          <w:szCs w:val="24"/>
-        </w:rPr>
-        <w:t xml:space="preserve">  - File upload (plans/photos) (optional)</w:t>
-      </w:r>
-    </w:p>
-    <w:p>
-      <w:pPr>
-        <w:spacing w:after="0" w:line="240" w:lineRule="auto"/>
-        <w:rPr>
-          <w:rFonts w:ascii="Manrope" w:eastAsia="Times New Roman" w:hAnsi="Manrope" w:cs="Times New Roman"/>
-          <w:color w:val="000000"/>
-          <w:spacing w:val="2"/>
-          <w:sz w:val="24"/>
-          <w:szCs w:val="24"/>
-        </w:rPr>
-      </w:pPr>
-      <w:r>
-        <w:rPr>
-          <w:rFonts w:ascii="Manrope" w:eastAsia="Times New Roman" w:hAnsi="Manrope" w:cs="Times New Roman"/>
-          <w:color w:val="000000"/>
-          <w:spacing w:val="2"/>
-          <w:sz w:val="24"/>
-          <w:szCs w:val="24"/>
-        </w:rPr>
-        <w:t>- After submission: lead confirmation screen with reference ID and expected response time.</w:t>
-      </w:r>
-    </w:p>
-    <w:p>
-      <w:pPr>
-        <w:spacing w:after="0" w:line="240" w:lineRule="auto"/>
-        <w:rPr>
-          <w:rFonts w:ascii="Manrope" w:eastAsia="Times New Roman" w:hAnsi="Manrope" w:cs="Times New Roman"/>
-          <w:color w:val="000000"/>
-          <w:spacing w:val="2"/>
-          <w:sz w:val="24"/>
-          <w:szCs w:val="24"/>
-        </w:rPr>
-      </w:pPr>
-    </w:p>
-    <w:p>
-      <w:pPr>
-        <w:spacing w:after="0" w:line="240" w:lineRule="auto"/>
-        <w:rPr>
-          <w:rFonts w:ascii="Manrope" w:eastAsia="Times New Roman" w:hAnsi="Manrope" w:cs="Times New Roman"/>
-          <w:color w:val="000000"/>
-          <w:spacing w:val="2"/>
-          <w:sz w:val="24"/>
-          <w:szCs w:val="24"/>
-        </w:rPr>
-      </w:pPr>
-      <w:r>
-        <w:rPr>
-          <w:rFonts w:ascii="Manrope" w:eastAsia="Times New Roman" w:hAnsi="Manrope" w:cs="Times New Roman"/>
-          <w:color w:val="000000"/>
-          <w:spacing w:val="2"/>
-          <w:sz w:val="24"/>
-          <w:szCs w:val="24"/>
-        </w:rPr>
-        <w:t>## Visual Direction</w:t>
-      </w:r>
-    </w:p>
-    <w:p>
-      <w:pPr>
-        <w:spacing w:after="0" w:line="240" w:lineRule="auto"/>
-        <w:rPr>
-          <w:rFonts w:ascii="Manrope" w:eastAsia="Times New Roman" w:hAnsi="Manrope" w:cs="Times New Roman"/>
-          <w:color w:val="000000"/>
-          <w:spacing w:val="2"/>
-          <w:sz w:val="24"/>
-          <w:szCs w:val="24"/>
-        </w:rPr>
-      </w:pPr>
-      <w:r>
-        <w:rPr>
-          <w:rFonts w:ascii="Manrope" w:eastAsia="Times New Roman" w:hAnsi="Manrope" w:cs="Times New Roman"/>
-          <w:color w:val="000000"/>
-          <w:spacing w:val="2"/>
-          <w:sz w:val="24"/>
-          <w:szCs w:val="24"/>
-        </w:rPr>
-        <w:t>- Tone: **Modern, minimal, eye</w:t>
-      </w:r>
-      <w:r>
-        <w:rPr>
-          <w:rFonts w:ascii="Manrope" w:eastAsia="Times New Roman" w:hAnsi="Manrope" w:cs="Times New Roman"/>
-          <w:color w:val="000000"/>
-          <w:spacing w:val="2"/>
-          <w:sz w:val="24"/>
-          <w:szCs w:val="24"/>
-        </w:rPr>
-        <w:noBreakHyphen/>
-        <w:t>catching**. Use supplied logo and color palette: **dark green**, **olive**, **bright yellow** (accent CTAs), **light gray**, **black** for typography and contrast.</w:t>
-      </w:r>
-    </w:p>
-    <w:p>
-      <w:pPr>
-        <w:spacing w:after="0" w:line="240" w:lineRule="auto"/>
-        <w:rPr>
-          <w:rFonts w:ascii="Manrope" w:eastAsia="Times New Roman" w:hAnsi="Manrope" w:cs="Times New Roman"/>
-          <w:color w:val="000000"/>
-          <w:spacing w:val="2"/>
-          <w:sz w:val="24"/>
-          <w:szCs w:val="24"/>
-        </w:rPr>
-      </w:pPr>
-      <w:r>
-        <w:rPr>
-          <w:rFonts w:ascii="Manrope" w:eastAsia="Times New Roman" w:hAnsi="Manrope" w:cs="Times New Roman"/>
-          <w:color w:val="000000"/>
-          <w:spacing w:val="2"/>
-          <w:sz w:val="24"/>
-          <w:szCs w:val="24"/>
-        </w:rPr>
-        <w:t>- Typography: clear hierarchy with large headlines, medium weights for UI copy, and readable body sizes. Use generous white space and bold imagery (3D renders and product photography).</w:t>
-      </w:r>
-    </w:p>
-    <w:p>
-      <w:pPr>
-        <w:spacing w:after="0" w:line="240" w:lineRule="auto"/>
-        <w:rPr>
-          <w:rFonts w:ascii="Manrope" w:eastAsia="Times New Roman" w:hAnsi="Manrope" w:cs="Times New Roman"/>
-          <w:color w:val="000000"/>
-          <w:spacing w:val="2"/>
-          <w:sz w:val="24"/>
-          <w:szCs w:val="24"/>
-        </w:rPr>
-      </w:pPr>
-      <w:r>
-        <w:rPr>
-          <w:rFonts w:ascii="Manrope" w:eastAsia="Times New Roman" w:hAnsi="Manrope" w:cs="Times New Roman"/>
-          <w:color w:val="000000"/>
-          <w:spacing w:val="2"/>
-          <w:sz w:val="24"/>
-          <w:szCs w:val="24"/>
-        </w:rPr>
-        <w:t>- Imagery: prioritized 3D renders for services and high-quality photos for products. Use large media areas for hero and product detail pages.</w:t>
-      </w:r>
-    </w:p>
-    <w:p>
-      <w:pPr>
-        <w:spacing w:after="0" w:line="240" w:lineRule="auto"/>
-        <w:rPr>
-          <w:rFonts w:ascii="Manrope" w:eastAsia="Times New Roman" w:hAnsi="Manrope" w:cs="Times New Roman"/>
-          <w:color w:val="000000"/>
-          <w:spacing w:val="2"/>
-          <w:sz w:val="24"/>
-          <w:szCs w:val="24"/>
-        </w:rPr>
-      </w:pPr>
-    </w:p>
-    <w:p>
-      <w:pPr>
-        <w:spacing w:after="0" w:line="240" w:lineRule="auto"/>
-        <w:rPr>
-          <w:rFonts w:ascii="Manrope" w:eastAsia="Times New Roman" w:hAnsi="Manrope" w:cs="Times New Roman"/>
-          <w:color w:val="000000"/>
-          <w:spacing w:val="2"/>
-          <w:sz w:val="24"/>
-          <w:szCs w:val="24"/>
-        </w:rPr>
-      </w:pPr>
-      <w:r>
-        <w:rPr>
-          <w:rFonts w:ascii="Manrope" w:eastAsia="Times New Roman" w:hAnsi="Manrope" w:cs="Times New Roman"/>
-          <w:color w:val="000000"/>
-          <w:spacing w:val="2"/>
-          <w:sz w:val="24"/>
-          <w:szCs w:val="24"/>
-        </w:rPr>
-        <w:t>## Responsive Notes (summary)</w:t>
-      </w:r>
-    </w:p>
-    <w:p>
-      <w:pPr>
-        <w:spacing w:after="0" w:line="240" w:lineRule="auto"/>
-        <w:rPr>
-          <w:rFonts w:ascii="Manrope" w:eastAsia="Times New Roman" w:hAnsi="Manrope" w:cs="Times New Roman"/>
-          <w:color w:val="000000"/>
-          <w:spacing w:val="2"/>
-          <w:sz w:val="24"/>
-          <w:szCs w:val="24"/>
-        </w:rPr>
-      </w:pPr>
-      <w:r>
-        <w:rPr>
-          <w:rFonts w:ascii="Manrope" w:eastAsia="Times New Roman" w:hAnsi="Manrope" w:cs="Times New Roman"/>
-          <w:color w:val="000000"/>
-          <w:spacing w:val="2"/>
-          <w:sz w:val="24"/>
-          <w:szCs w:val="24"/>
-        </w:rPr>
-        <w:t>- Desktop (1440px): full multi-column layouts (header with two rows + sub-</w:t>
-      </w:r>
-      <w:proofErr w:type="spellStart"/>
-      <w:r>
-        <w:rPr>
-          <w:rFonts w:ascii="Manrope" w:eastAsia="Times New Roman" w:hAnsi="Manrope" w:cs="Times New Roman"/>
-          <w:color w:val="000000"/>
-          <w:spacing w:val="2"/>
-          <w:sz w:val="24"/>
-          <w:szCs w:val="24"/>
-        </w:rPr>
-        <w:t>navbar</w:t>
-      </w:r>
-      <w:proofErr w:type="spellEnd"/>
-      <w:r>
-        <w:rPr>
-          <w:rFonts w:ascii="Manrope" w:eastAsia="Times New Roman" w:hAnsi="Manrope" w:cs="Times New Roman"/>
-          <w:color w:val="000000"/>
-          <w:spacing w:val="2"/>
-          <w:sz w:val="24"/>
-          <w:szCs w:val="24"/>
-        </w:rPr>
-        <w:t>; 4-column product grids; two-column product detail).</w:t>
-      </w:r>
-    </w:p>
-    <w:p>
-      <w:pPr>
-        <w:spacing w:after="0" w:line="240" w:lineRule="auto"/>
-        <w:rPr>
-          <w:rFonts w:ascii="Manrope" w:eastAsia="Times New Roman" w:hAnsi="Manrope" w:cs="Times New Roman"/>
-          <w:color w:val="000000"/>
-          <w:spacing w:val="2"/>
-          <w:sz w:val="24"/>
-          <w:szCs w:val="24"/>
-        </w:rPr>
-      </w:pPr>
-      <w:r>
-        <w:rPr>
-          <w:rFonts w:ascii="Manrope" w:eastAsia="Times New Roman" w:hAnsi="Manrope" w:cs="Times New Roman"/>
-          <w:color w:val="000000"/>
-          <w:spacing w:val="2"/>
-          <w:sz w:val="24"/>
-          <w:szCs w:val="24"/>
-        </w:rPr>
-        <w:t>- Laptop (1366px): maintained structure with slightly reduced columns (3–4 product columns) and tighter spacing.</w:t>
-      </w:r>
-    </w:p>
-    <w:p>
-      <w:pPr>
-        <w:spacing w:after="0" w:line="240" w:lineRule="auto"/>
-        <w:rPr>
-          <w:rFonts w:ascii="Manrope" w:eastAsia="Times New Roman" w:hAnsi="Manrope" w:cs="Times New Roman"/>
-          <w:color w:val="000000"/>
-          <w:spacing w:val="2"/>
-          <w:sz w:val="24"/>
-          <w:szCs w:val="24"/>
-        </w:rPr>
-      </w:pPr>
-      <w:r>
-        <w:rPr>
-          <w:rFonts w:ascii="Manrope" w:eastAsia="Times New Roman" w:hAnsi="Manrope" w:cs="Times New Roman"/>
-          <w:color w:val="000000"/>
-          <w:spacing w:val="2"/>
-          <w:sz w:val="24"/>
-          <w:szCs w:val="24"/>
-        </w:rPr>
-        <w:t>- Mobile (390px): stacked single-column flows, hamburger menu, filters in full-screen panel, product grid 2 columns, sticky CTAs for Add to Cart / Checkout.</w:t>
-      </w:r>
-    </w:p>
-    <w:p>
-      <w:pPr>
-        <w:spacing w:after="0" w:line="240" w:lineRule="auto"/>
-        <w:rPr>
-          <w:rFonts w:ascii="Manrope" w:eastAsia="Times New Roman" w:hAnsi="Manrope" w:cs="Times New Roman"/>
-          <w:color w:val="000000"/>
-          <w:spacing w:val="2"/>
-          <w:sz w:val="24"/>
-          <w:szCs w:val="24"/>
-        </w:rPr>
-      </w:pPr>
-    </w:p>
-    <w:p>
-      <w:pPr>
-        <w:spacing w:after="0" w:line="240" w:lineRule="auto"/>
-        <w:rPr>
-          <w:rFonts w:ascii="Manrope" w:eastAsia="Times New Roman" w:hAnsi="Manrope" w:cs="Times New Roman"/>
-          <w:color w:val="000000"/>
-          <w:spacing w:val="2"/>
-          <w:sz w:val="24"/>
-          <w:szCs w:val="24"/>
-        </w:rPr>
-      </w:pPr>
-      <w:r>
-        <w:rPr>
-          <w:rFonts w:ascii="Manrope" w:eastAsia="Times New Roman" w:hAnsi="Manrope" w:cs="Times New Roman"/>
-          <w:color w:val="000000"/>
-          <w:spacing w:val="2"/>
-          <w:sz w:val="24"/>
-          <w:szCs w:val="24"/>
-        </w:rPr>
-        <w:t>## Admin &amp; Content Workflows</w:t>
-      </w:r>
-    </w:p>
-    <w:p>
-      <w:pPr>
-        <w:spacing w:after="0" w:line="240" w:lineRule="auto"/>
-        <w:rPr>
-          <w:rFonts w:ascii="Manrope" w:eastAsia="Times New Roman" w:hAnsi="Manrope" w:cs="Times New Roman"/>
-          <w:color w:val="000000"/>
-          <w:spacing w:val="2"/>
-          <w:sz w:val="24"/>
-          <w:szCs w:val="24"/>
-        </w:rPr>
-      </w:pPr>
-      <w:r>
-        <w:rPr>
-          <w:rFonts w:ascii="Manrope" w:eastAsia="Times New Roman" w:hAnsi="Manrope" w:cs="Times New Roman"/>
-          <w:color w:val="000000"/>
-          <w:spacing w:val="2"/>
-          <w:sz w:val="24"/>
-          <w:szCs w:val="24"/>
-        </w:rPr>
-        <w:t>- Provide editable content blocks for homepage hero, collection tiles, promo banners, and FAQ entries.</w:t>
-      </w:r>
-    </w:p>
-    <w:p>
-      <w:pPr>
-        <w:spacing w:after="0" w:line="240" w:lineRule="auto"/>
-        <w:rPr>
-          <w:rFonts w:ascii="Manrope" w:eastAsia="Times New Roman" w:hAnsi="Manrope" w:cs="Times New Roman"/>
-          <w:color w:val="000000"/>
-          <w:spacing w:val="2"/>
-          <w:sz w:val="24"/>
-          <w:szCs w:val="24"/>
-        </w:rPr>
-      </w:pPr>
-      <w:r>
-        <w:rPr>
-          <w:rFonts w:ascii="Manrope" w:eastAsia="Times New Roman" w:hAnsi="Manrope" w:cs="Times New Roman"/>
-          <w:color w:val="000000"/>
-          <w:spacing w:val="2"/>
-          <w:sz w:val="24"/>
-          <w:szCs w:val="24"/>
-        </w:rPr>
-        <w:t>- Admin pages include list/detail views and bulk actions (status changes, CSV export).</w:t>
-      </w:r>
-    </w:p>
-    <w:p>
-      <w:pPr>
-        <w:spacing w:after="0" w:line="240" w:lineRule="auto"/>
-        <w:rPr>
-          <w:rFonts w:ascii="Manrope" w:eastAsia="Times New Roman" w:hAnsi="Manrope" w:cs="Times New Roman"/>
-          <w:color w:val="000000"/>
-          <w:spacing w:val="2"/>
-          <w:sz w:val="24"/>
-          <w:szCs w:val="24"/>
-        </w:rPr>
-      </w:pPr>
-    </w:p>
-    <w:p>
-      <w:pPr>
-        <w:spacing w:after="0" w:line="240" w:lineRule="auto"/>
-        <w:rPr>
-          <w:rFonts w:ascii="Manrope" w:eastAsia="Times New Roman" w:hAnsi="Manrope" w:cs="Times New Roman"/>
-          <w:color w:val="000000"/>
-          <w:spacing w:val="2"/>
-          <w:sz w:val="24"/>
-          <w:szCs w:val="24"/>
-        </w:rPr>
-      </w:pPr>
-      <w:r>
-        <w:rPr>
-          <w:rFonts w:ascii="Manrope" w:eastAsia="Times New Roman" w:hAnsi="Manrope" w:cs="Times New Roman"/>
-          <w:color w:val="000000"/>
-          <w:spacing w:val="2"/>
-          <w:sz w:val="24"/>
-          <w:szCs w:val="24"/>
-        </w:rPr>
-        <w:t>## Acceptance-ready Items Included in the Plan</w:t>
-      </w:r>
-    </w:p>
-    <w:p>
-      <w:pPr>
-        <w:spacing w:after="0" w:line="240" w:lineRule="auto"/>
-        <w:rPr>
-          <w:rFonts w:ascii="Manrope" w:eastAsia="Times New Roman" w:hAnsi="Manrope" w:cs="Times New Roman"/>
-          <w:color w:val="000000"/>
-          <w:spacing w:val="2"/>
-          <w:sz w:val="24"/>
-          <w:szCs w:val="24"/>
-        </w:rPr>
-      </w:pPr>
-      <w:r>
-        <w:rPr>
-          <w:rFonts w:ascii="Manrope" w:eastAsia="Times New Roman" w:hAnsi="Manrope" w:cs="Times New Roman"/>
-          <w:color w:val="000000"/>
-          <w:spacing w:val="2"/>
-          <w:sz w:val="24"/>
-          <w:szCs w:val="24"/>
-        </w:rPr>
-        <w:t xml:space="preserve">- Complete list of screens and </w:t>
-      </w:r>
-      <w:proofErr w:type="spellStart"/>
-      <w:r>
-        <w:rPr>
-          <w:rFonts w:ascii="Manrope" w:eastAsia="Times New Roman" w:hAnsi="Manrope" w:cs="Times New Roman"/>
-          <w:color w:val="000000"/>
-          <w:spacing w:val="2"/>
-          <w:sz w:val="24"/>
-          <w:szCs w:val="24"/>
-        </w:rPr>
-        <w:t>artboards</w:t>
-      </w:r>
-      <w:proofErr w:type="spellEnd"/>
-      <w:r>
-        <w:rPr>
-          <w:rFonts w:ascii="Manrope" w:eastAsia="Times New Roman" w:hAnsi="Manrope" w:cs="Times New Roman"/>
-          <w:color w:val="000000"/>
-          <w:spacing w:val="2"/>
-          <w:sz w:val="24"/>
-          <w:szCs w:val="24"/>
-        </w:rPr>
-        <w:t xml:space="preserve"> for Desktop, Laptop, and Mobile.</w:t>
-      </w:r>
-    </w:p>
-    <w:p>
-      <w:pPr>
-        <w:spacing w:after="0" w:line="240" w:lineRule="auto"/>
-        <w:rPr>
-          <w:rFonts w:ascii="Manrope" w:eastAsia="Times New Roman" w:hAnsi="Manrope" w:cs="Times New Roman"/>
-          <w:color w:val="000000"/>
-          <w:spacing w:val="2"/>
-          <w:sz w:val="24"/>
-          <w:szCs w:val="24"/>
-        </w:rPr>
-      </w:pPr>
-      <w:r>
-        <w:rPr>
-          <w:rFonts w:ascii="Manrope" w:eastAsia="Times New Roman" w:hAnsi="Manrope" w:cs="Times New Roman"/>
-          <w:color w:val="000000"/>
-          <w:spacing w:val="2"/>
-          <w:sz w:val="24"/>
-          <w:szCs w:val="24"/>
-        </w:rPr>
-        <w:t xml:space="preserve">- Explicit header, </w:t>
-      </w:r>
-      <w:proofErr w:type="spellStart"/>
-      <w:r>
-        <w:rPr>
-          <w:rFonts w:ascii="Manrope" w:eastAsia="Times New Roman" w:hAnsi="Manrope" w:cs="Times New Roman"/>
-          <w:color w:val="000000"/>
-          <w:spacing w:val="2"/>
-          <w:sz w:val="24"/>
-          <w:szCs w:val="24"/>
-        </w:rPr>
-        <w:t>nav</w:t>
-      </w:r>
-      <w:proofErr w:type="spellEnd"/>
-      <w:r>
-        <w:rPr>
-          <w:rFonts w:ascii="Manrope" w:eastAsia="Times New Roman" w:hAnsi="Manrope" w:cs="Times New Roman"/>
-          <w:color w:val="000000"/>
-          <w:spacing w:val="2"/>
-          <w:sz w:val="24"/>
-          <w:szCs w:val="24"/>
-        </w:rPr>
-        <w:t>, footer, product card, product detail, checkout flow, se</w:t>
-      </w:r>
       <w:bookmarkStart w:id="0" w:name="_GoBack"/>
       <w:bookmarkEnd w:id="0"/>
-      <w:r>
-        <w:rPr>
-          <w:rFonts w:ascii="Manrope" w:eastAsia="Times New Roman" w:hAnsi="Manrope" w:cs="Times New Roman"/>
-          <w:color w:val="000000"/>
-          <w:spacing w:val="2"/>
-          <w:sz w:val="24"/>
-          <w:szCs w:val="24"/>
-        </w:rPr>
-        <w:t>rvices flow, quote form fields and required flags, and admin dashboard sections.</w:t>
-      </w:r>
-    </w:p>
-    <w:p>
-      <w:pPr>
-        <w:spacing w:after="0" w:line="240" w:lineRule="auto"/>
-        <w:rPr>
-          <w:rFonts w:ascii="Manrope" w:eastAsia="Times New Roman" w:hAnsi="Manrope" w:cs="Times New Roman"/>
-          <w:color w:val="000000"/>
-          <w:spacing w:val="2"/>
-          <w:sz w:val="24"/>
-          <w:szCs w:val="24"/>
-        </w:rPr>
-      </w:pPr>
-      <w:r>
-        <w:rPr>
-          <w:rFonts w:ascii="Manrope" w:eastAsia="Times New Roman" w:hAnsi="Manrope" w:cs="Times New Roman"/>
-          <w:color w:val="000000"/>
-          <w:spacing w:val="2"/>
-          <w:sz w:val="24"/>
-          <w:szCs w:val="24"/>
-        </w:rPr>
-        <w:t>- Visual direction and responsive behavior notes.</w:t>
-      </w:r>
-    </w:p>
-    <w:p>
-      <w:pPr>
-        <w:spacing w:after="0" w:line="240" w:lineRule="auto"/>
-        <w:rPr>
-          <w:rFonts w:ascii="Manrope" w:eastAsia="Times New Roman" w:hAnsi="Manrope" w:cs="Times New Roman"/>
-          <w:color w:val="000000"/>
-          <w:spacing w:val="2"/>
-          <w:sz w:val="24"/>
-          <w:szCs w:val="24"/>
-        </w:rPr>
-      </w:pPr>
-    </w:p>
-    <w:p>
-      <w:pPr>
-        <w:rPr>
-          <w:rFonts w:cstheme="minorHAnsi"/>
-        </w:rPr>
-      </w:pPr>
     </w:p>
     <w:sectPr>
       <w:pgSz w:w="12240" w:h="15840"/>
@@ -9155,7 +4117,7 @@
 
 <file path=word/numbering.xml><?xml version="1.0" encoding="utf-8"?>
 <w:numbering xmlns:wpc="http://schemas.microsoft.com/office/word/2010/wordprocessingCanvas" xmlns:mc="http://schemas.openxmlformats.org/markup-compatibility/2006" xmlns:o="urn:schemas-microsoft-com:office:office" xmlns:r="http://schemas.openxmlformats.org/officeDocument/2006/relationships" xmlns:m="http://schemas.openxmlformats.org/officeDocument/2006/math" xmlns:v="urn:schemas-microsoft-com:vml" xmlns:wp14="http://schemas.microsoft.com/office/word/2010/wordprocessingDrawing" xmlns:wp="http://schemas.openxmlformats.org/drawingml/2006/wordprocessingDrawing" xmlns:w10="urn:schemas-microsoft-com:office:word" xmlns:w="http://schemas.openxmlformats.org/wordprocessingml/2006/main" xmlns:w14="http://schemas.microsoft.com/office/word/2010/wordml" xmlns:w15="http://schemas.microsoft.com/office/word/2012/wordml" xmlns:wpg="http://schemas.microsoft.com/office/word/2010/wordprocessingGroup" xmlns:wpi="http://schemas.microsoft.com/office/word/2010/wordprocessingInk" xmlns:wne="http://schemas.microsoft.com/office/word/2006/wordml" xmlns:wps="http://schemas.microsoft.com/office/word/2010/wordprocessingShape" mc:Ignorable="w14 w15 wp14">
-  <w:abstractNum w:abstractNumId="0">
+  <w:abstractNum w:abstractNumId="0" w15:restartNumberingAfterBreak="0">
     <w:nsid w:val="06325896"/>
     <w:multiLevelType w:val="multilevel"/>
     <w:tmpl w:val="9C3ADC8C"/>
@@ -9272,7 +4234,7 @@
       </w:pPr>
     </w:lvl>
   </w:abstractNum>
-  <w:abstractNum w:abstractNumId="1">
+  <w:abstractNum w:abstractNumId="1" w15:restartNumberingAfterBreak="0">
     <w:nsid w:val="12236AC3"/>
     <w:multiLevelType w:val="multilevel"/>
     <w:tmpl w:val="16FAB9CA"/>
@@ -9421,7 +4383,7 @@
       </w:rPr>
     </w:lvl>
   </w:abstractNum>
-  <w:abstractNum w:abstractNumId="2">
+  <w:abstractNum w:abstractNumId="2" w15:restartNumberingAfterBreak="0">
     <w:nsid w:val="12352C5B"/>
     <w:multiLevelType w:val="multilevel"/>
     <w:tmpl w:val="C1DCA126"/>
@@ -9570,7 +4532,7 @@
       </w:rPr>
     </w:lvl>
   </w:abstractNum>
-  <w:abstractNum w:abstractNumId="3">
+  <w:abstractNum w:abstractNumId="3" w15:restartNumberingAfterBreak="0">
     <w:nsid w:val="1BF371F4"/>
     <w:multiLevelType w:val="multilevel"/>
     <w:tmpl w:val="DA66F842"/>
@@ -9683,7 +4645,7 @@
       </w:pPr>
     </w:lvl>
   </w:abstractNum>
-  <w:abstractNum w:abstractNumId="4">
+  <w:abstractNum w:abstractNumId="4" w15:restartNumberingAfterBreak="0">
     <w:nsid w:val="342B152B"/>
     <w:multiLevelType w:val="multilevel"/>
     <w:tmpl w:val="8C762372"/>
@@ -9832,7 +4794,7 @@
       </w:rPr>
     </w:lvl>
   </w:abstractNum>
-  <w:abstractNum w:abstractNumId="5">
+  <w:abstractNum w:abstractNumId="5" w15:restartNumberingAfterBreak="0">
     <w:nsid w:val="40703E35"/>
     <w:multiLevelType w:val="multilevel"/>
     <w:tmpl w:val="855CB77A"/>
@@ -9981,7 +4943,7 @@
       </w:rPr>
     </w:lvl>
   </w:abstractNum>
-  <w:abstractNum w:abstractNumId="6">
+  <w:abstractNum w:abstractNumId="6" w15:restartNumberingAfterBreak="0">
     <w:nsid w:val="44A0723B"/>
     <w:multiLevelType w:val="multilevel"/>
     <w:tmpl w:val="1C680E24"/>
@@ -10130,7 +5092,7 @@
       </w:rPr>
     </w:lvl>
   </w:abstractNum>
-  <w:abstractNum w:abstractNumId="7">
+  <w:abstractNum w:abstractNumId="7" w15:restartNumberingAfterBreak="0">
     <w:nsid w:val="4D2E154C"/>
     <w:multiLevelType w:val="multilevel"/>
     <w:tmpl w:val="65F62BDC"/>
@@ -10243,7 +5205,7 @@
       </w:pPr>
     </w:lvl>
   </w:abstractNum>
-  <w:abstractNum w:abstractNumId="8">
+  <w:abstractNum w:abstractNumId="8" w15:restartNumberingAfterBreak="0">
     <w:nsid w:val="4E376AE6"/>
     <w:multiLevelType w:val="multilevel"/>
     <w:tmpl w:val="6CE8786A"/>
@@ -10360,7 +5322,7 @@
       </w:pPr>
     </w:lvl>
   </w:abstractNum>
-  <w:abstractNum w:abstractNumId="9">
+  <w:abstractNum w:abstractNumId="9" w15:restartNumberingAfterBreak="0">
     <w:nsid w:val="536631C7"/>
     <w:multiLevelType w:val="multilevel"/>
     <w:tmpl w:val="AAA62898"/>
@@ -10509,7 +5471,7 @@
       </w:rPr>
     </w:lvl>
   </w:abstractNum>
-  <w:abstractNum w:abstractNumId="10">
+  <w:abstractNum w:abstractNumId="10" w15:restartNumberingAfterBreak="0">
     <w:nsid w:val="633E0C30"/>
     <w:multiLevelType w:val="multilevel"/>
     <w:tmpl w:val="61628942"/>
@@ -10622,7 +5584,7 @@
       </w:pPr>
     </w:lvl>
   </w:abstractNum>
-  <w:abstractNum w:abstractNumId="11">
+  <w:abstractNum w:abstractNumId="11" w15:restartNumberingAfterBreak="0">
     <w:nsid w:val="686A6DC4"/>
     <w:multiLevelType w:val="multilevel"/>
     <w:tmpl w:val="9486590E"/>
@@ -10735,7 +5697,7 @@
       </w:pPr>
     </w:lvl>
   </w:abstractNum>
-  <w:abstractNum w:abstractNumId="12">
+  <w:abstractNum w:abstractNumId="12" w15:restartNumberingAfterBreak="0">
     <w:nsid w:val="692A4647"/>
     <w:multiLevelType w:val="multilevel"/>
     <w:tmpl w:val="9B629556"/>
@@ -10884,7 +5846,7 @@
       </w:rPr>
     </w:lvl>
   </w:abstractNum>
-  <w:abstractNum w:abstractNumId="13">
+  <w:abstractNum w:abstractNumId="13" w15:restartNumberingAfterBreak="0">
     <w:nsid w:val="79FE4619"/>
     <w:multiLevelType w:val="multilevel"/>
     <w:tmpl w:val="BAD28F7E"/>
@@ -11033,7 +5995,7 @@
       </w:rPr>
     </w:lvl>
   </w:abstractNum>
-  <w:abstractNum w:abstractNumId="14">
+  <w:abstractNum w:abstractNumId="14" w15:restartNumberingAfterBreak="0">
     <w:nsid w:val="7AE15CC4"/>
     <w:multiLevelType w:val="multilevel"/>
     <w:tmpl w:val="4D949250"/>
